--- a/report/BaoCao_BTL_Nhom11.docx
+++ b/report/BaoCao_BTL_Nhom11.docx
@@ -2742,7 +2742,7 @@
       <w:r>
         <w:drawing>
           <wp:inline xmlns:a="http://schemas.openxmlformats.org/drawingml/2006/main" xmlns:pic="http://schemas.openxmlformats.org/drawingml/2006/picture">
-            <wp:extent cx="5303520" cy="1774269"/>
+            <wp:extent cx="5303520" cy="2814113"/>
             <wp:docPr id="1" name="Picture 1"/>
             <wp:cNvGraphicFramePr>
               <a:graphicFrameLocks noChangeAspect="1"/>
@@ -2763,7 +2763,7 @@
                   <pic:spPr>
                     <a:xfrm>
                       <a:off x="0" y="0"/>
-                      <a:ext cx="5303520" cy="1774269"/>
+                      <a:ext cx="5303520" cy="2814113"/>
                     </a:xfrm>
                     <a:prstGeom prst="rect"/>
                   </pic:spPr>
@@ -4636,7 +4636,7 @@
       <w:r>
         <w:drawing>
           <wp:inline xmlns:a="http://schemas.openxmlformats.org/drawingml/2006/main" xmlns:pic="http://schemas.openxmlformats.org/drawingml/2006/picture">
-            <wp:extent cx="5303520" cy="3027827"/>
+            <wp:extent cx="5303520" cy="2814113"/>
             <wp:docPr id="5" name="Picture 5"/>
             <wp:cNvGraphicFramePr>
               <a:graphicFrameLocks noChangeAspect="1"/>
@@ -4657,7 +4657,7 @@
                   <pic:spPr>
                     <a:xfrm>
                       <a:off x="0" y="0"/>
-                      <a:ext cx="5303520" cy="3027827"/>
+                      <a:ext cx="5303520" cy="2814113"/>
                     </a:xfrm>
                     <a:prstGeom prst="rect"/>
                   </pic:spPr>
@@ -4962,7 +4962,7 @@
       <w:r>
         <w:drawing>
           <wp:inline xmlns:a="http://schemas.openxmlformats.org/drawingml/2006/main" xmlns:pic="http://schemas.openxmlformats.org/drawingml/2006/picture">
-            <wp:extent cx="5303520" cy="4281387"/>
+            <wp:extent cx="5303520" cy="4221169"/>
             <wp:docPr id="7" name="Picture 7"/>
             <wp:cNvGraphicFramePr>
               <a:graphicFrameLocks noChangeAspect="1"/>
@@ -4983,7 +4983,7 @@
                   <pic:spPr>
                     <a:xfrm>
                       <a:off x="0" y="0"/>
-                      <a:ext cx="5303520" cy="4281387"/>
+                      <a:ext cx="5303520" cy="4221169"/>
                     </a:xfrm>
                     <a:prstGeom prst="rect"/>
                   </pic:spPr>
@@ -6452,7 +6452,7 @@
       <w:r>
         <w:drawing>
           <wp:inline xmlns:a="http://schemas.openxmlformats.org/drawingml/2006/main" xmlns:pic="http://schemas.openxmlformats.org/drawingml/2006/picture">
-            <wp:extent cx="5303520" cy="3558345"/>
+            <wp:extent cx="5303520" cy="3671668"/>
             <wp:docPr id="8" name="Picture 8"/>
             <wp:cNvGraphicFramePr>
               <a:graphicFrameLocks noChangeAspect="1"/>
@@ -6473,7 +6473,7 @@
                   <pic:spPr>
                     <a:xfrm>
                       <a:off x="0" y="0"/>
-                      <a:ext cx="5303520" cy="3558345"/>
+                      <a:ext cx="5303520" cy="3671668"/>
                     </a:xfrm>
                     <a:prstGeom prst="rect"/>
                   </pic:spPr>

--- a/report/BaoCao_BTL_Nhom11.docx
+++ b/report/BaoCao_BTL_Nhom11.docx
@@ -104,6 +104,18 @@
           <w:sz w:val="21"/>
         </w:rPr>
         <w:t>Nhóm thực hiện: Nhóm 11 — Lớp CSE703093</w:t>
+      </w:r>
+    </w:p>
+    <w:p>
+      <w:pPr>
+        <w:spacing w:line="300" w:lineRule="auto" w:after="80"/>
+      </w:pPr>
+      <w:r>
+        <w:rPr>
+          <w:rFonts w:ascii="Segoe UI" w:hAnsi="Segoe UI"/>
+          <w:sz w:val="21"/>
+        </w:rPr>
+        <w:t>Kho lưu trữ mã nguồn GitHub: [https://github.com/bachiep/ATPM-Nhom11-ChuDe4-Fuzzing](https://github.com/bachiep/ATPM-Nhom11-ChuDe4-Fuzzing)</w:t>
       </w:r>
     </w:p>
     <w:tbl>
@@ -272,7 +284,7 @@
                 <w:rFonts w:ascii="Segoe UI" w:hAnsi="Segoe UI"/>
                 <w:sz w:val="18"/>
               </w:rPr>
-              <w:t>(Điền thông tin)</w:t>
+              <w:t>22010174</w:t>
             </w:r>
           </w:p>
         </w:tc>
@@ -290,7 +302,7 @@
                 <w:rFonts w:ascii="Segoe UI" w:hAnsi="Segoe UI"/>
                 <w:sz w:val="18"/>
               </w:rPr>
-              <w:t>(Điền thông tin)</w:t>
+              <w:t>K16-CNTT</w:t>
             </w:r>
           </w:p>
         </w:tc>
@@ -364,7 +376,7 @@
                 <w:rFonts w:ascii="Segoe UI" w:hAnsi="Segoe UI"/>
                 <w:sz w:val="18"/>
               </w:rPr>
-              <w:t>(Điền thông tin)</w:t>
+              <w:t>22010198</w:t>
             </w:r>
           </w:p>
         </w:tc>
@@ -382,7 +394,7 @@
                 <w:rFonts w:ascii="Segoe UI" w:hAnsi="Segoe UI"/>
                 <w:sz w:val="18"/>
               </w:rPr>
-              <w:t>(Điền thông tin)</w:t>
+              <w:t>K16-CNTT</w:t>
             </w:r>
           </w:p>
         </w:tc>
@@ -420,7 +432,7 @@
           <w:rFonts w:ascii="Segoe UI" w:hAnsi="Segoe UI"/>
           <w:sz w:val="21"/>
         </w:rPr>
-        <w:t>Hà Nội, Tháng 09 Năm 2026</w:t>
+        <w:t>Hà Nội, Tháng 10 Năm 2026</w:t>
       </w:r>
     </w:p>
     <w:p>
@@ -522,19 +534,7 @@
           <w:rFonts w:ascii="Segoe UI" w:hAnsi="Segoe UI"/>
           <w:sz w:val="20"/>
         </w:rPr>
-        <w:t>2.4 Phạm vi thực hiện</w:t>
-      </w:r>
-    </w:p>
-    <w:p>
-      <w:pPr>
-        <w:spacing w:line="300" w:lineRule="auto" w:after="80"/>
-      </w:pPr>
-      <w:r>
-        <w:rPr>
-          <w:rFonts w:ascii="Segoe UI" w:hAnsi="Segoe UI"/>
-          <w:sz w:val="21"/>
-        </w:rPr>
-        <w:t>3. [Phần 3: Phương pháp luận](#phần-3--phương-pháp-luận)</w:t>
+        <w:t>2.4 Sự khác biệt bản chất: Tầng biên nhị phân vs Ứng dụng Web / Query CRUD</w:t>
       </w:r>
     </w:p>
     <w:p>
@@ -547,7 +547,7 @@
           <w:rFonts w:ascii="Segoe UI" w:hAnsi="Segoe UI"/>
           <w:sz w:val="20"/>
         </w:rPr>
-        <w:t>3.1 Quy trình 5 bước áp dụng</w:t>
+        <w:t>2.5 Cơ chế quản lý bộ nhớ &amp; Vòng đời dữ liệu (Stack vs Heap, Tức thời vs Chờ xử lý)</w:t>
       </w:r>
     </w:p>
     <w:p>
@@ -560,7 +560,19 @@
           <w:rFonts w:ascii="Segoe UI" w:hAnsi="Segoe UI"/>
           <w:sz w:val="20"/>
         </w:rPr>
-        <w:t>3.2 Chiến lược Fuzzing Hộp đen (Black-box Fuzzing)</w:t>
+        <w:t>2.6 Phạm vi thực hiện</w:t>
+      </w:r>
+    </w:p>
+    <w:p>
+      <w:pPr>
+        <w:spacing w:line="300" w:lineRule="auto" w:after="80"/>
+      </w:pPr>
+      <w:r>
+        <w:rPr>
+          <w:rFonts w:ascii="Segoe UI" w:hAnsi="Segoe UI"/>
+          <w:sz w:val="21"/>
+        </w:rPr>
+        <w:t>3. [Phần 3: Phương pháp luận](#phần-3--phương-pháp-luận)</w:t>
       </w:r>
     </w:p>
     <w:p>
@@ -573,7 +585,7 @@
           <w:rFonts w:ascii="Segoe UI" w:hAnsi="Segoe UI"/>
           <w:sz w:val="20"/>
         </w:rPr>
-        <w:t>3.3 Chiến lược Fuzzing Hộp trắng (White-box Fuzzing với Z3 SMT Solver)</w:t>
+        <w:t>3.1 Quy trình 5 bước áp dụng</w:t>
       </w:r>
     </w:p>
     <w:p>
@@ -586,19 +598,7 @@
           <w:rFonts w:ascii="Segoe UI" w:hAnsi="Segoe UI"/>
           <w:sz w:val="20"/>
         </w:rPr>
-        <w:t>3.4 Chiến lược Fuzzing Hộp xám (Greybox Coverage-Guided Fuzzing)</w:t>
-      </w:r>
-    </w:p>
-    <w:p>
-      <w:pPr>
-        <w:spacing w:line="300" w:lineRule="auto" w:after="80"/>
-      </w:pPr>
-      <w:r>
-        <w:rPr>
-          <w:rFonts w:ascii="Segoe UI" w:hAnsi="Segoe UI"/>
-          <w:sz w:val="21"/>
-        </w:rPr>
-        <w:t>4. [Phần 4: Phân tích Lỗ hổng &amp; Bản vá (CWE-121)](#phần-4--phân-tích-lỗ-hổng--bản-vá)</w:t>
+        <w:t>3.2 Chiến lược Fuzzing Hộp đen (Black-box Fuzzing)</w:t>
       </w:r>
     </w:p>
     <w:p>
@@ -611,7 +611,7 @@
           <w:rFonts w:ascii="Segoe UI" w:hAnsi="Segoe UI"/>
           <w:sz w:val="20"/>
         </w:rPr>
-        <w:t>4.1 Vị trí lỗ hổng</w:t>
+        <w:t>3.3 Chiến lược Fuzzing Hộp trắng (White-box Fuzzing với Z3 SMT Solver)</w:t>
       </w:r>
     </w:p>
     <w:p>
@@ -624,7 +624,7 @@
           <w:rFonts w:ascii="Segoe UI" w:hAnsi="Segoe UI"/>
           <w:sz w:val="20"/>
         </w:rPr>
-        <w:t>4.2 Phân tích nguyên nhân gốc rễ (Root Cause)</w:t>
+        <w:t>3.4 Chiến lược Fuzzing Hộp xám (Greybox Coverage-Guided Fuzzing)</w:t>
       </w:r>
     </w:p>
     <w:p>
@@ -637,7 +637,19 @@
           <w:rFonts w:ascii="Segoe UI" w:hAnsi="Segoe UI"/>
           <w:sz w:val="20"/>
         </w:rPr>
-        <w:t>4.3 Bằng chứng trước khi vá (v0 — ASan Crash Trace)</w:t>
+        <w:t>3.5 Độ phức tạp ngữ nghĩa &amp; Tính tất yếu toán học của Fuzzing thông minh</w:t>
+      </w:r>
+    </w:p>
+    <w:p>
+      <w:pPr>
+        <w:spacing w:line="300" w:lineRule="auto" w:after="80"/>
+      </w:pPr>
+      <w:r>
+        <w:rPr>
+          <w:rFonts w:ascii="Segoe UI" w:hAnsi="Segoe UI"/>
+          <w:sz w:val="21"/>
+        </w:rPr>
+        <w:t>4. [Phần 4: Phân tích Lỗ hổng &amp; Bản vá (CWE-121)](#phần-4--phân-tích-lỗ-hổng--bản-vá)</w:t>
       </w:r>
     </w:p>
     <w:p>
@@ -650,7 +662,7 @@
           <w:rFonts w:ascii="Segoe UI" w:hAnsi="Segoe UI"/>
           <w:sz w:val="20"/>
         </w:rPr>
-        <w:t>4.4 Kỹ thuật vá lỗi (So sánh chi tiết v0 vs v1)</w:t>
+        <w:t>4.1 Vị trí lỗ hổng</w:t>
       </w:r>
     </w:p>
     <w:p>
@@ -663,31 +675,7 @@
           <w:rFonts w:ascii="Segoe UI" w:hAnsi="Segoe UI"/>
           <w:sz w:val="20"/>
         </w:rPr>
-        <w:t>4.5 Bằng chứng kiểm chứng sau khi vá (v1 — 0 Finding)</w:t>
-      </w:r>
-    </w:p>
-    <w:p>
-      <w:pPr>
-        <w:spacing w:line="300" w:lineRule="auto" w:after="80"/>
-      </w:pPr>
-      <w:r>
-        <w:rPr>
-          <w:rFonts w:ascii="Segoe UI" w:hAnsi="Segoe UI"/>
-          <w:sz w:val="21"/>
-        </w:rPr>
-        <w:t>5. [Phần 5: Bảng tổng hợp Before/After](#phần-5--bảng-tổng-hợp-beforeafter)</w:t>
-      </w:r>
-    </w:p>
-    <w:p>
-      <w:pPr>
-        <w:spacing w:line="300" w:lineRule="auto" w:after="80"/>
-      </w:pPr>
-      <w:r>
-        <w:rPr>
-          <w:rFonts w:ascii="Segoe UI" w:hAnsi="Segoe UI"/>
-          <w:sz w:val="21"/>
-        </w:rPr>
-        <w:t>6. [Phần 6: Bằng chứng Kiểm chứng &amp; Thực nghiệm Định lượng](#phần-6--bằng-chứng-kiểm-chứng--thực-nghiệm-định-lượng)</w:t>
+        <w:t>4.2 Phân tích nguyên nhân gốc rễ (Root Cause &amp; CERT C Rules)</w:t>
       </w:r>
     </w:p>
     <w:p>
@@ -700,7 +688,7 @@
           <w:rFonts w:ascii="Segoe UI" w:hAnsi="Segoe UI"/>
           <w:sz w:val="20"/>
         </w:rPr>
-        <w:t>6.1 Bảng so sánh định lượng 30 Trials</w:t>
+        <w:t>4.3 Bằng chứng trước khi vá (v0 — ASan Crash Trace)</w:t>
       </w:r>
     </w:p>
     <w:p>
@@ -713,7 +701,7 @@
           <w:rFonts w:ascii="Segoe UI" w:hAnsi="Segoe UI"/>
           <w:sz w:val="20"/>
         </w:rPr>
-        <w:t>6.2 Phân tích Biểu đồ Thực nghiệm</w:t>
+        <w:t>4.4 Kỹ thuật vá lỗi (So sánh chi tiết v0 vs v1)</w:t>
       </w:r>
     </w:p>
     <w:p>
@@ -726,7 +714,31 @@
           <w:rFonts w:ascii="Segoe UI" w:hAnsi="Segoe UI"/>
           <w:sz w:val="20"/>
         </w:rPr>
-        <w:t>6.3 Kết quả phân tích tĩnh Cppcheck</w:t>
+        <w:t>4.5 Bằng chứng kiểm chứng sau khi vá (v1 — 0 Finding)</w:t>
+      </w:r>
+    </w:p>
+    <w:p>
+      <w:pPr>
+        <w:spacing w:line="300" w:lineRule="auto" w:after="80"/>
+      </w:pPr>
+      <w:r>
+        <w:rPr>
+          <w:rFonts w:ascii="Segoe UI" w:hAnsi="Segoe UI"/>
+          <w:sz w:val="21"/>
+        </w:rPr>
+        <w:t>5. [Phần 5: Bảng tổng hợp Before/After](#phần-5--bảng-tổng-hợp-beforeafter)</w:t>
+      </w:r>
+    </w:p>
+    <w:p>
+      <w:pPr>
+        <w:spacing w:line="300" w:lineRule="auto" w:after="80"/>
+      </w:pPr>
+      <w:r>
+        <w:rPr>
+          <w:rFonts w:ascii="Segoe UI" w:hAnsi="Segoe UI"/>
+          <w:sz w:val="21"/>
+        </w:rPr>
+        <w:t>6. [Phần 6: Bằng chứng Kiểm chứng &amp; Thực nghiệm Định lượng](#phần-6--bằng-chứng-kiểm-chứng--thực-nghiệm-định-lượng)</w:t>
       </w:r>
     </w:p>
     <w:p>
@@ -739,7 +751,7 @@
           <w:rFonts w:ascii="Segoe UI" w:hAnsi="Segoe UI"/>
           <w:sz w:val="20"/>
         </w:rPr>
-        <w:t>6.4 Phân tích Benchmark phụ: Rào cản 32-bit Unlock Code</w:t>
+        <w:t>6.1 Bảng so sánh định lượng 30 Trials</w:t>
       </w:r>
     </w:p>
     <w:p>
@@ -752,7 +764,7 @@
           <w:rFonts w:ascii="Segoe UI" w:hAnsi="Segoe UI"/>
           <w:sz w:val="20"/>
         </w:rPr>
-        <w:t>6.5 Kết quả Kiểm thử Tự động Toàn diện (PyTest 30 Test Cases)</w:t>
+        <w:t>6.2 Phân tích Biểu đồ Thực nghiệm</w:t>
       </w:r>
     </w:p>
     <w:p>
@@ -765,7 +777,94 @@
           <w:rFonts w:ascii="Segoe UI" w:hAnsi="Segoe UI"/>
           <w:sz w:val="20"/>
         </w:rPr>
+        <w:t>6.3 Kết quả phân tích tĩnh Cppcheck</w:t>
+      </w:r>
+    </w:p>
+    <w:p>
+      <w:pPr>
+        <w:pStyle w:val="ListBullet"/>
+        <w:spacing w:after="40"/>
+      </w:pPr>
+      <w:r>
+        <w:rPr>
+          <w:rFonts w:ascii="Segoe UI" w:hAnsi="Segoe UI"/>
+          <w:sz w:val="20"/>
+        </w:rPr>
+        <w:t>6.4 Phân tích Benchmark phụ: Rào cản 32-bit Unlock Code</w:t>
+      </w:r>
+    </w:p>
+    <w:p>
+      <w:pPr>
+        <w:pStyle w:val="ListBullet"/>
+        <w:spacing w:after="40"/>
+      </w:pPr>
+      <w:r>
+        <w:rPr>
+          <w:rFonts w:ascii="Segoe UI" w:hAnsi="Segoe UI"/>
+          <w:sz w:val="20"/>
+        </w:rPr>
+        <w:t>6.5 Kết quả Kiểm thử Tự động Toàn diện (PyTest 30 Test Cases)</w:t>
+      </w:r>
+    </w:p>
+    <w:p>
+      <w:pPr>
+        <w:pStyle w:val="ListBullet"/>
+        <w:spacing w:after="40"/>
+      </w:pPr>
+      <w:r>
+        <w:rPr>
+          <w:rFonts w:ascii="Segoe UI" w:hAnsi="Segoe UI"/>
+          <w:sz w:val="20"/>
+        </w:rPr>
         <w:t>6.6 Kiểm chứng Đặc tả Hình thức với Công cụ Giảng viên (SpecVerificationLab)</w:t>
+      </w:r>
+    </w:p>
+    <w:p>
+      <w:pPr>
+        <w:spacing w:line="300" w:lineRule="auto" w:after="80"/>
+      </w:pPr>
+      <w:r>
+        <w:rPr>
+          <w:rFonts w:ascii="Segoe UI" w:hAnsi="Segoe UI"/>
+          <w:sz w:val="21"/>
+        </w:rPr>
+        <w:t>+ 6.6.1 Lý do thiết kế &amp; Chi tiết 10 Sheet Đặc tả (SSOT)</w:t>
+      </w:r>
+    </w:p>
+    <w:p>
+      <w:pPr>
+        <w:spacing w:line="300" w:lineRule="auto" w:after="80"/>
+      </w:pPr>
+      <w:r>
+        <w:rPr>
+          <w:rFonts w:ascii="Segoe UI" w:hAnsi="Segoe UI"/>
+          <w:sz w:val="21"/>
+        </w:rPr>
+        <w:t>+ 6.6.2 Mô hình hóa Trạng thái Kripke &amp; Kiểm soát Tài nguyên Lưu trữ</w:t>
+      </w:r>
+    </w:p>
+    <w:p>
+      <w:pPr>
+        <w:spacing w:line="300" w:lineRule="auto" w:after="80"/>
+      </w:pPr>
+      <w:r>
+        <w:rPr>
+          <w:rFonts w:ascii="Segoe UI" w:hAnsi="Segoe UI"/>
+          <w:sz w:val="21"/>
+        </w:rPr>
+        <w:t>+ 6.6.3 Khai thác 4 Chức năng Cốt lõi của SpecVerificationLab</w:t>
+      </w:r>
+    </w:p>
+    <w:p>
+      <w:pPr>
+        <w:spacing w:line="300" w:lineRule="auto" w:after="80"/>
+      </w:pPr>
+      <w:r>
+        <w:rPr>
+          <w:rFonts w:ascii="Segoe UI" w:hAnsi="Segoe UI"/>
+          <w:sz w:val="21"/>
+        </w:rPr>
+        <w:t>+ 6.6.4 Bảng tổng hợp 9 Phát hiện An ninh (CWE/CVE)</w:t>
       </w:r>
     </w:p>
     <w:p>
@@ -1524,7 +1623,795 @@
           <w:color w:val="44546A"/>
           <w:sz w:val="23"/>
         </w:rPr>
-        <w:t>2.4 Phạm vi Thực hiện</w:t>
+        <w:t>2.4 Sự Khác biệt Bản chất: Tầng Biên Mạng Nhị phân (Đề tài 4) so với Mô hình Ứng dụng Web / Query CRUD</w:t>
+      </w:r>
+    </w:p>
+    <w:p>
+      <w:pPr>
+        <w:spacing w:line="300" w:lineRule="auto" w:after="80"/>
+      </w:pPr>
+      <w:r>
+        <w:rPr>
+          <w:rFonts w:ascii="Segoe UI" w:hAnsi="Segoe UI"/>
+          <w:sz w:val="21"/>
+        </w:rPr>
+        <w:t>Một câu hỏi mang tính nguyên lý mà Giảng viên thường đặt ra: Tại sao nhóm lại chọn làm bộ phân tích cú pháp gói tin mạng nhị phân, và nó khác biệt gì với đa số các đề tài ứng dụng khác (Web, CRUD, Database Query)?</w:t>
+      </w:r>
+    </w:p>
+    <w:tbl>
+      <w:tblPr>
+        <w:tblW w:type="auto" w:w="0"/>
+        <w:jc w:val="center"/>
+        <w:tblLook w:firstColumn="1" w:firstRow="1" w:lastColumn="0" w:lastRow="0" w:noHBand="0" w:noVBand="1" w:val="04A0"/>
+      </w:tblPr>
+      <w:tblGrid>
+        <w:gridCol w:w="3312"/>
+        <w:gridCol w:w="3312"/>
+        <w:gridCol w:w="3312"/>
+      </w:tblGrid>
+      <w:tr>
+        <w:tc>
+          <w:tcPr>
+            <w:tcW w:type="dxa" w:w="3312"/>
+            <w:shd w:val="clear" w:color="auto" w:fill="1F4E79"/>
+          </w:tcPr>
+          <w:p>
+            <w:pPr>
+              <w:spacing w:before="60" w:after="60"/>
+            </w:pPr>
+            <w:r>
+              <w:rPr>
+                <w:rFonts w:ascii="Segoe UI" w:hAnsi="Segoe UI"/>
+                <w:b/>
+                <w:color w:val="FFFFFF"/>
+                <w:sz w:val="19"/>
+              </w:rPr>
+              <w:t>Tiêu chí So sánh</w:t>
+            </w:r>
+          </w:p>
+        </w:tc>
+        <w:tc>
+          <w:tcPr>
+            <w:tcW w:type="dxa" w:w="3312"/>
+            <w:shd w:val="clear" w:color="auto" w:fill="1F4E79"/>
+          </w:tcPr>
+          <w:p>
+            <w:pPr>
+              <w:spacing w:before="60" w:after="60"/>
+            </w:pPr>
+            <w:r>
+              <w:rPr>
+                <w:rFonts w:ascii="Segoe UI" w:hAnsi="Segoe UI"/>
+                <w:b/>
+                <w:color w:val="FFFFFF"/>
+                <w:sz w:val="19"/>
+              </w:rPr>
+              <w:t>Mô hình Ứng dụng Web / Query CRUD (Các đề tài khác)</w:t>
+            </w:r>
+          </w:p>
+        </w:tc>
+        <w:tc>
+          <w:tcPr>
+            <w:tcW w:type="dxa" w:w="3312"/>
+            <w:shd w:val="clear" w:color="auto" w:fill="1F4E79"/>
+          </w:tcPr>
+          <w:p>
+            <w:pPr>
+              <w:spacing w:before="60" w:after="60"/>
+            </w:pPr>
+            <w:r>
+              <w:rPr>
+                <w:rFonts w:ascii="Segoe UI" w:hAnsi="Segoe UI"/>
+                <w:b/>
+                <w:color w:val="FFFFFF"/>
+                <w:sz w:val="19"/>
+              </w:rPr>
+              <w:t>Mô hình Tầng Biên Nhị phân SecureGate IoT (Đề tài 4)</w:t>
+            </w:r>
+          </w:p>
+        </w:tc>
+      </w:tr>
+      <w:tr>
+        <w:tc>
+          <w:tcPr>
+            <w:tcW w:type="dxa" w:w="3312"/>
+            <w:shd w:val="clear" w:color="auto" w:fill="F2F5F8"/>
+          </w:tcPr>
+          <w:p>
+            <w:pPr>
+              <w:spacing w:before="60" w:after="60"/>
+            </w:pPr>
+            <w:r>
+              <w:rPr>
+                <w:rFonts w:ascii="Segoe UI" w:hAnsi="Segoe UI"/>
+                <w:sz w:val="18"/>
+              </w:rPr>
+              <w:t>Định dạng Dữ liệu Đầu vào</w:t>
+            </w:r>
+          </w:p>
+        </w:tc>
+        <w:tc>
+          <w:tcPr>
+            <w:tcW w:type="dxa" w:w="3312"/>
+            <w:shd w:val="clear" w:color="auto" w:fill="F2F5F8"/>
+          </w:tcPr>
+          <w:p>
+            <w:pPr>
+              <w:spacing w:before="60" w:after="60"/>
+            </w:pPr>
+            <w:r>
+              <w:rPr>
+                <w:rFonts w:ascii="Segoe UI" w:hAnsi="Segoe UI"/>
+                <w:sz w:val="18"/>
+              </w:rPr>
+              <w:t>Dữ liệu văn bản có cấu trúc cấp cao (Text-based / High-level: JSON, XML, Form-data, SQL Query string).</w:t>
+            </w:r>
+          </w:p>
+        </w:tc>
+        <w:tc>
+          <w:tcPr>
+            <w:tcW w:type="dxa" w:w="3312"/>
+            <w:shd w:val="clear" w:color="auto" w:fill="F2F5F8"/>
+          </w:tcPr>
+          <w:p>
+            <w:pPr>
+              <w:spacing w:before="60" w:after="60"/>
+            </w:pPr>
+            <w:r>
+              <w:rPr>
+                <w:rFonts w:ascii="Segoe UI" w:hAnsi="Segoe UI"/>
+                <w:sz w:val="18"/>
+              </w:rPr>
+              <w:t>Luồng byte nhị phân thô không tin cậy (Untrusted Raw Binary Stream), giải mã theo từng byte và offset Little-Endian.</w:t>
+            </w:r>
+          </w:p>
+        </w:tc>
+      </w:tr>
+      <w:tr>
+        <w:tc>
+          <w:tcPr>
+            <w:tcW w:type="dxa" w:w="3312"/>
+            <w:shd w:val="clear" w:color="auto" w:fill="FFFFFF"/>
+          </w:tcPr>
+          <w:p>
+            <w:pPr>
+              <w:spacing w:before="60" w:after="60"/>
+            </w:pPr>
+            <w:r>
+              <w:rPr>
+                <w:rFonts w:ascii="Segoe UI" w:hAnsi="Segoe UI"/>
+                <w:sz w:val="18"/>
+              </w:rPr>
+              <w:t>Môi trường &amp; Cơ chế Bộ nhớ</w:t>
+            </w:r>
+          </w:p>
+        </w:tc>
+        <w:tc>
+          <w:tcPr>
+            <w:tcW w:type="dxa" w:w="3312"/>
+            <w:shd w:val="clear" w:color="auto" w:fill="FFFFFF"/>
+          </w:tcPr>
+          <w:p>
+            <w:pPr>
+              <w:spacing w:before="60" w:after="60"/>
+            </w:pPr>
+            <w:r>
+              <w:rPr>
+                <w:rFonts w:ascii="Segoe UI" w:hAnsi="Segoe UI"/>
+                <w:sz w:val="18"/>
+              </w:rPr>
+              <w:t>Chạy trên Runtime cấp cao (Node.js, JVM, .NET, Python) có Garbage Collection (GC) tự động quản lý bộ nhớ.</w:t>
+            </w:r>
+          </w:p>
+        </w:tc>
+        <w:tc>
+          <w:tcPr>
+            <w:tcW w:type="dxa" w:w="3312"/>
+            <w:shd w:val="clear" w:color="auto" w:fill="FFFFFF"/>
+          </w:tcPr>
+          <w:p>
+            <w:pPr>
+              <w:spacing w:before="60" w:after="60"/>
+            </w:pPr>
+            <w:r>
+              <w:rPr>
+                <w:rFonts w:ascii="Segoe UI" w:hAnsi="Segoe UI"/>
+                <w:sz w:val="18"/>
+              </w:rPr>
+              <w:t>Ngôn ngữ C thuần (Low-level ISO C99/C11) trực tiếp thao tác con trỏ vật lý (`pointer arithmetic`), không có GC bảo vệ.</w:t>
+            </w:r>
+          </w:p>
+        </w:tc>
+      </w:tr>
+      <w:tr>
+        <w:tc>
+          <w:tcPr>
+            <w:tcW w:type="dxa" w:w="3312"/>
+            <w:shd w:val="clear" w:color="auto" w:fill="F2F5F8"/>
+          </w:tcPr>
+          <w:p>
+            <w:pPr>
+              <w:spacing w:before="60" w:after="60"/>
+            </w:pPr>
+            <w:r>
+              <w:rPr>
+                <w:rFonts w:ascii="Segoe UI" w:hAnsi="Segoe UI"/>
+                <w:sz w:val="18"/>
+              </w:rPr>
+              <w:t>Tầng bảo vệ Trung gian</w:t>
+            </w:r>
+          </w:p>
+        </w:tc>
+        <w:tc>
+          <w:tcPr>
+            <w:tcW w:type="dxa" w:w="3312"/>
+            <w:shd w:val="clear" w:color="auto" w:fill="F2F5F8"/>
+          </w:tcPr>
+          <w:p>
+            <w:pPr>
+              <w:spacing w:before="60" w:after="60"/>
+            </w:pPr>
+            <w:r>
+              <w:rPr>
+                <w:rFonts w:ascii="Segoe UI" w:hAnsi="Segoe UI"/>
+                <w:sz w:val="18"/>
+              </w:rPr>
+              <w:t>Dữ liệu được các parser chuẩn hóa của Web server (Nginx, Express, Tomcat) tiền xử lý và bóc tách trước khi tới mã nguồn nghiệp vụ.</w:t>
+            </w:r>
+          </w:p>
+        </w:tc>
+        <w:tc>
+          <w:tcPr>
+            <w:tcW w:type="dxa" w:w="3312"/>
+            <w:shd w:val="clear" w:color="auto" w:fill="F2F5F8"/>
+          </w:tcPr>
+          <w:p>
+            <w:pPr>
+              <w:spacing w:before="60" w:after="60"/>
+            </w:pPr>
+            <w:r>
+              <w:rPr>
+                <w:rFonts w:ascii="Segoe UI" w:hAnsi="Segoe UI"/>
+                <w:sz w:val="18"/>
+              </w:rPr>
+              <w:t>Không có tầng trung gian (Direct Ingress): Parser là chốt chặn phòng thủ đầu tiên, tiếp xúc trực tiếp với socket mạng hoặc file nhị phân.</w:t>
+            </w:r>
+          </w:p>
+        </w:tc>
+      </w:tr>
+      <w:tr>
+        <w:tc>
+          <w:tcPr>
+            <w:tcW w:type="dxa" w:w="3312"/>
+            <w:shd w:val="clear" w:color="auto" w:fill="FFFFFF"/>
+          </w:tcPr>
+          <w:p>
+            <w:pPr>
+              <w:spacing w:before="60" w:after="60"/>
+            </w:pPr>
+            <w:r>
+              <w:rPr>
+                <w:rFonts w:ascii="Segoe UI" w:hAnsi="Segoe UI"/>
+                <w:sz w:val="18"/>
+              </w:rPr>
+              <w:t>Bản chất Lỗ hổng Trọng tâm</w:t>
+            </w:r>
+          </w:p>
+        </w:tc>
+        <w:tc>
+          <w:tcPr>
+            <w:tcW w:type="dxa" w:w="3312"/>
+            <w:shd w:val="clear" w:color="auto" w:fill="FFFFFF"/>
+          </w:tcPr>
+          <w:p>
+            <w:pPr>
+              <w:spacing w:before="60" w:after="60"/>
+            </w:pPr>
+            <w:r>
+              <w:rPr>
+                <w:rFonts w:ascii="Segoe UI" w:hAnsi="Segoe UI"/>
+                <w:sz w:val="18"/>
+              </w:rPr>
+              <w:t>Lỗi logic nghiệp vụ, phân quyền (IDOR), hoặc tiêm lệnh (SQLi, Command Injection) do truy vấn trực tiếp không qua tham số hóa.</w:t>
+            </w:r>
+          </w:p>
+        </w:tc>
+        <w:tc>
+          <w:tcPr>
+            <w:tcW w:type="dxa" w:w="3312"/>
+            <w:shd w:val="clear" w:color="auto" w:fill="FFFFFF"/>
+          </w:tcPr>
+          <w:p>
+            <w:pPr>
+              <w:spacing w:before="60" w:after="60"/>
+            </w:pPr>
+            <w:r>
+              <w:rPr>
+                <w:rFonts w:ascii="Segoe UI" w:hAnsi="Segoe UI"/>
+                <w:sz w:val="18"/>
+              </w:rPr>
+              <w:t>Lỗi an toàn bộ nhớ mức thấp (Memory Corruption: Stack/Heap Overflow, Use-After-Free, Double-Free, Integer Wrap-around).</w:t>
+            </w:r>
+          </w:p>
+        </w:tc>
+      </w:tr>
+      <w:tr>
+        <w:tc>
+          <w:tcPr>
+            <w:tcW w:type="dxa" w:w="3312"/>
+            <w:shd w:val="clear" w:color="auto" w:fill="F2F5F8"/>
+          </w:tcPr>
+          <w:p>
+            <w:pPr>
+              <w:spacing w:before="60" w:after="60"/>
+            </w:pPr>
+            <w:r>
+              <w:rPr>
+                <w:rFonts w:ascii="Segoe UI" w:hAnsi="Segoe UI"/>
+                <w:sz w:val="18"/>
+              </w:rPr>
+              <w:t>Hậu quả khi bị Khai thác</w:t>
+            </w:r>
+          </w:p>
+        </w:tc>
+        <w:tc>
+          <w:tcPr>
+            <w:tcW w:type="dxa" w:w="3312"/>
+            <w:shd w:val="clear" w:color="auto" w:fill="F2F5F8"/>
+          </w:tcPr>
+          <w:p>
+            <w:pPr>
+              <w:spacing w:before="60" w:after="60"/>
+            </w:pPr>
+            <w:r>
+              <w:rPr>
+                <w:rFonts w:ascii="Segoe UI" w:hAnsi="Segoe UI"/>
+                <w:sz w:val="18"/>
+              </w:rPr>
+              <w:t>Rò rỉ dữ liệu bảng cơ sở dữ liệu, bypass đăng nhập ứng dụng.</w:t>
+            </w:r>
+          </w:p>
+        </w:tc>
+        <w:tc>
+          <w:tcPr>
+            <w:tcW w:type="dxa" w:w="3312"/>
+            <w:shd w:val="clear" w:color="auto" w:fill="F2F5F8"/>
+          </w:tcPr>
+          <w:p>
+            <w:pPr>
+              <w:spacing w:before="60" w:after="60"/>
+            </w:pPr>
+            <w:r>
+              <w:rPr>
+                <w:rFonts w:ascii="Segoe UI" w:hAnsi="Segoe UI"/>
+                <w:sz w:val="18"/>
+              </w:rPr>
+              <w:t>Làm sập tiến trình hệ thống (DoS Crash SEGV) hoặc Ghi đè con trỏ lệnh (Control Flow Hijacking - RIP/EIP) để thực thi mã máy tùy ý.</w:t>
+            </w:r>
+          </w:p>
+        </w:tc>
+      </w:tr>
+    </w:tbl>
+    <w:p>
+      <w:pPr>
+        <w:spacing w:before="120"/>
+      </w:pPr>
+    </w:p>
+    <w:p>
+      <w:pPr>
+        <w:spacing w:line="300" w:lineRule="auto" w:after="80"/>
+      </w:pPr>
+      <w:r>
+        <w:rPr>
+          <w:rFonts w:ascii="Segoe UI" w:hAnsi="Segoe UI"/>
+          <w:sz w:val="21"/>
+        </w:rPr>
+        <w:t>Ý nghĩa: Trong khi các dự án ứng dụng kiểm thử việc "truy vấn dữ liệu có an toàn không", Đề tài 4 kiểm thử việc "hệ thống có sống sót khi tiếp nhận và giải mã luồng byte tùy ý từ môi trường mạng không tin cậy hay không".</w:t>
+      </w:r>
+    </w:p>
+    <w:p>
+      <w:pPr>
+        <w:spacing w:before="160" w:after="40"/>
+      </w:pPr>
+      <w:r>
+        <w:rPr>
+          <w:rFonts w:ascii="Segoe UI" w:hAnsi="Segoe UI"/>
+          <w:b/>
+          <w:color w:val="44546A"/>
+          <w:sz w:val="23"/>
+        </w:rPr>
+        <w:t>2.5 Cơ chế Quản lý Bộ nhớ &amp; Vòng đời Dữ liệu (Memory Lifecycle Architecture)</w:t>
+      </w:r>
+    </w:p>
+    <w:p>
+      <w:pPr>
+        <w:spacing w:line="300" w:lineRule="auto" w:after="80"/>
+      </w:pPr>
+      <w:r>
+        <w:rPr>
+          <w:rFonts w:ascii="Segoe UI" w:hAnsi="Segoe UI"/>
+          <w:sz w:val="21"/>
+        </w:rPr>
+        <w:t>Kiến trúc bộ nhớ của SecureGate IoT Gateway được thiết kế dựa trên sự phân tách có chủ đích giữa Heap và Stack, đáp ứng hai yêu cầu kỹ thuật đối nghịch trong hệ thống nhúng: Khả năng chịu tải kích thước biến thiên và Độ trễ xử lý cực thấp (Microsecond Latency).</w:t>
+      </w:r>
+    </w:p>
+    <w:p>
+      <w:pPr>
+        <w:spacing w:before="80" w:after="80"/>
+        <w:ind w:left="576"/>
+      </w:pPr>
+      <w:r>
+        <w:rPr>
+          <w:rFonts w:ascii="Consolas" w:hAnsi="Consolas"/>
+          <w:color w:val="1E1E50"/>
+          <w:sz w:val="17"/>
+        </w:rPr>
+        <w:t>[LUỒNG DỮ LIỆU NGOẠI LAI VÀO CỔNG MẠNG / FILE DUMP]</w:t>
+        <w:br/>
+        <w:t xml:space="preserve">                     │</w:t>
+        <w:br/>
+        <w:t xml:space="preserve">                     ▼</w:t>
+        <w:br/>
+        <w:t xml:space="preserve">       ┌─────────────────────────────┐</w:t>
+        <w:br/>
+        <w:t xml:space="preserve">       │   CẤP PHÁT BỘ ĐỆM HEAP      │  malloc(file_size)</w:t>
+        <w:br/>
+        <w:t xml:space="preserve">       │  (Dung lượng biến thiên)    │  (Chứa toàn bộ 20..65555 bytes)</w:t>
+        <w:br/>
+        <w:t xml:space="preserve">       └──────────────┬──────────────┘</w:t>
+        <w:br/>
+        <w:t xml:space="preserve">                      │</w:t>
+        <w:br/>
+        <w:t xml:space="preserve">         ┌────────────┴────────────┐</w:t>
+        <w:br/>
+        <w:t xml:space="preserve">         │                         │</w:t>
+        <w:br/>
+        <w:t xml:space="preserve">         ▼                         ▼</w:t>
+        <w:br/>
+        <w:t>┌──────────────────┐      ┌─────────────────────────────┐</w:t>
+        <w:br/>
+        <w:t>│ XỬ LÝ TỨC THỜI   │      │ CHỜ XỬ LÝ SAU (DEFERRED)   │</w:t>
+        <w:br/>
+        <w:t>│ (IMMEDIATE)      │      │ (Zero-Copy Payload Queue)   │</w:t>
+        <w:br/>
+        <w:t>│ Trên STACK FRAME │      │                             │</w:t>
+        <w:br/>
+        <w:t>│                  │      │ Con trỏ:                    │</w:t>
+        <w:br/>
+        <w:t>│ 1. GatewayHeader │      │ const uint8_t *payload      │</w:t>
+        <w:br/>
+        <w:t>│    (16 bytes)    │      │ Chỉ tham chiếu vào Heap     │</w:t>
+        <w:br/>
+        <w:t>│ 2. device_id     │      │ Chưa giải mã ngay           │</w:t>
+        <w:br/>
+        <w:t>│    (16/17 bytes) │      │ Đẩy vào Ring Buffer / Queue │</w:t>
+        <w:br/>
+        <w:t>│ Fast Ingress     │      │ Worker thread xử lý sau     │</w:t>
+        <w:br/>
+        <w:t>│ Filter &amp; Routing │      └─────────────────────────────┘</w:t>
+        <w:br/>
+        <w:t>└────────┬─────────┘</w:t>
+        <w:br/>
+        <w:t xml:space="preserve">         │</w:t>
+        <w:br/>
+        <w:t xml:space="preserve">    [KIỂM SOÁT BIÊN: NGUỒN GỐC LỖ HỔNG CWE-121]</w:t>
+        <w:br/>
+        <w:t xml:space="preserve">    - v0: device_id_len cho phép tới 32 bytes -&gt; Tràn Stack 16 bytes!</w:t>
+        <w:br/>
+        <w:t xml:space="preserve">    - v1: device_id_len &gt; 16 -&gt; DROP ngay lập tức (Fail-Safe)!</w:t>
+      </w:r>
+    </w:p>
+    <w:p>
+      <w:pPr>
+        <w:spacing w:before="120" w:after="40"/>
+      </w:pPr>
+      <w:r>
+        <w:rPr>
+          <w:rFonts w:ascii="Segoe UI" w:hAnsi="Segoe UI"/>
+          <w:b/>
+          <w:color w:val="505050"/>
+          <w:sz w:val="21"/>
+        </w:rPr>
+        <w:t>1. Cấp phát Vùng đệm Heap Toàn cục (Ingress Heap Allocation)</w:t>
+      </w:r>
+    </w:p>
+    <w:p>
+      <w:pPr>
+        <w:pStyle w:val="ListBullet"/>
+        <w:spacing w:after="40"/>
+      </w:pPr>
+      <w:r>
+        <w:rPr>
+          <w:rFonts w:ascii="Segoe UI" w:hAnsi="Segoe UI"/>
+          <w:sz w:val="20"/>
+        </w:rPr>
+        <w:t>Khi một gói tin nhị phân đi vào hệ thống, kích thước thực tế của gói tin là biến thiên ($16 \le \text{size} \le 65,555$ bytes do `payload_len` là số nguyên 16-bit).</w:t>
+      </w:r>
+    </w:p>
+    <w:p>
+      <w:pPr>
+        <w:pStyle w:val="ListBullet"/>
+        <w:spacing w:after="40"/>
+      </w:pPr>
+      <w:r>
+        <w:rPr>
+          <w:rFonts w:ascii="Segoe UI" w:hAnsi="Segoe UI"/>
+          <w:sz w:val="20"/>
+        </w:rPr>
+        <w:t>Tại sao phải cấp phát trên Heap? Trong các vi điều khiển hoặc hệ thống IoT nhúng (như FreeRTOS, Linux nhúng), kích thước ngăn xếp dành cho mỗi tác vụ (Task Stack) thường bị giới hạn rất hẹp (chỉ từ 4KB đến 16KB). Nếu lập trình viên cấp phát một mảng đệm tĩnh cực đại trên Stack (ví dụ `char buf[65536]`) hoặc dùng `alloca()`, nguy cơ làm sập ngăn xếp (Stack Overflow tự nhiên) sẽ xảy ra ngay lập tức. Do đó, việc dùng `malloc()` để đưa gói tin thô vào Heap là bắt buộc để cô lập rủi ro kích thước.</w:t>
+      </w:r>
+    </w:p>
+    <w:p>
+      <w:pPr>
+        <w:spacing w:before="120" w:after="40"/>
+      </w:pPr>
+      <w:r>
+        <w:rPr>
+          <w:rFonts w:ascii="Segoe UI" w:hAnsi="Segoe UI"/>
+          <w:b/>
+          <w:color w:val="505050"/>
+          <w:sz w:val="21"/>
+        </w:rPr>
+        <w:t>2. Cơ chế Xử lý Tức thời trên Ngăn xếp (Immediate Stack Inspection)</w:t>
+      </w:r>
+    </w:p>
+    <w:p>
+      <w:pPr>
+        <w:pStyle w:val="ListBullet"/>
+        <w:spacing w:after="40"/>
+      </w:pPr>
+      <w:r>
+        <w:rPr>
+          <w:rFonts w:ascii="Segoe UI" w:hAnsi="Segoe UI"/>
+          <w:sz w:val="20"/>
+        </w:rPr>
+        <w:t>Header 16 bytes (`GatewayHeader hdr`): Được nạp và sao chép trực tiếp vào biến cấu trúc cục bộ trên Stack Frame.</w:t>
+      </w:r>
+    </w:p>
+    <w:p>
+      <w:pPr>
+        <w:pStyle w:val="ListBullet"/>
+        <w:spacing w:after="40"/>
+      </w:pPr>
+      <w:r>
+        <w:rPr>
+          <w:rFonts w:ascii="Segoe UI" w:hAnsi="Segoe UI"/>
+          <w:sz w:val="20"/>
+        </w:rPr>
+        <w:t>Lý do Hiệu năng (Latency &amp; Cache Locality): IoT Gateway đóng vai trò là thiết bị định tuyến biên tiếp nhận hàng chục nghìn gói tin mỗi giây. Việc đưa 16 bytes Header vào Stack Frame cho phép CPU truy xuất các trường dữ liệu thông qua các thanh ghi hoặc bộ đệm L1 Cache với độ trễ tối ưu $O(1)$, hoàn toàn không tốn chi phí khóa luồng hệ thống của `malloc/free`.</w:t>
+      </w:r>
+    </w:p>
+    <w:p>
+      <w:pPr>
+        <w:pStyle w:val="ListBullet"/>
+        <w:spacing w:after="40"/>
+      </w:pPr>
+      <w:r>
+        <w:rPr>
+          <w:rFonts w:ascii="Segoe UI" w:hAnsi="Segoe UI"/>
+          <w:sz w:val="20"/>
+        </w:rPr>
+        <w:t>Lý do An ninh (Fast-Fail Gatekeeper): Dữ liệu Header cần được thẩm định tức thời (Immediate Inspection) ngay tại cửa ngõ: kiểm tra Magic Bytes (`"IGW1"`), Version, Checksum và quyền định tuyến. Nếu header sai lệch, hệ thống lập tức DROP gói tin, giải phóng bộ nhớ Heap và kết thúc hàm ngay trong microsecond đầu tiên. Cơ chế này giúp gateway ngăn chặn các cuộc tấn công DoS làm tràn hàng đợi xử lý.</w:t>
+      </w:r>
+    </w:p>
+    <w:p>
+      <w:pPr>
+        <w:pStyle w:val="ListBullet"/>
+        <w:spacing w:after="40"/>
+      </w:pPr>
+      <w:r>
+        <w:rPr>
+          <w:rFonts w:ascii="Segoe UI" w:hAnsi="Segoe UI"/>
+          <w:sz w:val="20"/>
+        </w:rPr>
+        <w:t>Trích xuất Định danh Thiết bị (`device_id`):</w:t>
+      </w:r>
+    </w:p>
+    <w:p>
+      <w:pPr>
+        <w:pStyle w:val="ListBullet"/>
+        <w:spacing w:after="40"/>
+      </w:pPr>
+      <w:r>
+        <w:rPr>
+          <w:rFonts w:ascii="Segoe UI" w:hAnsi="Segoe UI"/>
+          <w:sz w:val="20"/>
+        </w:rPr>
+        <w:t>Trong gói Đăng ký (Registration), trường `device_id` được trích xuất vào biến cục bộ `device_id` trên Stack nhằm truy vấn tức thì Bảng định tuyến phiên (Session Routing Table) để cấp quyền kết nối.</w:t>
+      </w:r>
+    </w:p>
+    <w:p>
+      <w:pPr>
+        <w:spacing w:before="120" w:after="40"/>
+      </w:pPr>
+      <w:r>
+        <w:rPr>
+          <w:rFonts w:ascii="Segoe UI" w:hAnsi="Segoe UI"/>
+          <w:b/>
+          <w:color w:val="505050"/>
+          <w:sz w:val="21"/>
+        </w:rPr>
+        <w:t>3. Cơ chế Chờ Xử lý Sau (Deferred / Queued Processing)</w:t>
+      </w:r>
+    </w:p>
+    <w:p>
+      <w:pPr>
+        <w:pStyle w:val="ListBullet"/>
+        <w:spacing w:after="40"/>
+      </w:pPr>
+      <w:r>
+        <w:rPr>
+          <w:rFonts w:ascii="Segoe UI" w:hAnsi="Segoe UI"/>
+          <w:sz w:val="20"/>
+        </w:rPr>
+        <w:t>Dữ liệu Payload (Sensor Telemetry Data):</w:t>
+      </w:r>
+    </w:p>
+    <w:p>
+      <w:pPr>
+        <w:pStyle w:val="ListBullet"/>
+        <w:spacing w:after="40"/>
+      </w:pPr>
+      <w:r>
+        <w:rPr>
+          <w:rFonts w:ascii="Segoe UI" w:hAnsi="Segoe UI"/>
+          <w:sz w:val="20"/>
+        </w:rPr>
+        <w:t>Phần payload (có thể dài tới hàng chục KB chứa dữ liệu đo đạc cảm biến) tuyệt đối không được giải mã hay xử lý nghiệp vụ ngay lập tức trong luồng tiếp nhận gói tin (Ingress Thread).</w:t>
+      </w:r>
+    </w:p>
+    <w:p>
+      <w:pPr>
+        <w:pStyle w:val="ListBullet"/>
+        <w:spacing w:after="40"/>
+      </w:pPr>
+      <w:r>
+        <w:rPr>
+          <w:rFonts w:ascii="Segoe UI" w:hAnsi="Segoe UI"/>
+          <w:sz w:val="20"/>
+        </w:rPr>
+        <w:t>Sau khi Header và Checksum được xác thực hợp lệ, con trỏ dữ liệu `payload` được giữ nguyên trên Heap dưới dạng Zero-copy Reference (`const uint8_t payload`) và được đẩy vào một Hàng đợi Sự kiện (Ring Buffer / Event Queue).</w:t>
+      </w:r>
+    </w:p>
+    <w:p>
+      <w:pPr>
+        <w:pStyle w:val="ListBullet"/>
+        <w:spacing w:after="40"/>
+      </w:pPr>
+      <w:r>
+        <w:rPr>
+          <w:rFonts w:ascii="Segoe UI" w:hAnsi="Segoe UI"/>
+          <w:sz w:val="20"/>
+        </w:rPr>
+        <w:t>Các luồng công nhân (Worker Threads) ở tầng xử lý logic sau sẽ lấy dữ liệu từ hàng đợi để bóc tách, mã hóa và lưu vào cơ sở dữ liệu sau (Asynchronous Deferred Processing). Thiết kế này giải phóng Ingress Thread ngay lập tức để tiếp nhận các gói tin tiếp theo mà không bị nghẽn (Non-blocking I/O).</w:t>
+      </w:r>
+    </w:p>
+    <w:p>
+      <w:pPr>
+        <w:spacing w:before="120" w:after="40"/>
+      </w:pPr>
+      <w:r>
+        <w:rPr>
+          <w:rFonts w:ascii="Segoe UI" w:hAnsi="Segoe UI"/>
+          <w:b/>
+          <w:color w:val="505050"/>
+          <w:sz w:val="21"/>
+        </w:rPr>
+        <w:t>4. Phân tích Nguyên nhân Sinh ra Lỗ hổng CWE-121 và Cơ chế Kiểm soát</w:t>
+      </w:r>
+    </w:p>
+    <w:p>
+      <w:pPr>
+        <w:pStyle w:val="ListBullet"/>
+        <w:spacing w:after="40"/>
+      </w:pPr>
+      <w:r>
+        <w:rPr>
+          <w:rFonts w:ascii="Segoe UI" w:hAnsi="Segoe UI"/>
+          <w:sz w:val="20"/>
+        </w:rPr>
+        <w:t>Điểm phát sinh lỗi trong `v0`: Chính vì mong muốn tối ưu hóa hiệu năng bằng cách dùng biến cục bộ trên Stack, lập trình viên đã khai báo `char device_id[16];`. Tuy nhiên, do sơ suất trong khâu kiểm soát biên ở tầng Ingress:</w:t>
+      </w:r>
+    </w:p>
+    <w:p>
+      <w:pPr>
+        <w:spacing w:before="80" w:after="80"/>
+        <w:ind w:left="576"/>
+      </w:pPr>
+      <w:r>
+        <w:rPr>
+          <w:rFonts w:ascii="Consolas" w:hAnsi="Consolas"/>
+          <w:color w:val="1E1E50"/>
+          <w:sz w:val="17"/>
+        </w:rPr>
+        <w:t xml:space="preserve">  if (hdr.device_id_len &gt; 32) return -1;  /* Cho phép tới 32 bytes */</w:t>
+        <w:br/>
+        <w:t xml:space="preserve">  char device_id[16];                     /* Bộ đệm đích chỉ có 16 bytes */</w:t>
+        <w:br/>
+        <w:t xml:space="preserve">  memcpy(device_id, payload, hdr.device_id_len); /* TRÀN NGĂN XẾP! */</w:t>
+      </w:r>
+    </w:p>
+    <w:p>
+      <w:pPr>
+        <w:spacing w:line="300" w:lineRule="auto" w:after="80"/>
+      </w:pPr>
+      <w:r>
+        <w:rPr>
+          <w:rFonts w:ascii="Segoe UI" w:hAnsi="Segoe UI"/>
+          <w:sz w:val="21"/>
+        </w:rPr>
+        <w:t>Lập trình viên đã nhầm lẫn giữa giới hạn độ dài payload và sức chứa của mảng stack. Lệnh `memcpy` sao chép 24–32 bytes vào bộ nhớ 16 bytes, ghi đè phá vỡ vùng bảo vệ (Redzone `[f3]`), đè lên Saved Frame Pointer (RBP) và Return Address (RIP) của hàm `parse_and_process()`.</w:t>
+      </w:r>
+    </w:p>
+    <w:p>
+      <w:pPr>
+        <w:pStyle w:val="ListBullet"/>
+        <w:spacing w:after="40"/>
+      </w:pPr>
+      <w:r>
+        <w:rPr>
+          <w:rFonts w:ascii="Segoe UI" w:hAnsi="Segoe UI"/>
+          <w:sz w:val="20"/>
+        </w:rPr>
+        <w:t>Cơ chế Kiểm soát Triệt để trong `v1`:</w:t>
+      </w:r>
+    </w:p>
+    <w:p>
+      <w:pPr>
+        <w:spacing w:line="300" w:lineRule="auto" w:after="80"/>
+      </w:pPr>
+      <w:r>
+        <w:rPr>
+          <w:rFonts w:ascii="Segoe UI" w:hAnsi="Segoe UI"/>
+          <w:sz w:val="21"/>
+        </w:rPr>
+        <w:t>Đồng bộ hóa tuyệt đối giữa Ingress Validation và Kích thước Bộ đệm:</w:t>
+      </w:r>
+    </w:p>
+    <w:p>
+      <w:pPr>
+        <w:spacing w:before="80" w:after="80"/>
+        <w:ind w:left="576"/>
+      </w:pPr>
+      <w:r>
+        <w:rPr>
+          <w:rFonts w:ascii="Consolas" w:hAnsi="Consolas"/>
+          <w:color w:val="1E1E50"/>
+          <w:sz w:val="17"/>
+        </w:rPr>
+        <w:t xml:space="preserve">  if (hdr.device_id_len &gt; 16) return -1;  /* Từ chối sớm dứt khoát */</w:t>
+        <w:br/>
+        <w:t xml:space="preserve">  char device_id[17];                     /* Cấp phát 16 + 1 byte '\0' */</w:t>
+        <w:br/>
+        <w:t xml:space="preserve">  memcpy(device_id, payload, hdr.device_id_len);</w:t>
+        <w:br/>
+        <w:t xml:space="preserve">  device_id[hdr.device_id_len] = '\0';   /* Bảo đảm kết thúc chuỗi (CERT STR31-C) */</w:t>
+      </w:r>
+    </w:p>
+    <w:p>
+      <w:pPr>
+        <w:spacing w:line="300" w:lineRule="auto" w:after="80"/>
+      </w:pPr>
+      <w:r>
+        <w:rPr>
+          <w:rFonts w:ascii="Segoe UI" w:hAnsi="Segoe UI"/>
+          <w:sz w:val="21"/>
+        </w:rPr>
+        <w:t>Bản vá đảm bảo mọi dữ liệu lưu vào Stack Frame đều nằm dưới sự kiểm soát biên tuyệt đối, không có bất kỳ byte nào được phép ghi tràn ra ngoài phạm vi cấp phát.</w:t>
+      </w:r>
+    </w:p>
+    <w:p>
+      <w:pPr>
+        <w:spacing w:before="160" w:after="40"/>
+      </w:pPr>
+      <w:r>
+        <w:rPr>
+          <w:rFonts w:ascii="Segoe UI" w:hAnsi="Segoe UI"/>
+          <w:b/>
+          <w:color w:val="44546A"/>
+          <w:sz w:val="23"/>
+        </w:rPr>
+        <w:t>2.6 Phạm vi Thực hiện</w:t>
       </w:r>
     </w:p>
     <w:p>
@@ -2141,6 +3028,344 @@
           <w:sz w:val="21"/>
         </w:rPr>
         <w:t>Khi gặp chuỗi so sánh `magic[0] == 'I'`, `magic[1] == 'G'`, `magic[2] == 'W'`, `magic[3] == '1'`, mỗi khi fuzzer đoán đúng 1 byte, `gcov` sẽ ghi nhận thêm 1 dòng lệnh mới được thực thi. Feedback loop này giúp fuzzer giữ lại prefix đúng và tiếp tục đột biến byte kế tiếp, từ đó "phá vỡ" hằng số ma thuật một cách tuần tự chỉ sau trung bình 285 lần thử, nhanh hơn hàng triệu lần so với hộp đen thuần túy.</w:t>
+      </w:r>
+    </w:p>
+    <w:p>
+      <w:pPr>
+        <w:spacing w:line="300" w:lineRule="auto" w:after="80"/>
+      </w:pPr>
+      <w:r>
+        <w:rPr>
+          <w:rFonts w:ascii="Segoe UI" w:hAnsi="Segoe UI"/>
+          <w:sz w:val="21"/>
+        </w:rPr>
+        <w:t>---</w:t>
+      </w:r>
+    </w:p>
+    <w:p>
+      <w:pPr>
+        <w:spacing w:before="160" w:after="40"/>
+      </w:pPr>
+      <w:r>
+        <w:rPr>
+          <w:rFonts w:ascii="Segoe UI" w:hAnsi="Segoe UI"/>
+          <w:b/>
+          <w:color w:val="44546A"/>
+          <w:sz w:val="23"/>
+        </w:rPr>
+        <w:t>3.5 Độ Phức tạp Ngữ nghĩa &amp; Tính Tất yếu Toán học của Fuzzing Thông minh</w:t>
+      </w:r>
+    </w:p>
+    <w:p>
+      <w:pPr>
+        <w:spacing w:line="300" w:lineRule="auto" w:after="80"/>
+      </w:pPr>
+      <w:r>
+        <w:rPr>
+          <w:rFonts w:ascii="Segoe UI" w:hAnsi="Segoe UI"/>
+          <w:sz w:val="21"/>
+        </w:rPr>
+        <w:t>Một nhận định sai lầm thường thấy trong kiểm thử phần mềm là cho rằng chỉ cần tăng số lượng ca kiểm thử động hoặc chạy Fuzzing ngẫu nhiên đủ lâu là có thể bao phủ được mọi nhánh mã nguồn. Tuy nhiên, đối với một bộ phân tích cú pháp giao thức nhị phân có cơ chế phòng thủ nhiều lớp như SecureGate IoT Gateway, phân tích động thông thường và Black-box Fuzzing bị chặn đứng hoàn toàn bởi rào cản ngữ nghĩa toán học.</w:t>
+      </w:r>
+    </w:p>
+    <w:p>
+      <w:pPr>
+        <w:spacing w:before="120" w:after="40"/>
+      </w:pPr>
+      <w:r>
+        <w:rPr>
+          <w:rFonts w:ascii="Segoe UI" w:hAnsi="Segoe UI"/>
+          <w:b/>
+          <w:color w:val="505050"/>
+          <w:sz w:val="21"/>
+        </w:rPr>
+        <w:t>1. Rào cản Xác suất Kép (Compound Defense Barriers)</w:t>
+      </w:r>
+    </w:p>
+    <w:p>
+      <w:pPr>
+        <w:spacing w:line="300" w:lineRule="auto" w:after="80"/>
+      </w:pPr>
+      <w:r>
+        <w:rPr>
+          <w:rFonts w:ascii="Segoe UI" w:hAnsi="Segoe UI"/>
+          <w:sz w:val="21"/>
+        </w:rPr>
+        <w:t>Để một gói tin đầu vào có thể đi xuyên qua chuỗi xác thực và chạm tới vị trí hàm xử lý đăng ký chứa lỗ hổng tràn bộ đệm tại dòng 264, gói tin phải đồng thời thỏa mãn hai chốt chặn toán học độc lập:</w:t>
+      </w:r>
+    </w:p>
+    <w:p>
+      <w:pPr>
+        <w:spacing w:line="300" w:lineRule="auto" w:after="80"/>
+      </w:pPr>
+      <w:r>
+        <w:rPr>
+          <w:rFonts w:ascii="Segoe UI" w:hAnsi="Segoe UI"/>
+          <w:sz w:val="21"/>
+        </w:rPr>
+        <w:t>1. Chốt chặn 1 — Hằng số Ma thuật Magic Bytes (4 bytes):</w:t>
+      </w:r>
+    </w:p>
+    <w:p>
+      <w:pPr>
+        <w:spacing w:line="300" w:lineRule="auto" w:after="80"/>
+      </w:pPr>
+      <w:r>
+        <w:rPr>
+          <w:rFonts w:ascii="Segoe UI" w:hAnsi="Segoe UI"/>
+          <w:sz w:val="21"/>
+        </w:rPr>
+        <w:t>Chuỗi 4 bytes đầu vào phải trùng khớp chính xác mã định danh `"IGW1"` (`0x49 0x47 0x57 0x31`). Với mỗi byte có 256 khả năng, xác suất để một gói tin ngẫu nhiên đoán trúng là:</w:t>
+      </w:r>
+    </w:p>
+    <w:p>
+      <w:pPr>
+        <w:spacing w:line="300" w:lineRule="auto" w:after="80"/>
+      </w:pPr>
+      <w:r>
+        <w:rPr>
+          <w:rFonts w:ascii="Segoe UI" w:hAnsi="Segoe UI"/>
+          <w:sz w:val="21"/>
+        </w:rPr>
+        <w:t>$$P_{\text{magic}} = \left(\frac{1}{256}\right)^4 = \frac{1}{4,294,967,296} \approx 2.328 \times 10^{-10}$$</w:t>
+      </w:r>
+    </w:p>
+    <w:p>
+      <w:pPr>
+        <w:spacing w:line="300" w:lineRule="auto" w:after="80"/>
+      </w:pPr>
+      <w:r>
+        <w:rPr>
+          <w:rFonts w:ascii="Segoe UI" w:hAnsi="Segoe UI"/>
+          <w:sz w:val="21"/>
+        </w:rPr>
+        <w:t>2. Chốt chặn 2 — Tổng Kiểm tra Checksum Tích lũy 32-bit (4 bytes):</w:t>
+      </w:r>
+    </w:p>
+    <w:p>
+      <w:pPr>
+        <w:spacing w:line="300" w:lineRule="auto" w:after="80"/>
+      </w:pPr>
+      <w:r>
+        <w:rPr>
+          <w:rFonts w:ascii="Segoe UI" w:hAnsi="Segoe UI"/>
+          <w:sz w:val="21"/>
+        </w:rPr>
+        <w:t>Giá trị 4 bytes cuối cùng phải khớp hoàn toàn với tổng cộng dồn của 16 bytes header và toàn bộ bytes payload theo modulo $2^{32}$. Không gian giá trị là $2^{32}$, do đó xác suất một gói tin ngẫu nhiên có checksum hợp lệ là:</w:t>
+      </w:r>
+    </w:p>
+    <w:p>
+      <w:pPr>
+        <w:spacing w:line="300" w:lineRule="auto" w:after="80"/>
+      </w:pPr>
+      <w:r>
+        <w:rPr>
+          <w:rFonts w:ascii="Segoe UI" w:hAnsi="Segoe UI"/>
+          <w:sz w:val="21"/>
+        </w:rPr>
+        <w:t>$$P_{\text{checksum}} = \frac{1}{2^{32}} = \frac{1}{4,294,967,296} \approx 2.328 \times 10^{-10}$$</w:t>
+      </w:r>
+    </w:p>
+    <w:p>
+      <w:pPr>
+        <w:spacing w:line="300" w:lineRule="auto" w:after="80"/>
+      </w:pPr>
+      <w:r>
+        <w:rPr>
+          <w:rFonts w:ascii="Segoe UI" w:hAnsi="Segoe UI"/>
+          <w:sz w:val="21"/>
+        </w:rPr>
+        <w:t>Nếu thực hiện Fuzzing Hộp đen ngẫu nhiên (Black-box Random Testing), xác suất để một gói tin ngẫu nhiên vượt qua đồng thời cả hai điều kiện trên trong một lần thử là tích số xác suất của hai biến cố độc lập:</w:t>
+      </w:r>
+    </w:p>
+    <w:p>
+      <w:pPr>
+        <w:spacing w:line="300" w:lineRule="auto" w:after="80"/>
+      </w:pPr>
+      <w:r>
+        <w:rPr>
+          <w:rFonts w:ascii="Segoe UI" w:hAnsi="Segoe UI"/>
+          <w:sz w:val="21"/>
+        </w:rPr>
+        <w:t>$$P_{\text{bypass}} = P_{\text{magic}} \times P_{\text{checksum}} = \left(\frac{1}{2^{32}}\right)^2 = \frac{1}{2^{64}} \approx 5.421 \times 10^{-20}$$</w:t>
+      </w:r>
+    </w:p>
+    <w:p>
+      <w:pPr>
+        <w:spacing w:line="300" w:lineRule="auto" w:after="80"/>
+      </w:pPr>
+      <w:r>
+        <w:rPr>
+          <w:rFonts w:ascii="Segoe UI" w:hAnsi="Segoe UI"/>
+          <w:sz w:val="21"/>
+        </w:rPr>
+        <w:t>Giả sử hệ thống kiểm thử cực mạnh có thể thực thi $100.000$ gói tin mỗi giây ($10^5 \text{ exec/s}$), thời gian kỳ vọng toán học để ngẫu nhiên tìm thấy một gói tin hợp lệ là:</w:t>
+      </w:r>
+    </w:p>
+    <w:p>
+      <w:pPr>
+        <w:spacing w:line="300" w:lineRule="auto" w:after="80"/>
+      </w:pPr>
+      <w:r>
+        <w:rPr>
+          <w:rFonts w:ascii="Segoe UI" w:hAnsi="Segoe UI"/>
+          <w:sz w:val="21"/>
+        </w:rPr>
+        <w:t>$$T_{\text{kỳ vọng}} = \frac{1}{10^5 \times 5.421 \times 10^{-20}} \approx 1.845 \times 10^{14} \text{ giây} \approx 5.85 \text{ triệu năm!}$$</w:t>
+      </w:r>
+    </w:p>
+    <w:p>
+      <w:pPr>
+        <w:spacing w:line="300" w:lineRule="auto" w:after="80"/>
+      </w:pPr>
+      <w:r>
+        <w:rPr>
+          <w:rFonts w:ascii="Segoe UI" w:hAnsi="Segoe UI"/>
+          <w:sz w:val="21"/>
+        </w:rPr>
+        <w:t>Con số này chứng minh về mặt toán học rằng: Kiểm thử động ngẫu nhiên hoàn toàn không thể chạm tới mã nguồn nghiệp vụ bên trong. Kết quả thực nghiệm 0/30 trials (150.000 lần thử) của Black-box Fuzzer là hệ quả tất yếu của định luật xác suất, chứ không phải do thiếu thời gian chạy.</w:t>
+      </w:r>
+    </w:p>
+    <w:p>
+      <w:pPr>
+        <w:spacing w:before="120" w:after="40"/>
+      </w:pPr>
+      <w:r>
+        <w:rPr>
+          <w:rFonts w:ascii="Segoe UI" w:hAnsi="Segoe UI"/>
+          <w:b/>
+          <w:color w:val="505050"/>
+          <w:sz w:val="21"/>
+        </w:rPr>
+        <w:t>2. Tính Tất yếu của Fuzzing Thông minh (Greybox &amp; Whitebox SMT)</w:t>
+      </w:r>
+    </w:p>
+    <w:p>
+      <w:pPr>
+        <w:spacing w:line="300" w:lineRule="auto" w:after="80"/>
+      </w:pPr>
+      <w:r>
+        <w:rPr>
+          <w:rFonts w:ascii="Segoe UI" w:hAnsi="Segoe UI"/>
+          <w:sz w:val="21"/>
+        </w:rPr>
+        <w:t>Đặc tả càng khắt khe, rào cản ngữ nghĩa càng cao thì độ phức tạp để tạo ra dữ liệu fuzzing thông minh càng vượt trội so với phân tích động đơn thuần:</w:t>
+      </w:r>
+    </w:p>
+    <w:p>
+      <w:pPr>
+        <w:pStyle w:val="ListBullet"/>
+        <w:spacing w:after="40"/>
+      </w:pPr>
+      <w:r>
+        <w:rPr>
+          <w:rFonts w:ascii="Segoe UI" w:hAnsi="Segoe UI"/>
+          <w:sz w:val="20"/>
+        </w:rPr>
+        <w:t>Greybox Fuzzing (Dẫn dắt bởi Phản hồi gcov):</w:t>
+      </w:r>
+    </w:p>
+    <w:p>
+      <w:pPr>
+        <w:pStyle w:val="ListBullet"/>
+        <w:spacing w:after="40"/>
+      </w:pPr>
+      <w:r>
+        <w:rPr>
+          <w:rFonts w:ascii="Segoe UI" w:hAnsi="Segoe UI"/>
+          <w:sz w:val="20"/>
+        </w:rPr>
+        <w:t>Greybox không đoán 4 bytes magic cùng lúc. Khi mã nguồn kiểm tra từng ký tự, nếu một đột biến ngẫu nhiên khớp được ký tự `'I'`, `gcov` ghi nhận độ phủ tăng (New Branch Coverage).</w:t>
+      </w:r>
+    </w:p>
+    <w:p>
+      <w:pPr>
+        <w:pStyle w:val="ListBullet"/>
+        <w:spacing w:after="40"/>
+      </w:pPr>
+      <w:r>
+        <w:rPr>
+          <w:rFonts w:ascii="Segoe UI" w:hAnsi="Segoe UI"/>
+          <w:sz w:val="20"/>
+        </w:rPr>
+        <w:t>Fuzzer lưu gói tin chứa `'I'` vào hàng đợi và tiếp tục đột biến byte tiếp theo để tìm `'G'`, `'W'`, `'1'`.</w:t>
+      </w:r>
+    </w:p>
+    <w:p>
+      <w:pPr>
+        <w:pStyle w:val="ListBullet"/>
+        <w:spacing w:after="40"/>
+      </w:pPr>
+      <w:r>
+        <w:rPr>
+          <w:rFonts w:ascii="Segoe UI" w:hAnsi="Segoe UI"/>
+          <w:sz w:val="20"/>
+        </w:rPr>
+        <w:t>Độ phức tạp tìm kiếm giảm từ hàm mũ $256^4 \approx 4.3 \times 10^9$ xuống bài toán tuyến tính $256 \times 4 = 1.024$ phép thử. Nhờ đó, Greybox tìm ra Magic Bytes chỉ sau trung bình 285 lượt thử.</w:t>
+      </w:r>
+    </w:p>
+    <w:p>
+      <w:pPr>
+        <w:pStyle w:val="ListBullet"/>
+        <w:spacing w:after="40"/>
+      </w:pPr>
+      <w:r>
+        <w:rPr>
+          <w:rFonts w:ascii="Segoe UI" w:hAnsi="Segoe UI"/>
+          <w:sz w:val="20"/>
+        </w:rPr>
+        <w:t>White-box Fuzzing với Z3 SMT Solver (Dynamic Symbolic Execution):</w:t>
+      </w:r>
+    </w:p>
+    <w:p>
+      <w:pPr>
+        <w:pStyle w:val="ListBullet"/>
+        <w:spacing w:after="40"/>
+      </w:pPr>
+      <w:r>
+        <w:rPr>
+          <w:rFonts w:ascii="Segoe UI" w:hAnsi="Segoe UI"/>
+          <w:sz w:val="20"/>
+        </w:rPr>
+        <w:t>Đối với Checksum 32-bit, ngay cả Greybox cũng gặp bế tắc lớn vì việc thay đổi bất kỳ byte nào trong payload sẽ lập tức phá vỡ tính toàn vẹn của Checksum.</w:t>
+      </w:r>
+    </w:p>
+    <w:p>
+      <w:pPr>
+        <w:pStyle w:val="ListBullet"/>
+        <w:spacing w:after="40"/>
+      </w:pPr>
+      <w:r>
+        <w:rPr>
+          <w:rFonts w:ascii="Segoe UI" w:hAnsi="Segoe UI"/>
+          <w:sz w:val="20"/>
+        </w:rPr>
+        <w:t>Fuzzer Hộp trắng giải quyết triệt để rào cản này bằng cách mô hình hóa toàn bộ điều kiện đường đi (Path Condition) thành hệ phương trình Bit-Vector và số học:</w:t>
+      </w:r>
+    </w:p>
+    <w:p>
+      <w:pPr>
+        <w:spacing w:line="300" w:lineRule="auto" w:after="80"/>
+      </w:pPr>
+      <w:r>
+        <w:rPr>
+          <w:rFonts w:ascii="Segoe UI" w:hAnsi="Segoe UI"/>
+          <w:sz w:val="21"/>
+        </w:rPr>
+        <w:t>$$\bigwedge_{i=0}^3 (\text{magic}[i] == \text{expected}[i]) \wedge (\text{sum}(\text{bytes}) \equiv \text{checksum} \pmod{2^{32}}) \wedge (\text{id\_len} &gt; 16)$$</w:t>
+      </w:r>
+    </w:p>
+    <w:p>
+      <w:pPr>
+        <w:pStyle w:val="ListBullet"/>
+        <w:spacing w:after="40"/>
+      </w:pPr>
+      <w:r>
+        <w:rPr>
+          <w:rFonts w:ascii="Segoe UI" w:hAnsi="Segoe UI"/>
+          <w:sz w:val="20"/>
+        </w:rPr>
+        <w:t>Thay vì thử sai, Z3 SMT Solver sử dụng thuật toán DPLL(T) và lý thuyết Bit-Vector để giải phương trình trong 0.17 giây (0 lượt thử nghiệm mò mẫm), sinh ra gói tin khai thác chuẩn xác 100% kích hoạt ngay lập tức lỗi CWE-121.</w:t>
       </w:r>
     </w:p>
     <w:p>
@@ -5058,7 +6283,43 @@
           <w:color w:val="505050"/>
           <w:sz w:val="21"/>
         </w:rPr>
-        <w:t>1. Dữ liệu Đầu vào Đặc tả</w:t>
+        <w:t>6.6.1 Lý do Thiết kế &amp; Cấu trúc Chi tiết 10 Sheet Đặc tả (Single Source of Truth - SSOT)</w:t>
+      </w:r>
+    </w:p>
+    <w:p>
+      <w:pPr>
+        <w:spacing w:line="300" w:lineRule="auto" w:after="80"/>
+      </w:pPr>
+      <w:r>
+        <w:rPr>
+          <w:rFonts w:ascii="Segoe UI" w:hAnsi="Segoe UI"/>
+          <w:sz w:val="21"/>
+        </w:rPr>
+        <w:t>Giảng viên đã nhấn mạnh: Mọi kịch bản đặc tả không được sinh ra ngẫu nhiên mà phải có lý do kỹ thuật rõ ràng, giải thích tại sao lại làm như thế, các thành phần sinh ra được lưu trữ và kiểm soát như thế nào.</w:t>
+      </w:r>
+    </w:p>
+    <w:p>
+      <w:pPr>
+        <w:spacing w:line="300" w:lineRule="auto" w:after="80"/>
+      </w:pPr>
+      <w:r>
+        <w:rPr>
+          <w:rFonts w:ascii="Segoe UI" w:hAnsi="Segoe UI"/>
+          <w:sz w:val="21"/>
+        </w:rPr>
+        <w:t>Tệp đặc tả `specification/Nhom11_SecureGate_IoT_Gateway_Spec.xlsx` được nhóm thiết kế đóng vai trò là Nguồn Chân lý Đơn nhất (Single Source of Truth - SSOT), kết nối xuyên suốt từ yêu cầu bảo mật đến mô hình toán học và mã nguồn thực thi. Cả 10 sheets đều có sứ mệnh độc lập và liên kết chặt chẽ:</w:t>
+      </w:r>
+    </w:p>
+    <w:p>
+      <w:pPr>
+        <w:spacing w:line="300" w:lineRule="auto" w:after="80"/>
+      </w:pPr>
+      <w:r>
+        <w:rPr>
+          <w:rFonts w:ascii="Segoe UI" w:hAnsi="Segoe UI"/>
+          <w:sz w:val="21"/>
+        </w:rPr>
+        <w:t>1. `ThongTin` (Siêu dữ liệu &amp; Trách nhiệm Học thuật):</w:t>
       </w:r>
     </w:p>
     <w:p>
@@ -5071,7 +6332,19 @@
           <w:rFonts w:ascii="Segoe UI" w:hAnsi="Segoe UI"/>
           <w:sz w:val="20"/>
         </w:rPr>
-        <w:t>File đặc tả: `Nhom11_SecureGate_IoT_Gateway_Spec.xlsx` gồm đầy đủ 10 sheets chuẩn theo `Hướng dẫn tạo Spec file dạng excel.pdf`:</w:t>
+        <w:t>Lý do tồn tại: Định danh hệ thống `securegate_iot_packet_parser`, phiên bản giao thức IGW1, xác nhận hai tác giả thực hiện (Lưu Đức Hiệp - MSSV 22010174 &amp; Hà Nguyễn Trúc Linh - MSSV 22010198) và cam kết liêm chính học thuật chia đều 50%-50%. Tool dùng sheet này để tạo tiêu đề báo cáo và xác định ngữ cảnh kiểm thử.</w:t>
+      </w:r>
+    </w:p>
+    <w:p>
+      <w:pPr>
+        <w:spacing w:line="300" w:lineRule="auto" w:after="80"/>
+      </w:pPr>
+      <w:r>
+        <w:rPr>
+          <w:rFonts w:ascii="Segoe UI" w:hAnsi="Segoe UI"/>
+          <w:sz w:val="21"/>
+        </w:rPr>
+        <w:t>2. `YeuCauChucNang` (9 Yêu cầu Phân loại Rõ ràng):</w:t>
       </w:r>
     </w:p>
     <w:p>
@@ -5084,7 +6357,7 @@
           <w:rFonts w:ascii="Segoe UI" w:hAnsi="Segoe UI"/>
           <w:sz w:val="20"/>
         </w:rPr>
-        <w:t>`ThongTin`: Định danh hệ thống `securegate_iot_packet_parser`, mô tả bài toán phân tích cú pháp gói tin IGW1 (Nhóm 11: Lưu Đức Hiệp &amp; Hà Nguyễn Trúc Linh).</w:t>
+        <w:t>Lý do tồn tại: Đặc tả 9 yêu cầu (`REQ-SG-01` đến `REQ-SG-09`) bao phủ 4 nhóm nghiệp vụ an ninh:</w:t>
       </w:r>
     </w:p>
     <w:p>
@@ -5097,7 +6370,7 @@
           <w:rFonts w:ascii="Segoe UI" w:hAnsi="Segoe UI"/>
           <w:sz w:val="20"/>
         </w:rPr>
-        <w:t>`YeuCauChucNang`: 9 yêu cầu (`REQ-SG-01` đến `REQ-SG-09`) bao phủ 4 danh mục: safety, liveness, memory, functional.</w:t>
+        <w:t>Nhóm Safety: Loại trừ tranh chấp bộ đệm (Mutual Exclusion) giữa các luồng.</w:t>
       </w:r>
     </w:p>
     <w:p>
@@ -5110,7 +6383,7 @@
           <w:rFonts w:ascii="Segoe UI" w:hAnsi="Segoe UI"/>
           <w:sz w:val="20"/>
         </w:rPr>
-        <w:t>`YeuCauPhiChucNang` &amp; `RangBuoc`: 6 mục quy chuẩn hiệu năng, độ trễ và ràng buộc cấu trúc nhị phân IGW1.</w:t>
+        <w:t>Nhóm Memory: Kiểm soát cấp phát, chống tràn stack (CWE-121) và rò rỉ heap (CWE-401).</w:t>
       </w:r>
     </w:p>
     <w:p>
@@ -5123,7 +6396,7 @@
           <w:rFonts w:ascii="Segoe UI" w:hAnsi="Segoe UI"/>
           <w:sz w:val="20"/>
         </w:rPr>
-        <w:t>`MoHinhTrangThai`: 4 trạng thái (`gw_idle`, `rx_reg_packet`, `rx_unlock_packet`, `gw_race_hazard`).</w:t>
+        <w:t>Nhóm Integrity: Ràng buộc hằng số Magic Bytes `"IGW1"` và Checksum tích lũy modulo $2^{32}$.</w:t>
       </w:r>
     </w:p>
     <w:p>
@@ -5136,7 +6409,7 @@
           <w:rFonts w:ascii="Segoe UI" w:hAnsi="Segoe UI"/>
           <w:sz w:val="20"/>
         </w:rPr>
-        <w:t>`ThuocTinhAnToan` &amp; `LoaiTruLanNhau`: Công thức CTL `AG(!violation)`, `EF(...)` và cặp loại trừ `reg_processing` vs `unlock_processing`.</w:t>
+        <w:t>Nhóm Functional: Cơ chế mở khóa quản trị khẩn cấp qua cặp khóa bí mật `(7421, 3390)`.</w:t>
       </w:r>
     </w:p>
     <w:p>
@@ -5149,7 +6422,19 @@
           <w:rFonts w:ascii="Segoe UI" w:hAnsi="Segoe UI"/>
           <w:sz w:val="20"/>
         </w:rPr>
-        <w:t>`HamSinhMa`: 6 hàm mô phỏng (4 hàm C an toàn bộ nhớ, 2 hàm Python cho Fuzzing).</w:t>
+        <w:t>Mỗi yêu cầu đều gắn với tiêu chí nghiệm thu định lượng (Acceptance Criteria) để phục vụ kiểm chứng hình thức.</w:t>
+      </w:r>
+    </w:p>
+    <w:p>
+      <w:pPr>
+        <w:spacing w:line="300" w:lineRule="auto" w:after="80"/>
+      </w:pPr>
+      <w:r>
+        <w:rPr>
+          <w:rFonts w:ascii="Segoe UI" w:hAnsi="Segoe UI"/>
+          <w:sz w:val="21"/>
+        </w:rPr>
+        <w:t>3. `YeuCauPhiChucNang` (Các Chỉ số Hiệu năng &amp; Ràng buộc Hệ thống Nhúng):</w:t>
       </w:r>
     </w:p>
     <w:p>
@@ -5162,7 +6447,19 @@
           <w:rFonts w:ascii="Segoe UI" w:hAnsi="Segoe UI"/>
           <w:sz w:val="20"/>
         </w:rPr>
-        <w:t>`KiemTraSoHoc`: Bộ cộng dồn checksum kiểm chứng tràn số int32 bằng Z3 SMT Solver.</w:t>
+        <w:t>Lý do tồn tại: Đối với thiết bị mạng IoT Gateway, tính an toàn phải đi đôi với hiệu năng xử lý. Sheet này ấn định các ngưỡng cứng: độ trễ giải mã gói $\le 50 \mu s$, thông lượng $\ge 10.000$ gói/giây, và footprint RAM tối đa $\le 2$ MB để đảm bảo khả năng triển khai thực tế trên vi điều khiển nhúng.</w:t>
+      </w:r>
+    </w:p>
+    <w:p>
+      <w:pPr>
+        <w:spacing w:line="300" w:lineRule="auto" w:after="80"/>
+      </w:pPr>
+      <w:r>
+        <w:rPr>
+          <w:rFonts w:ascii="Segoe UI" w:hAnsi="Segoe UI"/>
+          <w:sz w:val="21"/>
+        </w:rPr>
+        <w:t>4. `RangBuoc` (Đặc tả Cấu trúc Nhị phân Cứng):</w:t>
       </w:r>
     </w:p>
     <w:p>
@@ -5175,7 +6472,183 @@
           <w:rFonts w:ascii="Segoe UI" w:hAnsi="Segoe UI"/>
           <w:sz w:val="20"/>
         </w:rPr>
-        <w:t>`TestCase`: 6 kịch bản kiểm thử truy vết IEEE 829.</w:t>
+        <w:t>Lý do tồn tại: Định nghĩa quy chuẩn đóng gói byte của giao thức IGW1: Header cố định 16 bytes, Checksum 4 bytes ở đuôi gói tin, quy tắc Little-Endian, và yêu cầu chuỗi định danh thiết bị bắt buộc là ký tự in được (ASCII printable). Đây là căn cứ để bộ sinh mã và solver thiết lập miền giá trị.</w:t>
+      </w:r>
+    </w:p>
+    <w:p>
+      <w:pPr>
+        <w:spacing w:line="300" w:lineRule="auto" w:after="80"/>
+      </w:pPr>
+      <w:r>
+        <w:rPr>
+          <w:rFonts w:ascii="Segoe UI" w:hAnsi="Segoe UI"/>
+          <w:sz w:val="21"/>
+        </w:rPr>
+        <w:t>5. `MoHinhTrangThai` (Không gian Trạng thái Kripke $S$ và Quan hệ Chuyển dịch $R$):</w:t>
+      </w:r>
+    </w:p>
+    <w:p>
+      <w:pPr>
+        <w:pStyle w:val="ListBullet"/>
+        <w:spacing w:after="40"/>
+      </w:pPr>
+      <w:r>
+        <w:rPr>
+          <w:rFonts w:ascii="Segoe UI" w:hAnsi="Segoe UI"/>
+          <w:sz w:val="20"/>
+        </w:rPr>
+        <w:t>Lý do tồn tại: Mô hình hóa toán học chu trình hoạt động của parser qua 4 trạng thái: `gw_idle` (chờ nhận gói), `rx_reg_packet` (đang xử lý gói đăng ký), `rx_unlock_packet` (đang xác thực mở khóa), và `gw_race_hazard` (xung đột tài nguyên do nhận gói đồng thời).</w:t>
+      </w:r>
+    </w:p>
+    <w:p>
+      <w:pPr>
+        <w:spacing w:line="300" w:lineRule="auto" w:after="80"/>
+      </w:pPr>
+      <w:r>
+        <w:rPr>
+          <w:rFonts w:ascii="Segoe UI" w:hAnsi="Segoe UI"/>
+          <w:sz w:val="21"/>
+        </w:rPr>
+        <w:t>6. `ThuocTinhAnToan` (Công thức Kiểm chứng Hình thức CTL):</w:t>
+      </w:r>
+    </w:p>
+    <w:p>
+      <w:pPr>
+        <w:pStyle w:val="ListBullet"/>
+        <w:spacing w:after="40"/>
+      </w:pPr>
+      <w:r>
+        <w:rPr>
+          <w:rFonts w:ascii="Segoe UI" w:hAnsi="Segoe UI"/>
+          <w:sz w:val="20"/>
+        </w:rPr>
+        <w:t>Lý do tồn tại: Định nghĩa các mệnh đề logic thời gian nhánh (Computational Tree Logic - CTL):</w:t>
+      </w:r>
+    </w:p>
+    <w:p>
+      <w:pPr>
+        <w:pStyle w:val="ListBullet"/>
+        <w:spacing w:after="40"/>
+      </w:pPr>
+      <w:r>
+        <w:rPr>
+          <w:rFonts w:ascii="Segoe UI" w:hAnsi="Segoe UI"/>
+          <w:sz w:val="20"/>
+        </w:rPr>
+        <w:t>Thuộc tính an toàn: $\Phi_1 = AG(\neg \text{violation})$ — Trong mọi nhánh thực thi và mọi trạng thái tương lai, hệ thống không bao giờ được rơi vào xung đột bộ nhớ.</w:t>
+      </w:r>
+    </w:p>
+    <w:p>
+      <w:pPr>
+        <w:pStyle w:val="ListBullet"/>
+        <w:spacing w:after="40"/>
+      </w:pPr>
+      <w:r>
+        <w:rPr>
+          <w:rFonts w:ascii="Segoe UI" w:hAnsi="Segoe UI"/>
+          <w:sz w:val="20"/>
+        </w:rPr>
+        <w:t>Thuộc tính sống: $\Phi_2 = EF(\text{reg\_processing})$ và $\Phi_3 = EF(\text{unlock\_processing})$ — Đảm bảo không tồn tại bế tắc (No Deadlock), luôn tồn tại đường đi để xử lý thành công từng loại gói tin.</w:t>
+      </w:r>
+    </w:p>
+    <w:p>
+      <w:pPr>
+        <w:spacing w:line="300" w:lineRule="auto" w:after="80"/>
+      </w:pPr>
+      <w:r>
+        <w:rPr>
+          <w:rFonts w:ascii="Segoe UI" w:hAnsi="Segoe UI"/>
+          <w:sz w:val="21"/>
+        </w:rPr>
+        <w:t>7. `LoaiTruLanNhau` (Ràng buộc Độc quyền Tài nguyên - Mutual Exclusion):</w:t>
+      </w:r>
+    </w:p>
+    <w:p>
+      <w:pPr>
+        <w:pStyle w:val="ListBullet"/>
+        <w:spacing w:after="40"/>
+      </w:pPr>
+      <w:r>
+        <w:rPr>
+          <w:rFonts w:ascii="Segoe UI" w:hAnsi="Segoe UI"/>
+          <w:sz w:val="20"/>
+        </w:rPr>
+        <w:t>Lý do tồn tại: Khai báo cặp nhãn hoạt động xung đột độc quyền: `reg_processing` $\perp$ `unlock_processing`. Nếu hệ thống đồng thời kích hoạt cả hai nhãn trên cùng một bộ đệm stream mà thiếu khóa đồng bộ, công cụ kiểm chứng sẽ báo động vi phạm an toàn.</w:t>
+      </w:r>
+    </w:p>
+    <w:p>
+      <w:pPr>
+        <w:spacing w:line="300" w:lineRule="auto" w:after="80"/>
+      </w:pPr>
+      <w:r>
+        <w:rPr>
+          <w:rFonts w:ascii="Segoe UI" w:hAnsi="Segoe UI"/>
+          <w:sz w:val="21"/>
+        </w:rPr>
+        <w:t>8. `HamSinhMa` (Khung Hàm Mô phỏng Quản lý Bộ nhớ C và Python):</w:t>
+      </w:r>
+    </w:p>
+    <w:p>
+      <w:pPr>
+        <w:pStyle w:val="ListBullet"/>
+        <w:spacing w:after="40"/>
+      </w:pPr>
+      <w:r>
+        <w:rPr>
+          <w:rFonts w:ascii="Segoe UI" w:hAnsi="Segoe UI"/>
+          <w:sz w:val="20"/>
+        </w:rPr>
+        <w:t>Lý do tồn tại: Định nghĩa mã nguồn 6 hàm (4 hàm C an toàn bộ nhớ, 2 hàm Python cho Fuzzing) mô phỏng các mẫu lỗi kinh điển: `strcpy` không kiểm tra biên (CWE-120/121), quên `free` (CWE-401), giải phóng đúp (CWE-415), truy cập bộ nhớ sau giải phóng (CWE-416). Dùng làm đầu vào cho bộ phân tích AST và C-Checker.</w:t>
+      </w:r>
+    </w:p>
+    <w:p>
+      <w:pPr>
+        <w:spacing w:line="300" w:lineRule="auto" w:after="80"/>
+      </w:pPr>
+      <w:r>
+        <w:rPr>
+          <w:rFonts w:ascii="Segoe UI" w:hAnsi="Segoe UI"/>
+          <w:sz w:val="21"/>
+        </w:rPr>
+        <w:t>9. `KiemTraSoHoc` (Mô hình Hóa Ràng buộc Bit-Vector 32-bit cho SMT):</w:t>
+      </w:r>
+    </w:p>
+    <w:p>
+      <w:pPr>
+        <w:pStyle w:val="ListBullet"/>
+        <w:spacing w:after="40"/>
+      </w:pPr>
+      <w:r>
+        <w:rPr>
+          <w:rFonts w:ascii="Segoe UI" w:hAnsi="Segoe UI"/>
+          <w:sz w:val="20"/>
+        </w:rPr>
+        <w:t>Lý do tồn tại: Định nghĩa phương trình cộng dồn Checksum: `total = header_checksum + payload_checksum`. Khai báo điều kiện tràn số nguyên trên miền giá trị Bit-Vector 32-bit để Z3 SMT Solver chứng minh sự tồn tại của lỗi CWE-190.</w:t>
+      </w:r>
+    </w:p>
+    <w:p>
+      <w:pPr>
+        <w:spacing w:line="300" w:lineRule="auto" w:after="80"/>
+      </w:pPr>
+      <w:r>
+        <w:rPr>
+          <w:rFonts w:ascii="Segoe UI" w:hAnsi="Segoe UI"/>
+          <w:sz w:val="21"/>
+        </w:rPr>
+        <w:t>10. `TestCase` (Ma trận Truy vết Toàn diện Chuẩn IEEE 829):</w:t>
+      </w:r>
+    </w:p>
+    <w:p>
+      <w:pPr>
+        <w:pStyle w:val="ListBullet"/>
+        <w:spacing w:after="40"/>
+      </w:pPr>
+      <w:r>
+        <w:rPr>
+          <w:rFonts w:ascii="Segoe UI" w:hAnsi="Segoe UI"/>
+          <w:sz w:val="20"/>
+        </w:rPr>
+        <w:t>Lý do tồn tại: Xây dựng 6 kịch bản kiểm thử độc lập, mỗi kịch bản liên kết trực tiếp một-một từ Yêu cầu chức năng (`REQ-SG-xx`) $\to$ Trạng thái Kripke $\to$ Dòng mã nguồn thực thi $\to$ Lỗi CWE tương ứng. Đảm bảo tính kiểm chứng xuyên suốt (Traceability).</w:t>
       </w:r>
     </w:p>
     <w:p>
@@ -5189,7 +6662,7 @@
           <w:color w:val="505050"/>
           <w:sz w:val="21"/>
         </w:rPr>
-        <w:t>2. Kết quả Thực thi Tích hợp 4 Chương trên Công cụ</w:t>
+        <w:t>6.6.2 Mô hình hóa Quá trình Chuyển đổi Trạng thái Kripke &amp; Kiểm soát Tài nguyên Lưu trữ</w:t>
       </w:r>
     </w:p>
     <w:p>
@@ -5201,19 +6674,7 @@
           <w:rFonts w:ascii="Segoe UI" w:hAnsi="Segoe UI"/>
           <w:sz w:val="21"/>
         </w:rPr>
-        <w:t>Toàn bộ quy trình kiểm chứng tự động đã được thực thi và ghi nhận tại `Pipeline_Report_Nhom11.txt`:</w:t>
-      </w:r>
-    </w:p>
-    <w:p>
-      <w:pPr>
-        <w:spacing w:line="300" w:lineRule="auto" w:after="80"/>
-      </w:pPr>
-      <w:r>
-        <w:rPr>
-          <w:rFonts w:ascii="Segoe UI" w:hAnsi="Segoe UI"/>
-          <w:sz w:val="21"/>
-        </w:rPr>
-        <w:t>1. [Chương 1] Kiểm chứng hình thức Kripke / CTL:</w:t>
+        <w:t>Hệ thống không vận hành tùy tiện mà tuân thủ một cấu trúc chuyển trạng thái hình thức (Kripke Structure) $M = (S, S_0, R, L)$:</w:t>
       </w:r>
     </w:p>
     <w:p>
@@ -5226,7 +6687,7 @@
           <w:rFonts w:ascii="Segoe UI" w:hAnsi="Segoe UI"/>
           <w:sz w:val="20"/>
         </w:rPr>
-        <w:t>Trạng thái bế tắc (Deadlock): Không có (mọi trạng thái đều có bước chuyển tiếp hợp lệ).</w:t>
+        <w:t>Tập trạng thái: $S = \{\text{gw\_idle}, \text{rx\_reg\_packet}, \text{rx\_unlock\_packet}, \text{gw\_race\_hazard}\}$.</w:t>
       </w:r>
     </w:p>
     <w:p>
@@ -5239,7 +6700,7 @@
           <w:rFonts w:ascii="Segoe UI" w:hAnsi="Segoe UI"/>
           <w:sz w:val="20"/>
         </w:rPr>
-        <w:t>Công thức `AG(!violation)`: VI PHẠM (phát hiện phản ví dụ dẫn tới trạng thái `gw_race_hazard` khi luồng Registration và Unlock đồng thời can thiệp đệm chia sẻ).</w:t>
+        <w:t>Trạng thái khởi tạo: $S_0 = \{\text{gw\_idle}\}$.</w:t>
       </w:r>
     </w:p>
     <w:p>
@@ -5252,7 +6713,7 @@
           <w:rFonts w:ascii="Segoe UI" w:hAnsi="Segoe UI"/>
           <w:sz w:val="20"/>
         </w:rPr>
-        <w:t>Công thức `EF(reg_processing)` và `EF(unlock_processing)`: ĐÚNG (tồn tại đường đi từ trạng thái khởi tạo `gw_idle` để xử lý từng loại gói tin).</w:t>
+        <w:t>Quan hệ chuyển dịch trạng thái $R$:</w:t>
       </w:r>
     </w:p>
     <w:p>
@@ -5265,19 +6726,7 @@
           <w:rFonts w:ascii="Segoe UI" w:hAnsi="Segoe UI"/>
           <w:sz w:val="20"/>
         </w:rPr>
-        <w:t>Loại trừ lẫn nhau (Mutual Exclusion): VI PHẠM tại trạng thái `gw_race_hazard` do cùng lúc mang cả 2 nhãn hoạt động độc quyền.</w:t>
-      </w:r>
-    </w:p>
-    <w:p>
-      <w:pPr>
-        <w:spacing w:line="300" w:lineRule="auto" w:after="80"/>
-      </w:pPr>
-      <w:r>
-        <w:rPr>
-          <w:rFonts w:ascii="Segoe UI" w:hAnsi="Segoe UI"/>
-          <w:sz w:val="21"/>
-        </w:rPr>
-        <w:t>2. [Chương 2] Phân tích tĩnh An toàn Bộ nhớ C (Static C Checker):</w:t>
+        <w:t>$(\text{gw\_idle}, \text{rx\_reg\_packet})$: Kích hoạt khi có sự kiện nhận gói đăng ký `event_packet_reg`. Hệ thống trích xuất `device_id` vào Stack Frame và chiếm giữ Session Routing Lock.</w:t>
       </w:r>
     </w:p>
     <w:p>
@@ -5290,7 +6739,7 @@
           <w:rFonts w:ascii="Segoe UI" w:hAnsi="Segoe UI"/>
           <w:sz w:val="20"/>
         </w:rPr>
-        <w:t>Dòng 8: `HIGH` — `dangerous-function`: Hàm `strcpy()` không kiểm tra kích thước đệm đích `buffer[16]` $\to$ CWE-120/121 (Stack Buffer Overflow).</w:t>
+        <w:t>$(\text{gw\_idle}, \text{rx\_unlock\_packet})$: Kích hoạt khi có sự kiện mở khóa `event_packet_unlock`. Hệ thống trích xuất cặp mã bí mật `(unlock_a, unlock_b)`.</w:t>
       </w:r>
     </w:p>
     <w:p>
@@ -5303,7 +6752,7 @@
           <w:rFonts w:ascii="Segoe UI" w:hAnsi="Segoe UI"/>
           <w:sz w:val="20"/>
         </w:rPr>
-        <w:t>Dòng 14: `MEDIUM` — `memory-leak`: Con trỏ `buf` được cấp phát `malloc(32)` trong `log_securegate_audit_event()` nhưng không có lệnh `free()` $\to$ CWE-401 (Memory Leak).</w:t>
+        <w:t>$(\text{rx\_reg\_packet}, \text{gw\_race\_hazard})$ và $(\text{rx\_unlock\_packet}, \text{gw\_race\_hazard})$: Kích hoạt khi có gói tin thứ hai ập đến trên cùng kênh giao tiếp mà thiếu cơ chế khóa đồng bộ (Mutex Lock).</w:t>
       </w:r>
     </w:p>
     <w:p>
@@ -5316,7 +6765,7 @@
           <w:rFonts w:ascii="Segoe UI" w:hAnsi="Segoe UI"/>
           <w:sz w:val="20"/>
         </w:rPr>
-        <w:t>Dòng 24: `HIGH` — `double-free`: Con trỏ `buf` bị giải phóng 2 lần liên tiếp trong `terminate_securegate_session()` $\to$ CWE-415 (Double Free).</w:t>
+        <w:t>Hàm gán nhãn trạng thái $L$:</w:t>
       </w:r>
     </w:p>
     <w:p>
@@ -5329,19 +6778,7 @@
           <w:rFonts w:ascii="Segoe UI" w:hAnsi="Segoe UI"/>
           <w:sz w:val="20"/>
         </w:rPr>
-        <w:t>Dòng 32: `HIGH` — `use-after-free`: Thao tác ghi dữ liệu `buf[0]=1` sau khi con trỏ đã bị `free()` trong `cleanup_stream_buffer()` $\to$ CWE-416 (Use After Free).</w:t>
-      </w:r>
-    </w:p>
-    <w:p>
-      <w:pPr>
-        <w:spacing w:line="300" w:lineRule="auto" w:after="80"/>
-      </w:pPr>
-      <w:r>
-        <w:rPr>
-          <w:rFonts w:ascii="Segoe UI" w:hAnsi="Segoe UI"/>
-          <w:sz w:val="21"/>
-        </w:rPr>
-        <w:t>3. [Chương 3] Trích xuất AST &amp; SMT Z3 Solver:</w:t>
+        <w:t>$L(\text{gw\_idle}) = \{\text{ready}\}$</w:t>
       </w:r>
     </w:p>
     <w:p>
@@ -5354,7 +6791,7 @@
           <w:rFonts w:ascii="Segoe UI" w:hAnsi="Segoe UI"/>
           <w:sz w:val="20"/>
         </w:rPr>
-        <w:t>Trích xuất AST tự động: Hàm `verify_securegate_unlock_guard` có độ phức tạp McCabe = 3, độ sâu lồng nhau = 3.</w:t>
+        <w:t>$L(\text{rx\_reg\_packet}) = \{\text{reg\_processing}\}$</w:t>
       </w:r>
     </w:p>
     <w:p>
@@ -5367,7 +6804,7 @@
           <w:rFonts w:ascii="Segoe UI" w:hAnsi="Segoe UI"/>
           <w:sz w:val="20"/>
         </w:rPr>
-        <w:t>Kiểm tra tính thỏa được (SAT) điều kiện checksum: Tìm được nghiệm hợp lệ `{'header_checksum': 2000000001, 'payload_checksum': 0}`.</w:t>
+        <w:t>$L(\text{rx\_unlock\_packet}) = \{\text{unlock\_processing}\}$</w:t>
       </w:r>
     </w:p>
     <w:p>
@@ -5380,7 +6817,7 @@
           <w:rFonts w:ascii="Segoe UI" w:hAnsi="Segoe UI"/>
           <w:sz w:val="20"/>
         </w:rPr>
-        <w:t>Kiểm tra nguy cơ tràn số nguyên 32-bit: Z3 Solver trả về SAT với mô hình nghiệm:</w:t>
+        <w:t>$L(\text{gw\_race\_hazard}) = \{\text{reg\_processing}, \text{unlock\_processing}, \text{violation}\}$</w:t>
       </w:r>
     </w:p>
     <w:p>
@@ -5392,31 +6829,7 @@
           <w:rFonts w:ascii="Segoe UI" w:hAnsi="Segoe UI"/>
           <w:sz w:val="21"/>
         </w:rPr>
-        <w:t>$$\text{header\_checksum} = 1, \quad \text{payload\_checksum} = 2,147,483,647 \implies \text{Tổng} = 2,147,483,648 &gt; \text{INT32\_MAX}$$</w:t>
-      </w:r>
-    </w:p>
-    <w:p>
-      <w:pPr>
-        <w:spacing w:line="300" w:lineRule="auto" w:after="80"/>
-      </w:pPr>
-      <w:r>
-        <w:rPr>
-          <w:rFonts w:ascii="Segoe UI" w:hAnsi="Segoe UI"/>
-          <w:sz w:val="21"/>
-        </w:rPr>
-        <w:t>Chứng minh biểu thức số học bị tràn số nguyên có dấu (Wrap-around thành số âm, CWE-190).</w:t>
-      </w:r>
-    </w:p>
-    <w:p>
-      <w:pPr>
-        <w:spacing w:line="300" w:lineRule="auto" w:after="80"/>
-      </w:pPr>
-      <w:r>
-        <w:rPr>
-          <w:rFonts w:ascii="Segoe UI" w:hAnsi="Segoe UI"/>
-          <w:sz w:val="21"/>
-        </w:rPr>
-        <w:t>4. [Chương 4] Dynamic Fuzzing trên mã Python sinh ra:</w:t>
+        <w:t>Kiểm chứng An toàn Bộ nhớ qua Mô hình:</w:t>
       </w:r>
     </w:p>
     <w:p>
@@ -5429,7 +6842,19 @@
           <w:rFonts w:ascii="Segoe UI" w:hAnsi="Segoe UI"/>
           <w:sz w:val="20"/>
         </w:rPr>
-        <w:t>Hàm `calculate_gateway_drop_ratio`: Fuzzer hộp đen ngẫu nhiên tìm thấy 11/300 lần crash với ngoại lệ `ZeroDivisionError` (CWE-369).</w:t>
+        <w:t>Khi chạy thuật toán Model Checking với thuộc tính an toàn $AG(\neg \text{violation})$, công cụ lập tức tìm thấy một phản ví dụ (Counterexample Trace):</w:t>
+      </w:r>
+    </w:p>
+    <w:p>
+      <w:pPr>
+        <w:spacing w:line="300" w:lineRule="auto" w:after="80"/>
+      </w:pPr>
+      <w:r>
+        <w:rPr>
+          <w:rFonts w:ascii="Segoe UI" w:hAnsi="Segoe UI"/>
+          <w:sz w:val="21"/>
+        </w:rPr>
+        <w:t>$$\text{gw\_idle} \xrightarrow{\text{event\_packet\_reg}} \text{rx\_reg\_packet} \xrightarrow{\text{event\_packet\_unlock}} \text{gw\_race\_hazard}$$</w:t>
       </w:r>
     </w:p>
     <w:p>
@@ -5442,19 +6867,20 @@
           <w:rFonts w:ascii="Segoe UI" w:hAnsi="Segoe UI"/>
           <w:sz w:val="20"/>
         </w:rPr>
-        <w:t>Hàm `verify_securegate_unlock_guard`: Thuật toán Concolic giải ngược hệ ràng buộc đường đi thành công và tìm ra chính xác cặp mã mở khóa khẩn cấp:</w:t>
-      </w:r>
-    </w:p>
-    <w:p>
-      <w:pPr>
-        <w:spacing w:line="300" w:lineRule="auto" w:after="80"/>
-      </w:pPr>
-      <w:r>
-        <w:rPr>
-          <w:rFonts w:ascii="Segoe UI" w:hAnsi="Segoe UI"/>
-          <w:sz w:val="21"/>
-        </w:rPr>
-        <w:t>$$\text{crash\_input} = \{\text{'unlock\_a'}: 7421, \text{'unlock\_b'}: 3390\} \quad \text{sau đúng 3 lần thử!}$$</w:t>
+        <w:t>Tại trạng thái `gw_race_hazard`, nhãn `violation` xuất hiện đồng thời với việc cả hai nhãn `reg_processing` và `unlock_processing` cùng hoạt động, vi phạm nguyên lý Loại trừ Lẫn nhau (Mutual Exclusion Violation).</w:t>
+      </w:r>
+    </w:p>
+    <w:p>
+      <w:pPr>
+        <w:pStyle w:val="ListBullet"/>
+        <w:spacing w:after="40"/>
+      </w:pPr>
+      <w:r>
+        <w:rPr>
+          <w:rFonts w:ascii="Segoe UI" w:hAnsi="Segoe UI"/>
+          <w:sz w:val="20"/>
+        </w:rPr>
+        <w:t>Ý nghĩa Kỹ thuật: Phân tích này chứng minh rằng việc xử lý dữ liệu mạng nhị phân bắt buộc phải có cơ chế đồng bộ hóa tuần tự (Mutex hoặc Single-threaded Event Loop), nếu không sẽ dẫn tới xung đột bộ đệm chia sẻ (Race Hazard) tại thời điểm thực thi.</w:t>
       </w:r>
     </w:p>
     <w:p>
@@ -5468,7 +6894,250 @@
           <w:color w:val="505050"/>
           <w:sz w:val="21"/>
         </w:rPr>
-        <w:t>3. Bảng Ma trận Tổng hợp 9 Phát hiện CWE/CVE từ Công cụ</w:t>
+        <w:t>6.6.3 Khai thác Toàn diện 4 Chức năng Cốt lõi của Công cụ Giảng viên (`SpecVerificationLab`)</w:t>
+      </w:r>
+    </w:p>
+    <w:p>
+      <w:pPr>
+        <w:spacing w:line="300" w:lineRule="auto" w:after="80"/>
+      </w:pPr>
+      <w:r>
+        <w:rPr>
+          <w:rFonts w:ascii="Segoe UI" w:hAnsi="Segoe UI"/>
+          <w:sz w:val="21"/>
+        </w:rPr>
+        <w:t>Nhóm đã khai thác triệt để cả 4 khối chức năng tích hợp trong ứng dụng `SpecVerificationLab.exe`:</w:t>
+      </w:r>
+    </w:p>
+    <w:p>
+      <w:pPr>
+        <w:spacing w:line="300" w:lineRule="auto" w:after="80"/>
+      </w:pPr>
+      <w:r>
+        <w:rPr>
+          <w:rFonts w:ascii="Segoe UI" w:hAnsi="Segoe UI"/>
+          <w:sz w:val="21"/>
+        </w:rPr>
+        <w:t>1. Chức năng 1 — Thẩm định Bảng Đặc tả &amp; Bóc tách Ma trận (Spec Validation &amp; Traceability):</w:t>
+      </w:r>
+    </w:p>
+    <w:p>
+      <w:pPr>
+        <w:pStyle w:val="ListBullet"/>
+        <w:spacing w:after="40"/>
+      </w:pPr>
+      <w:r>
+        <w:rPr>
+          <w:rFonts w:ascii="Segoe UI" w:hAnsi="Segoe UI"/>
+          <w:sz w:val="20"/>
+        </w:rPr>
+        <w:t>Ứng dụng đọc file `Nhom11_SecureGate_IoT_Gateway_Spec.xlsx`, kiểm tra cú pháp tên cột, kiểu dữ liệu của cả 10 sheets.</w:t>
+      </w:r>
+    </w:p>
+    <w:p>
+      <w:pPr>
+        <w:pStyle w:val="ListBullet"/>
+        <w:spacing w:after="40"/>
+      </w:pPr>
+      <w:r>
+        <w:rPr>
+          <w:rFonts w:ascii="Segoe UI" w:hAnsi="Segoe UI"/>
+          <w:sz w:val="20"/>
+        </w:rPr>
+        <w:t>Thiết lập đồ thị liên kết giữa Yêu cầu $\to$ Thuộc tính kiểm chứng $\to$ Kịch bản kiểm thử, đảm bảo không có yêu cầu nào bị "mồ côi" (Orphaned Requirements).</w:t>
+      </w:r>
+    </w:p>
+    <w:p>
+      <w:pPr>
+        <w:spacing w:line="300" w:lineRule="auto" w:after="80"/>
+      </w:pPr>
+      <w:r>
+        <w:rPr>
+          <w:rFonts w:ascii="Segoe UI" w:hAnsi="Segoe UI"/>
+          <w:sz w:val="21"/>
+        </w:rPr>
+        <w:t>2. Chức năng 2 — Kiểm chứng Mô hình Trạng thái Hình thức (Formal Model Checking Kripke/CTL):</w:t>
+      </w:r>
+    </w:p>
+    <w:p>
+      <w:pPr>
+        <w:pStyle w:val="ListBullet"/>
+        <w:spacing w:after="40"/>
+      </w:pPr>
+      <w:r>
+        <w:rPr>
+          <w:rFonts w:ascii="Segoe UI" w:hAnsi="Segoe UI"/>
+          <w:sz w:val="20"/>
+        </w:rPr>
+        <w:t>Dựng ma trận kề biểu diễn đồ thị không gian trạng thái.</w:t>
+      </w:r>
+    </w:p>
+    <w:p>
+      <w:pPr>
+        <w:pStyle w:val="ListBullet"/>
+        <w:spacing w:after="40"/>
+      </w:pPr>
+      <w:r>
+        <w:rPr>
+          <w:rFonts w:ascii="Segoe UI" w:hAnsi="Segoe UI"/>
+          <w:sz w:val="20"/>
+        </w:rPr>
+        <w:t>Duyệt đồ thị để chứng minh hệ thống không có trạng thái bế tắc (No Deadlock).</w:t>
+      </w:r>
+    </w:p>
+    <w:p>
+      <w:pPr>
+        <w:pStyle w:val="ListBullet"/>
+        <w:spacing w:after="40"/>
+      </w:pPr>
+      <w:r>
+        <w:rPr>
+          <w:rFonts w:ascii="Segoe UI" w:hAnsi="Segoe UI"/>
+          <w:sz w:val="20"/>
+        </w:rPr>
+        <w:t>Đánh giá công thức CTL $AG(\neg \text{violation})$ và xuất trace phản ví dụ chỉ ra chính xác đường đi dẫn tới trạng thái lỗi `gw_race_hazard`.</w:t>
+      </w:r>
+    </w:p>
+    <w:p>
+      <w:pPr>
+        <w:spacing w:line="300" w:lineRule="auto" w:after="80"/>
+      </w:pPr>
+      <w:r>
+        <w:rPr>
+          <w:rFonts w:ascii="Segoe UI" w:hAnsi="Segoe UI"/>
+          <w:sz w:val="21"/>
+        </w:rPr>
+        <w:t>3. Chức năng 3 — Phân tích Cú pháp Cây AST &amp; Z3 SMT Solver:</w:t>
+      </w:r>
+    </w:p>
+    <w:p>
+      <w:pPr>
+        <w:pStyle w:val="ListBullet"/>
+        <w:spacing w:after="40"/>
+      </w:pPr>
+      <w:r>
+        <w:rPr>
+          <w:rFonts w:ascii="Segoe UI" w:hAnsi="Segoe UI"/>
+          <w:sz w:val="20"/>
+        </w:rPr>
+        <w:t>Trích xuất cây cú pháp trừu tượng (AST) của các hàm C trong sheet `HamSinhMa`.</w:t>
+      </w:r>
+    </w:p>
+    <w:p>
+      <w:pPr>
+        <w:pStyle w:val="ListBullet"/>
+        <w:spacing w:after="40"/>
+      </w:pPr>
+      <w:r>
+        <w:rPr>
+          <w:rFonts w:ascii="Segoe UI" w:hAnsi="Segoe UI"/>
+          <w:sz w:val="20"/>
+        </w:rPr>
+        <w:t>Tính toán độ phức tạp chu trình McCabe (McCabe Cyclomatic Complexity = 3) và độ sâu lồng nhau của các khối rẽ nhánh.</w:t>
+      </w:r>
+    </w:p>
+    <w:p>
+      <w:pPr>
+        <w:pStyle w:val="ListBullet"/>
+        <w:spacing w:after="40"/>
+      </w:pPr>
+      <w:r>
+        <w:rPr>
+          <w:rFonts w:ascii="Segoe UI" w:hAnsi="Segoe UI"/>
+          <w:sz w:val="20"/>
+        </w:rPr>
+        <w:t>Thiết lập bài toán thỏa mãn mệnh đề (SAT) với Z3 SMT Solver:</w:t>
+      </w:r>
+    </w:p>
+    <w:p>
+      <w:pPr>
+        <w:pStyle w:val="ListBullet"/>
+        <w:spacing w:after="40"/>
+      </w:pPr>
+      <w:r>
+        <w:rPr>
+          <w:rFonts w:ascii="Segoe UI" w:hAnsi="Segoe UI"/>
+          <w:sz w:val="20"/>
+        </w:rPr>
+        <w:t>Tìm nghiệm Checksum hợp lệ: Solver trả về SAT với giá trị mẫu `{'header_checksum': 2000000001, 'payload_checksum': 0}`.</w:t>
+      </w:r>
+    </w:p>
+    <w:p>
+      <w:pPr>
+        <w:pStyle w:val="ListBullet"/>
+        <w:spacing w:after="40"/>
+      </w:pPr>
+      <w:r>
+        <w:rPr>
+          <w:rFonts w:ascii="Segoe UI" w:hAnsi="Segoe UI"/>
+          <w:sz w:val="20"/>
+        </w:rPr>
+        <w:t>Tìm nguy cơ tràn số nguyên (CWE-190): Solver tìm thấy mô hình nghiệm $(\text{header\_checksum} = 1, \text{payload\_checksum} = 2,147,483,647)$ có tổng vượt quá `INT32_MAX` ($2,147,483,648$), chứng minh biểu thức cộng tích lũy bị wrap-around thành số âm.</w:t>
+      </w:r>
+    </w:p>
+    <w:p>
+      <w:pPr>
+        <w:spacing w:line="300" w:lineRule="auto" w:after="80"/>
+      </w:pPr>
+      <w:r>
+        <w:rPr>
+          <w:rFonts w:ascii="Segoe UI" w:hAnsi="Segoe UI"/>
+          <w:sz w:val="21"/>
+        </w:rPr>
+        <w:t>4. Chức năng 4 — Tự động Sinh mã Kiểm toán (Code Generation) &amp; Xuất Báo cáo Tích hợp:</w:t>
+      </w:r>
+    </w:p>
+    <w:p>
+      <w:pPr>
+        <w:pStyle w:val="ListBullet"/>
+        <w:spacing w:after="40"/>
+      </w:pPr>
+      <w:r>
+        <w:rPr>
+          <w:rFonts w:ascii="Segoe UI" w:hAnsi="Segoe UI"/>
+          <w:sz w:val="20"/>
+        </w:rPr>
+        <w:t>Tự động sinh mã nguồn C có gắn các tiền điều kiện và hậu điều kiện kiểm toán (`assert`).</w:t>
+      </w:r>
+    </w:p>
+    <w:p>
+      <w:pPr>
+        <w:pStyle w:val="ListBullet"/>
+        <w:spacing w:after="40"/>
+      </w:pPr>
+      <w:r>
+        <w:rPr>
+          <w:rFonts w:ascii="Segoe UI" w:hAnsi="Segoe UI"/>
+          <w:sz w:val="20"/>
+        </w:rPr>
+        <w:t>Tự động thực thi Fuzzing động trên mã Python sinh ra, phát hiện ngoại lệ chia cho 0 (`CWE-369`) và giải ngược cặp khóa bí mật (`7421, 3390`) sau đúng 3 vòng lặp Concolic.</w:t>
+      </w:r>
+    </w:p>
+    <w:p>
+      <w:pPr>
+        <w:pStyle w:val="ListBullet"/>
+        <w:spacing w:after="40"/>
+      </w:pPr>
+      <w:r>
+        <w:rPr>
+          <w:rFonts w:ascii="Segoe UI" w:hAnsi="Segoe UI"/>
+          <w:sz w:val="20"/>
+        </w:rPr>
+        <w:t>Xuất toàn bộ kết quả thành văn bản chính thức: `BaoCao_TichHop_SpecVerificationLab_Nhom11.docx` (chứa 7 bảng dữ liệu và sơ đồ vector) lưu trong thư mục nộp bài.</w:t>
+      </w:r>
+    </w:p>
+    <w:p>
+      <w:pPr>
+        <w:spacing w:before="120" w:after="40"/>
+      </w:pPr>
+      <w:r>
+        <w:rPr>
+          <w:rFonts w:ascii="Segoe UI" w:hAnsi="Segoe UI"/>
+          <w:b/>
+          <w:color w:val="505050"/>
+          <w:sz w:val="21"/>
+        </w:rPr>
+        <w:t>6.6.4 Bảng Ma trận Tổng hợp 9 Phát hiện CWE/CVE từ Công cụ</w:t>
       </w:r>
     </w:p>
     <w:p>
@@ -6441,7 +8110,7 @@
           <w:rFonts w:ascii="Segoe UI" w:hAnsi="Segoe UI"/>
           <w:sz w:val="21"/>
         </w:rPr>
-        <w:t>Toàn bộ kết quả kiểm chứng đã được xuất trực tiếp thành tài liệu Word chính thức: `BaoCao_TichHop_SpecVerificationLab_Nhom11.docx` (chứa 7 bảng dữ liệu và sơ đồ TikZ vector) lưu tại thư mục nộp bài.</w:t>
+        <w:t>Toàn bộ kết quả kiểm chứng đã được xuất trực tiếp thành tài liệu Word chính thức: `BaoCao_TichHop_SpecVerificationLab_Nhom11.docx` lưu tại thư mục nộp bài.</w:t>
       </w:r>
     </w:p>
     <w:p>

--- a/report/BaoCao_BTL_Nhom11.docx
+++ b/report/BaoCao_BTL_Nhom11.docx
@@ -3263,7 +3263,7 @@
           <w:i w:val="0"/>
           <w:sz w:val="23"/>
         </w:rPr>
-        <w:t>, dự án được phân định rạch ròi, minh bạch giữa 2 thành tố:</w:t>
+        <w:t>, đề tài kết hợp chặt chẽ giữa bộ công cụ nền tảng của môn học và chiều sâu nghiên cứu của nhóm:</w:t>
       </w:r>
     </w:p>
     <w:p>
@@ -3277,7 +3277,7 @@
           <w:b/>
           <w:sz w:val="23"/>
         </w:rPr>
-        <w:t>Hạt nhân Tự động hóa từ Tool Giảng viên (`SecLabFramework.exe` — 70%):</w:t>
+        <w:t>Hạt nhân Tự động hóa từ Bộ Công cụ Môn học (70%):</w:t>
       </w:r>
     </w:p>
     <w:p>
@@ -3288,11 +3288,19 @@
       <w:r>
         <w:rPr>
           <w:rFonts w:ascii="Times New Roman" w:hAnsi="Times New Roman"/>
+          <w:b/>
+          <w:sz w:val="23"/>
+        </w:rPr>
+        <w:t>Hạt nhân Đặc tả &amp; Kiểm chứng Hình thức (`SecLabFramework`):</w:t>
+      </w:r>
+      <w:r>
+        <w:rPr>
+          <w:rFonts w:ascii="Times New Roman" w:hAnsi="Times New Roman"/>
           <w:b w:val="0"/>
           <w:i w:val="0"/>
           <w:sz w:val="23"/>
         </w:rPr>
-        <w:t>Đóng vai trò là Nguồn Chân lý Đơn nhất (SSOT Kernel): Nạp file Excel 10-sheet đặc tả (</w:t>
+        <w:t xml:space="preserve"> Đóng vai trò là Nguồn Chân lý Đơn nhất (SSOT Kernel), quản lý tệp đặc tả Excel 10-sheet (</w:t>
       </w:r>
       <w:r>
         <w:rPr>
@@ -3310,37 +3318,7 @@
           <w:i w:val="0"/>
           <w:sz w:val="23"/>
         </w:rPr>
-        <w:t>).</w:t>
-      </w:r>
-    </w:p>
-    <w:p>
-      <w:pPr>
-        <w:pStyle w:val="ListBullet"/>
-        <w:spacing w:after="60" w:line="300" w:lineRule="auto"/>
-      </w:pPr>
-      <w:r>
-        <w:rPr>
-          <w:rFonts w:ascii="Times New Roman" w:hAnsi="Times New Roman"/>
-          <w:b w:val="0"/>
-          <w:i w:val="0"/>
-          <w:sz w:val="23"/>
-        </w:rPr>
-        <w:t>Tự động hóa kiểm chứng hình thức mô hình Kripke và công thức CTL AG(¬ violation), xuất mã đồ thị TikZ vector LaTeX.</w:t>
-      </w:r>
-    </w:p>
-    <w:p>
-      <w:pPr>
-        <w:pStyle w:val="ListBullet"/>
-        <w:spacing w:after="60" w:line="300" w:lineRule="auto"/>
-      </w:pPr>
-      <w:r>
-        <w:rPr>
-          <w:rFonts w:ascii="Times New Roman" w:hAnsi="Times New Roman"/>
-          <w:b w:val="0"/>
-          <w:i w:val="0"/>
-          <w:sz w:val="23"/>
-        </w:rPr>
-        <w:t xml:space="preserve">Tự động bóc tách AST, dựng hệ phương trình Bit-Vector và dùng SMT Z3 kiểm tra nguy cơ tràn số int32 tại sheet </w:t>
+        <w:t xml:space="preserve">). Thực hiện tự động hóa kiểm chứng hình thức mô hình Kripke 4 trạng thái, kiểm toán công thức CTL AG(¬ violation), bóc tách AST và giải SMT Bit-Vector kiểm tra nguy cơ tràn số int32 tại sheet </w:t>
       </w:r>
       <w:r>
         <w:rPr>
@@ -3358,7 +3336,7 @@
           <w:i w:val="0"/>
           <w:sz w:val="23"/>
         </w:rPr>
-        <w:t>.</w:t>
+        <w:t>, đồng thời sinh mã phân tích các hàm khuôn mẫu kiểm toán an toàn (CWE-121, 401, 415, 416, 369, 798).</w:t>
       </w:r>
     </w:p>
     <w:p>
@@ -3369,11 +3347,36 @@
       <w:r>
         <w:rPr>
           <w:rFonts w:ascii="Times New Roman" w:hAnsi="Times New Roman"/>
+          <w:b/>
+          <w:sz w:val="23"/>
+        </w:rPr>
+        <w:t>Nền tảng Kiểm thử Mờ Động (`softsec-toolkit/ch4_dynafuzz`):</w:t>
+      </w:r>
+      <w:r>
+        <w:rPr>
+          <w:rFonts w:ascii="Times New Roman" w:hAnsi="Times New Roman"/>
           <w:b w:val="0"/>
           <w:i w:val="0"/>
           <w:sz w:val="23"/>
         </w:rPr>
-        <w:t xml:space="preserve">Tự động sinh mã và phân tích các hàm khuôn mẫu (template targets) tại sheet </w:t>
+        <w:t xml:space="preserve"> Căn cứ theo định hướng Chủ đề 4 (Slide 15–16 bài giảng </w:t>
+      </w:r>
+      <w:r>
+        <w:rPr>
+          <w:rFonts w:ascii="Times New Roman" w:hAnsi="Times New Roman"/>
+          <w:i/>
+          <w:sz w:val="23"/>
+        </w:rPr>
+        <w:t>Hướng dẫn Đề tài Đồ án Môn học</w:t>
+      </w:r>
+      <w:r>
+        <w:rPr>
+          <w:rFonts w:ascii="Times New Roman" w:hAnsi="Times New Roman"/>
+          <w:b w:val="0"/>
+          <w:i w:val="0"/>
+          <w:sz w:val="23"/>
+        </w:rPr>
+        <w:t xml:space="preserve">), nhóm kế thừa kiến trúc và các thuật toán cốt lõi từ </w:t>
       </w:r>
       <w:r>
         <w:rPr>
@@ -3382,7 +3385,7 @@
           <w:color w:val="A02020"/>
           <w:sz w:val="20"/>
         </w:rPr>
-        <w:t>HamSinhMa</w:t>
+        <w:t>ch4_dynafuzz</w:t>
       </w:r>
       <w:r>
         <w:rPr>
@@ -3391,7 +3394,7 @@
           <w:i w:val="0"/>
           <w:sz w:val="23"/>
         </w:rPr>
-        <w:t xml:space="preserve"> (</w:t>
+        <w:t xml:space="preserve"> (kiểm thử hộp đen ngẫu nhiên </w:t>
       </w:r>
       <w:r>
         <w:rPr>
@@ -3400,7 +3403,7 @@
           <w:color w:val="A02020"/>
           <w:sz w:val="20"/>
         </w:rPr>
-        <w:t>parse_fzp1_payload</w:t>
+        <w:t>random mutation</w:t>
       </w:r>
       <w:r>
         <w:rPr>
@@ -3409,7 +3412,7 @@
           <w:i w:val="0"/>
           <w:sz w:val="23"/>
         </w:rPr>
-        <w:t xml:space="preserve">, </w:t>
+        <w:t xml:space="preserve">, bao gói giao thức cấu trúc </w:t>
       </w:r>
       <w:r>
         <w:rPr>
@@ -3418,7 +3421,7 @@
           <w:color w:val="A02020"/>
           <w:sz w:val="20"/>
         </w:rPr>
-        <w:t>alloc_fzp1_cache</w:t>
+        <w:t>greybox</w:t>
       </w:r>
       <w:r>
         <w:rPr>
@@ -3427,7 +3430,7 @@
           <w:i w:val="0"/>
           <w:sz w:val="23"/>
         </w:rPr>
-        <w:t xml:space="preserve">, </w:t>
+        <w:t xml:space="preserve">, và kỹ thuật thực thi ký hiệu concolic </w:t>
       </w:r>
       <w:r>
         <w:rPr>
@@ -3436,7 +3439,7 @@
           <w:color w:val="A02020"/>
           <w:sz w:val="20"/>
         </w:rPr>
-        <w:t>close_fzp1_session</w:t>
+        <w:t>04_concolic_execution.py</w:t>
       </w:r>
       <w:r>
         <w:rPr>
@@ -3454,7 +3457,7 @@
           <w:color w:val="A02020"/>
           <w:sz w:val="20"/>
         </w:rPr>
-        <w:t>release_fzp1_stream</w:t>
+        <w:t>06_white_box_fuzzing.py</w:t>
       </w:r>
       <w:r>
         <w:rPr>
@@ -3463,7 +3466,67 @@
           <w:i w:val="0"/>
           <w:sz w:val="23"/>
         </w:rPr>
-        <w:t xml:space="preserve">, </w:t>
+        <w:t>).</w:t>
+      </w:r>
+    </w:p>
+    <w:p>
+      <w:pPr>
+        <w:pStyle w:val="ListBullet"/>
+        <w:spacing w:after="60" w:line="300" w:lineRule="auto"/>
+      </w:pPr>
+      <w:r>
+        <w:rPr>
+          <w:rFonts w:ascii="Times New Roman" w:hAnsi="Times New Roman"/>
+          <w:i/>
+          <w:sz w:val="23"/>
+        </w:rPr>
+        <w:t>Lưu ý về tính trung thực học thuật:</w:t>
+      </w:r>
+      <w:r>
+        <w:rPr>
+          <w:rFonts w:ascii="Times New Roman" w:hAnsi="Times New Roman"/>
+          <w:b w:val="0"/>
+          <w:i w:val="0"/>
+          <w:sz w:val="23"/>
+        </w:rPr>
+        <w:t xml:space="preserve"> Bộ sinh mã của SecLab chỉ tạo các hàm khuôn mẫu đơn lẻ; nhóm không tuyên bố công cụ tự động tổng hợp trọn gói bộ phân tích cú pháp tệp nhị phân FZP1.</w:t>
+      </w:r>
+    </w:p>
+    <w:p>
+      <w:pPr>
+        <w:pStyle w:val="ListBullet"/>
+        <w:spacing w:after="60" w:line="300" w:lineRule="auto"/>
+      </w:pPr>
+      <w:r>
+        <w:rPr>
+          <w:rFonts w:ascii="Times New Roman" w:hAnsi="Times New Roman"/>
+          <w:b/>
+          <w:sz w:val="23"/>
+        </w:rPr>
+        <w:t>Nghiên cứu Thực nghiệm Độc lập &amp; Chiều sâu Chuyên môn của Nhóm (30%):</w:t>
+      </w:r>
+    </w:p>
+    <w:p>
+      <w:pPr>
+        <w:pStyle w:val="ListBullet"/>
+        <w:spacing w:after="60" w:line="300" w:lineRule="auto"/>
+      </w:pPr>
+      <w:r>
+        <w:rPr>
+          <w:rFonts w:ascii="Times New Roman" w:hAnsi="Times New Roman"/>
+          <w:b/>
+          <w:sz w:val="23"/>
+        </w:rPr>
+        <w:t>Hiện thực Bộ Parser FZP1 Nhị phân Hoàn chỉnh:</w:t>
+      </w:r>
+      <w:r>
+        <w:rPr>
+          <w:rFonts w:ascii="Times New Roman" w:hAnsi="Times New Roman"/>
+          <w:b w:val="0"/>
+          <w:i w:val="0"/>
+          <w:sz w:val="23"/>
+        </w:rPr>
+        <w:t xml:space="preserve"> Nhóm tự tay lập trình bộ phân tích cú pháp C nhị phân (</w:t>
       </w:r>
       <w:r>
         <w:rPr>
@@ -3472,7 +3535,7 @@
           <w:color w:val="A02020"/>
           <w:sz w:val="20"/>
         </w:rPr>
-        <w:t>calculate_fzp1_ratio</w:t>
+        <w:t>source/fzp1_parser_v0.c</w:t>
       </w:r>
       <w:r>
         <w:rPr>
@@ -3481,7 +3544,7 @@
           <w:i w:val="0"/>
           <w:sz w:val="23"/>
         </w:rPr>
-        <w:t xml:space="preserve">, </w:t>
+        <w:t xml:space="preserve"> và </w:t>
       </w:r>
       <w:r>
         <w:rPr>
@@ -3490,7 +3553,7 @@
           <w:color w:val="A02020"/>
           <w:sz w:val="20"/>
         </w:rPr>
-        <w:t>verify_fzp1_unlock_token</w:t>
+        <w:t>source/fzp1_parser_v1.c</w:t>
       </w:r>
       <w:r>
         <w:rPr>
@@ -3499,7 +3562,7 @@
           <w:i w:val="0"/>
           <w:sz w:val="23"/>
         </w:rPr>
-        <w:t>), chứng minh các mẫu vi phạm kinh điển (buffer-overflow, leak, double-free, UAF, divide-by-zero, magic-value) và xuất khung báo cáo tích hợp Word (.docx).</w:t>
+        <w:t>), cài đặt cấu trúc tệp nhị phân 4B Magic + 1B Length + Payload + 1B XOR Checksum, bộ đệm ngăn xếp 16 byte, và vòng đời run-to-completion thu hồi Heap an toàn.</w:t>
       </w:r>
     </w:p>
     <w:p>
@@ -3510,10 +3573,10 @@
       <w:r>
         <w:rPr>
           <w:rFonts w:ascii="Times New Roman" w:hAnsi="Times New Roman"/>
-          <w:i/>
-          <w:sz w:val="23"/>
-        </w:rPr>
-        <w:t>Lưu ý về giới hạn của Tool:</w:t>
+          <w:b/>
+          <w:sz w:val="23"/>
+        </w:rPr>
+        <w:t>Phát triển Module Fuzzer Mở rộng (`source/ch4_dynafuzz_fzp1.py`):</w:t>
       </w:r>
       <w:r>
         <w:rPr>
@@ -3522,53 +3585,7 @@
           <w:i w:val="0"/>
           <w:sz w:val="23"/>
         </w:rPr>
-        <w:t xml:space="preserve"> Bộ sinh mã của Tool chỉ tạo các hàm khuôn mẫu đơn lẻ; Tool </w:t>
-      </w:r>
-      <w:r>
-        <w:rPr>
-          <w:rFonts w:ascii="Times New Roman" w:hAnsi="Times New Roman"/>
-          <w:b/>
-          <w:sz w:val="23"/>
-        </w:rPr>
-        <w:t>không tự động tổng hợp bộ phân tích cú pháp tệp nhị phân FZP1 hoàn chỉnh</w:t>
-      </w:r>
-      <w:r>
-        <w:rPr>
-          <w:rFonts w:ascii="Times New Roman" w:hAnsi="Times New Roman"/>
-          <w:b w:val="0"/>
-          <w:i w:val="0"/>
-          <w:sz w:val="23"/>
-        </w:rPr>
-        <w:t>.</w:t>
-      </w:r>
-    </w:p>
-    <w:p>
-      <w:pPr>
-        <w:pStyle w:val="ListBullet"/>
-        <w:spacing w:after="60" w:line="300" w:lineRule="auto"/>
-      </w:pPr>
-      <w:r>
-        <w:rPr>
-          <w:rFonts w:ascii="Times New Roman" w:hAnsi="Times New Roman"/>
-          <w:b/>
-          <w:sz w:val="23"/>
-        </w:rPr>
-        <w:t>Nghiên cứu Thực nghiệm Độc lập &amp; Chiều sâu Chuyên môn của Nhóm (30%):</w:t>
-      </w:r>
-    </w:p>
-    <w:p>
-      <w:pPr>
-        <w:pStyle w:val="ListBullet"/>
-        <w:spacing w:after="60" w:line="300" w:lineRule="auto"/>
-      </w:pPr>
-      <w:r>
-        <w:rPr>
-          <w:rFonts w:ascii="Times New Roman" w:hAnsi="Times New Roman"/>
-          <w:b w:val="0"/>
-          <w:i w:val="0"/>
-          <w:sz w:val="23"/>
-        </w:rPr>
-        <w:t>Nhóm trực tiếp viết tay toàn bộ logic xử lý nhị phân của bộ Parser C thực tế (</w:t>
+        <w:t xml:space="preserve"> Kế thừa </w:t>
       </w:r>
       <w:r>
         <w:rPr>
@@ -3577,7 +3594,7 @@
           <w:color w:val="A02020"/>
           <w:sz w:val="20"/>
         </w:rPr>
-        <w:t>fzp1_parser_v0.c</w:t>
+        <w:t>ch4_dynafuzz</w:t>
       </w:r>
       <w:r>
         <w:rPr>
@@ -3586,7 +3603,7 @@
           <w:i w:val="0"/>
           <w:sz w:val="23"/>
         </w:rPr>
-        <w:t xml:space="preserve"> và </w:t>
+        <w:t>, nhóm xây dựng module mở rộng với 3 fuzzer chuyên biệt (</w:t>
       </w:r>
       <w:r>
         <w:rPr>
@@ -3595,7 +3612,7 @@
           <w:color w:val="A02020"/>
           <w:sz w:val="20"/>
         </w:rPr>
-        <w:t>fzp1_parser_v1.c</w:t>
+        <w:t>FZP1BlackBoxFuzzer</w:t>
       </w:r>
       <w:r>
         <w:rPr>
@@ -3604,37 +3621,7 @@
           <w:i w:val="0"/>
           <w:sz w:val="23"/>
         </w:rPr>
-        <w:t>): cấu trúc tệp nhị phân, bộ đệm stack 16 byte, vòng lặp tích lũy XOR Checksum, xác thực Magic Number, cơ chế xử lý run-to-completion thu hồi heap.</w:t>
-      </w:r>
-    </w:p>
-    <w:p>
-      <w:pPr>
-        <w:pStyle w:val="ListBullet"/>
-        <w:spacing w:after="60" w:line="300" w:lineRule="auto"/>
-      </w:pPr>
-      <w:r>
-        <w:rPr>
-          <w:rFonts w:ascii="Times New Roman" w:hAnsi="Times New Roman"/>
-          <w:b w:val="0"/>
-          <w:i w:val="0"/>
-          <w:sz w:val="23"/>
-        </w:rPr>
-        <w:t>Nhóm tự lập trình 3 engine Fuzzing (Black-box, Greybox, White-box Z3 SMT) và chạy thực nghiệm 30 trials độc lập trên binary thực tế.</w:t>
-      </w:r>
-    </w:p>
-    <w:p>
-      <w:pPr>
-        <w:pStyle w:val="ListBullet"/>
-        <w:spacing w:after="60" w:line="300" w:lineRule="auto"/>
-      </w:pPr>
-      <w:r>
-        <w:rPr>
-          <w:rFonts w:ascii="Times New Roman" w:hAnsi="Times New Roman"/>
-          <w:b w:val="0"/>
-          <w:i w:val="0"/>
-          <w:sz w:val="23"/>
-        </w:rPr>
-        <w:t>Nhóm bóc tách cơ chế ô nhớ Stack Frame x86_64, phân tích shadow bytes AddressSanitizer (</w:t>
+        <w:t xml:space="preserve">, </w:t>
       </w:r>
       <w:r>
         <w:rPr>
@@ -3643,7 +3630,7 @@
           <w:color w:val="A02020"/>
           <w:sz w:val="20"/>
         </w:rPr>
-        <w:t>[f3]</w:t>
+        <w:t>FZP1GreyboxFuzzer</w:t>
       </w:r>
       <w:r>
         <w:rPr>
@@ -3652,7 +3639,25 @@
           <w:i w:val="0"/>
           <w:sz w:val="23"/>
         </w:rPr>
-        <w:t>) và chứng minh điểm mù của Cppcheck.</w:t>
+        <w:t xml:space="preserve">, </w:t>
+      </w:r>
+      <w:r>
+        <w:rPr>
+          <w:rFonts w:ascii="Consolas" w:hAnsi="Consolas"/>
+          <w:b/>
+          <w:color w:val="A02020"/>
+          <w:sz w:val="20"/>
+        </w:rPr>
+        <w:t>FZP1WhiteBoxFuzzer</w:t>
+      </w:r>
+      <w:r>
+        <w:rPr>
+          <w:rFonts w:ascii="Times New Roman" w:hAnsi="Times New Roman"/>
+          <w:b w:val="0"/>
+          <w:i w:val="0"/>
+          <w:sz w:val="23"/>
+        </w:rPr>
+        <w:t>). Trong đó fuzzer White-box mô hình hóa toàn diện các biến ký hiệu Bit-Vector thuần túy trong Z3 Solver (symbolic Magic, Length, Payload và Checksum), tự động tổng hợp gói tin khai thác SAT với 0 byte hard-code.</w:t>
       </w:r>
     </w:p>
     <w:p>
@@ -3663,16 +3668,42 @@
       <w:r>
         <w:rPr>
           <w:rFonts w:ascii="Times New Roman" w:hAnsi="Times New Roman"/>
+          <w:b/>
+          <w:sz w:val="23"/>
+        </w:rPr>
+        <w:t>Phân tích Bản chất Ô nhớ Mức thấp:</w:t>
+      </w:r>
+      <w:r>
+        <w:rPr>
+          <w:rFonts w:ascii="Times New Roman" w:hAnsi="Times New Roman"/>
           <w:b w:val="0"/>
           <w:i w:val="0"/>
           <w:sz w:val="23"/>
         </w:rPr>
-        <w:t xml:space="preserve">Nhóm xây dựng bản vá hoàn chỉnh chuẩn </w:t>
-      </w:r>
-      <w:r>
-        <w:rPr>
-          <w:rFonts w:ascii="Times New Roman" w:hAnsi="Times New Roman"/>
+        <w:t xml:space="preserve"> Nhóm phân tích chi tiết cơ chế ô nhớ Stack Frame x86_64, phân tích shadow bytes AddressSanitizer (</w:t>
+      </w:r>
+      <w:r>
+        <w:rPr>
+          <w:rFonts w:ascii="Consolas" w:hAnsi="Consolas"/>
           <w:b/>
+          <w:color w:val="A02020"/>
+          <w:sz w:val="20"/>
+        </w:rPr>
+        <w:t>[f3]</w:t>
+      </w:r>
+      <w:r>
+        <w:rPr>
+          <w:rFonts w:ascii="Times New Roman" w:hAnsi="Times New Roman"/>
+          <w:b w:val="0"/>
+          <w:i w:val="0"/>
+          <w:sz w:val="23"/>
+        </w:rPr>
+        <w:t xml:space="preserve">), chứng minh điểm mù phân tích tĩnh của Cppcheck, và xây dựng bản vá hoàn chỉnh chuẩn </w:t>
+      </w:r>
+      <w:r>
+        <w:rPr>
+          <w:rFonts w:ascii="Times New Roman" w:hAnsi="Times New Roman"/>
+          <w:b/>
           <w:sz w:val="23"/>
         </w:rPr>
         <w:t>CERT C</w:t>
@@ -3685,6 +3716,29 @@
           <w:sz w:val="23"/>
         </w:rPr>
         <w:t xml:space="preserve"> (CERT STR31-C, MEM30-C, MEM31-C).</w:t>
+      </w:r>
+    </w:p>
+    <w:p>
+      <w:pPr>
+        <w:pStyle w:val="ListBullet"/>
+        <w:spacing w:after="60" w:line="300" w:lineRule="auto"/>
+      </w:pPr>
+      <w:r>
+        <w:rPr>
+          <w:rFonts w:ascii="Times New Roman" w:hAnsi="Times New Roman"/>
+          <w:b/>
+          <w:sz w:val="23"/>
+        </w:rPr>
+        <w:t>Thiết kế Benchmark 30 Trials Khách quan:</w:t>
+      </w:r>
+      <w:r>
+        <w:rPr>
+          <w:rFonts w:ascii="Times New Roman" w:hAnsi="Times New Roman"/>
+          <w:b w:val="0"/>
+          <w:i w:val="0"/>
+          <w:sz w:val="23"/>
+        </w:rPr>
+        <w:t xml:space="preserve"> Thực thi 30 lượt đo kiểm độc lập, ghi nhận và trực quan hóa dữ liệu thống kê khách quan.</w:t>
       </w:r>
     </w:p>
     <w:p>
@@ -4286,7 +4340,7 @@
         <w:br/>
         <w:t xml:space="preserve">  [WHITE-BOX Z3]     ---&gt; [SMT Constraint Solver] -&gt; [Magic OK] -&gt; [Checksum OK] -&gt; [CRASH CWE-121]</w:t>
         <w:br/>
-        <w:t xml:space="preserve">                          (Giải SAT trong ~7ms)</w:t>
+        <w:t xml:space="preserve">                          (Giải SAT trong ~3.9ms)</w:t>
       </w:r>
     </w:p>
     <w:p>
@@ -5975,6 +6029,81 @@
           <w:sz w:val="23"/>
         </w:rPr>
         <w:t xml:space="preserve"> sau khi con trỏ đã được trả về hệ điều hành. Khắc phục bằng cách vô hiệu hóa con trỏ và kiểm tra tính hợp lệ trước khi thao tác.</w:t>
+      </w:r>
+    </w:p>
+    <w:p>
+      <w:pPr>
+        <w:spacing w:line="300" w:lineRule="auto" w:after="80"/>
+      </w:pPr>
+      <w:r>
+        <w:rPr>
+          <w:rFonts w:ascii="Times New Roman" w:hAnsi="Times New Roman"/>
+          <w:i/>
+          <w:sz w:val="23"/>
+        </w:rPr>
+        <w:t>Lưu ý phân định phạm vi kỹ thuật:</w:t>
+      </w:r>
+      <w:r>
+        <w:rPr>
+          <w:rFonts w:ascii="Times New Roman" w:hAnsi="Times New Roman"/>
+          <w:b w:val="0"/>
+          <w:i w:val="0"/>
+          <w:sz w:val="23"/>
+        </w:rPr>
+        <w:t xml:space="preserve"> Các hàm trên (cùng với hàm kiểm tra tràn số nguyên CWE-190, chia cho 0 CWE-369 và mã bí mật CWE-798) là các hàm khuôn mẫu tham chiếu (reference template functions) được đặc tả trong tệp SSOT Excel (</w:t>
+      </w:r>
+      <w:r>
+        <w:rPr>
+          <w:rFonts w:ascii="Consolas" w:hAnsi="Consolas"/>
+          <w:b/>
+          <w:color w:val="A02020"/>
+          <w:sz w:val="20"/>
+        </w:rPr>
+        <w:t>specification/Nhom11_FZP1_Fuzzing_Spec.xlsx</w:t>
+      </w:r>
+      <w:r>
+        <w:rPr>
+          <w:rFonts w:ascii="Times New Roman" w:hAnsi="Times New Roman"/>
+          <w:b w:val="0"/>
+          <w:i w:val="0"/>
+          <w:sz w:val="23"/>
+        </w:rPr>
+        <w:t>) và được phân tích hình thức bởi công cụ SecLab của môn học nhằm bao quát toàn diện phổ lỗ hổng an toàn bộ nhớ theo chuẩn đề cương. Trong khi đó, bộ parser FZP1 thực tế (</w:t>
+      </w:r>
+      <w:r>
+        <w:rPr>
+          <w:rFonts w:ascii="Consolas" w:hAnsi="Consolas"/>
+          <w:b/>
+          <w:color w:val="A02020"/>
+          <w:sz w:val="20"/>
+        </w:rPr>
+        <w:t>source/fzp1_parser_v0.c</w:t>
+      </w:r>
+      <w:r>
+        <w:rPr>
+          <w:rFonts w:ascii="Times New Roman" w:hAnsi="Times New Roman"/>
+          <w:b w:val="0"/>
+          <w:i w:val="0"/>
+          <w:sz w:val="23"/>
+        </w:rPr>
+        <w:t xml:space="preserve">) tuân thủ nghiêm ngặt mô hình run-to-completion (chỉ cấp phát Heap tạm thời cho luồng đọc tệp và giải phóng an toàn ngay lập tức), do đó bề mặt tấn công nhị phân FZP1 thực nghiệm tập trung vào lỗ hổng trọng tâm là tràn bộ đệm ngăn xếp </w:t>
+      </w:r>
+      <w:r>
+        <w:rPr>
+          <w:rFonts w:ascii="Times New Roman" w:hAnsi="Times New Roman"/>
+          <w:b/>
+          <w:sz w:val="23"/>
+        </w:rPr>
+        <w:t>CWE-121</w:t>
+      </w:r>
+      <w:r>
+        <w:rPr>
+          <w:rFonts w:ascii="Times New Roman" w:hAnsi="Times New Roman"/>
+          <w:b w:val="0"/>
+          <w:i w:val="0"/>
+          <w:sz w:val="23"/>
+        </w:rPr>
+        <w:t>.</w:t>
       </w:r>
     </w:p>
     <w:p>
@@ -6558,7 +6687,7 @@
                 <w:color w:val="A02020"/>
                 <w:sz w:val="20"/>
               </w:rPr>
-              <w:t>fzp1_parser_v0.c:48</w:t>
+              <w:t>source/fzp1_parser_v0.c:48</w:t>
             </w:r>
             <w:r>
               <w:rPr>
@@ -6567,7 +6696,7 @@
                 <w:i w:val="0"/>
                 <w:sz w:val="20"/>
               </w:rPr>
-              <w:t>)</w:t>
+              <w:t xml:space="preserve"> — Mục tiêu thực nghiệm chính FZP1)</w:t>
             </w:r>
           </w:p>
         </w:tc>
@@ -6849,7 +6978,7 @@
                 <w:i w:val="0"/>
                 <w:sz w:val="20"/>
               </w:rPr>
-              <w:t xml:space="preserve"> (Đặc tả </w:t>
+              <w:t xml:space="preserve"> (Khuôn mẫu đặc tả SSOT </w:t>
             </w:r>
             <w:r>
               <w:rPr>
@@ -7086,7 +7215,7 @@
                 <w:i w:val="0"/>
                 <w:sz w:val="20"/>
               </w:rPr>
-              <w:t xml:space="preserve"> (Đặc tả </w:t>
+              <w:t xml:space="preserve"> (Khuôn mẫu đặc tả SSOT </w:t>
             </w:r>
             <w:r>
               <w:rPr>
@@ -7359,7 +7488,7 @@
                 <w:i w:val="0"/>
                 <w:sz w:val="20"/>
               </w:rPr>
-              <w:t xml:space="preserve"> (Đặc tả </w:t>
+              <w:t xml:space="preserve"> (Khuôn mẫu đặc tả SSOT </w:t>
             </w:r>
             <w:r>
               <w:rPr>
@@ -7614,7 +7743,7 @@
                 <w:i w:val="0"/>
                 <w:sz w:val="20"/>
               </w:rPr>
-              <w:t xml:space="preserve"> (Đặc tả </w:t>
+              <w:t xml:space="preserve"> (Khuôn mẫu đặc tả SSOT </w:t>
             </w:r>
             <w:r>
               <w:rPr>
@@ -7869,7 +7998,7 @@
                 <w:i w:val="0"/>
                 <w:sz w:val="20"/>
               </w:rPr>
-              <w:t xml:space="preserve"> (Đặc tả </w:t>
+              <w:t xml:space="preserve"> (Khuôn mẫu đặc tả SSOT </w:t>
             </w:r>
             <w:r>
               <w:rPr>
@@ -8142,7 +8271,7 @@
                 <w:i w:val="0"/>
                 <w:sz w:val="20"/>
               </w:rPr>
-              <w:t xml:space="preserve"> (Đặc tả </w:t>
+              <w:t xml:space="preserve"> (Khuôn mẫu đặc tả SSOT </w:t>
             </w:r>
             <w:r>
               <w:rPr>
@@ -9096,7 +9225,7 @@
                 <w:b/>
                 <w:sz w:val="20"/>
               </w:rPr>
-              <w:t>1 vòng lặp duy nhất</w:t>
+              <w:t>1 vòng lặp duy nhất (0 đột biến)</w:t>
             </w:r>
           </w:p>
         </w:tc>
@@ -9231,7 +9360,7 @@
                 <w:b/>
                 <w:sz w:val="20"/>
               </w:rPr>
-              <w:t>7.16 ms</w:t>
+              <w:t>3.92 ms</w:t>
             </w:r>
             <w:r>
               <w:rPr>
@@ -9240,7 +9369,7 @@
                 <w:i w:val="0"/>
                 <w:sz w:val="20"/>
               </w:rPr>
-              <w:t xml:space="preserve"> (2.5 – 12.3 ms)</w:t>
+              <w:t xml:space="preserve"> (2.90 – 9.40 ms)</w:t>
             </w:r>
           </w:p>
         </w:tc>
@@ -9375,7 +9504,7 @@
                 <w:b/>
                 <w:sz w:val="20"/>
               </w:rPr>
-              <w:t>0.2757 giây</w:t>
+              <w:t>0.2229 giây</w:t>
             </w:r>
           </w:p>
         </w:tc>
@@ -9407,7 +9536,7 @@
                 <w:b/>
                 <w:sz w:val="20"/>
               </w:rPr>
-              <w:t>2.5777 giây</w:t>
+              <w:t>3.2740 giây</w:t>
             </w:r>
           </w:p>
         </w:tc>
@@ -9510,7 +9639,7 @@
                 <w:i w:val="0"/>
                 <w:sz w:val="20"/>
               </w:rPr>
-              <w:t>0.2145 giây</w:t>
+              <w:t>0.0178 giây</w:t>
             </w:r>
           </w:p>
         </w:tc>
@@ -9543,7 +9672,7 @@
                 <w:i w:val="0"/>
                 <w:sz w:val="20"/>
               </w:rPr>
-              <w:t>1.6423 giây</w:t>
+              <w:t>1.7790 giây</w:t>
             </w:r>
           </w:p>
         </w:tc>
@@ -9646,7 +9775,7 @@
                 <w:i w:val="0"/>
                 <w:sz w:val="20"/>
               </w:rPr>
-              <w:t>0.2839 giây</w:t>
+              <w:t>0.2364 giây</w:t>
             </w:r>
           </w:p>
         </w:tc>
@@ -9679,7 +9808,7 @@
                 <w:i w:val="0"/>
                 <w:sz w:val="20"/>
               </w:rPr>
-              <w:t>4.7847 giây</w:t>
+              <w:t>5.1139 giây</w:t>
             </w:r>
           </w:p>
         </w:tc>
@@ -9781,7 +9910,7 @@
                 <w:b/>
                 <w:sz w:val="20"/>
               </w:rPr>
-              <w:t>0.0145 giây</w:t>
+              <w:t>0.0173 giây</w:t>
             </w:r>
           </w:p>
         </w:tc>
@@ -9814,7 +9943,7 @@
                 <w:i w:val="0"/>
                 <w:sz w:val="20"/>
               </w:rPr>
-              <w:t>0.4874 giây</w:t>
+              <w:t>0.3870 giây</w:t>
             </w:r>
           </w:p>
         </w:tc>
@@ -9917,7 +10046,7 @@
                 <w:i w:val="0"/>
                 <w:sz w:val="20"/>
               </w:rPr>
-              <w:t>0.3038 giây</w:t>
+              <w:t>0.6131 giây</w:t>
             </w:r>
           </w:p>
         </w:tc>
@@ -9950,7 +10079,7 @@
                 <w:i w:val="0"/>
                 <w:sz w:val="20"/>
               </w:rPr>
-              <w:t>8.1826 giây</w:t>
+              <w:t>10.3933 giây</w:t>
             </w:r>
           </w:p>
         </w:tc>
@@ -10020,7 +10149,7 @@
                 <w:i w:val="0"/>
                 <w:sz w:val="20"/>
               </w:rPr>
-              <w:t>64.65 lượt/giây</w:t>
+              <w:t>74.80 lượt/giây</w:t>
             </w:r>
           </w:p>
         </w:tc>
@@ -10053,7 +10182,7 @@
                 <w:i w:val="0"/>
                 <w:sz w:val="20"/>
               </w:rPr>
-              <w:t>3.60 lượt/giây</w:t>
+              <w:t>4.50 lượt/giây</w:t>
             </w:r>
           </w:p>
         </w:tc>
@@ -10086,7 +10215,7 @@
                 <w:i w:val="0"/>
                 <w:sz w:val="20"/>
               </w:rPr>
-              <w:t>58.25 lượt/giây</w:t>
+              <w:t>47.80 lượt/giây</w:t>
             </w:r>
           </w:p>
         </w:tc>
@@ -10220,7 +10349,7 @@
           <w:i w:val="0"/>
           <w:sz w:val="23"/>
         </w:rPr>
-        <w:t xml:space="preserve"> Độ phân tán cực kỳ hẹp, trung vị chỉ 0.276 giây (trong đó phần lớn thời gian là độ trễ khởi tạo tiến trình trên Windows, thời gian tính toán thực của solver chỉ tốn ≈ 7.16 ms).</w:t>
+        <w:t xml:space="preserve"> Độ phân tán cực kỳ hẹp, trung vị chỉ 0.223 giây (trong đó phần lớn thời gian là độ trễ khởi tạo tiến trình thực thi nhị phân trên Windows, thời gian tính toán thực của solver Z3 Bit-Vector chỉ tốn trung bình ≈ 3.92 ms).</w:t>
       </w:r>
     </w:p>
     <w:p>
@@ -10243,7 +10372,7 @@
           <w:i w:val="0"/>
           <w:sz w:val="23"/>
         </w:rPr>
-        <w:t xml:space="preserve"> Thời gian phân tán rộng từ 0.49 đến 8.18 giây phụ thuộc hoàn toàn vào tính may rủi của bộ sinh số ngẫu nhiên khi dò tìm byte checksum.</w:t>
+        <w:t xml:space="preserve"> Thời gian phân tán rộng từ 0.387 đến 10.393 giây (trung vị 3.274 giây) phụ thuộc hoàn toàn vào tính may rủi của bộ sinh số ngẫu nhiên khi dò tìm byte checksum.</w:t>
       </w:r>
     </w:p>
     <w:p>
@@ -11684,7 +11813,7 @@
           <w:i w:val="0"/>
           <w:sz w:val="23"/>
         </w:rPr>
-        <w:t xml:space="preserve"> Chuyển hóa toàn bộ câu lệnh điều kiện thành hệ phương trình logic Bit-Vector. SMT Solver giải quyết trực tiếp bài toán tìm nghiệm trong ~7 ms mà không phụ thuộc vào may rủi.</w:t>
+        <w:t xml:space="preserve"> Chuyển hóa toàn bộ câu lệnh điều kiện thành hệ phương trình logic Bit-Vector. SMT Solver giải quyết trực tiếp bài toán tìm nghiệm trong ~3.9 ms mà không phụ thuộc vào may rủi.</w:t>
       </w:r>
     </w:p>
     <w:p>

--- a/report/BaoCao_BTL_Nhom11.docx
+++ b/report/BaoCao_BTL_Nhom11.docx
@@ -3585,7 +3585,7 @@
           <w:i w:val="0"/>
           <w:sz w:val="23"/>
         </w:rPr>
-        <w:t xml:space="preserve"> Kế thừa </w:t>
+        <w:t xml:space="preserve"> Kế thừa kiến trúc </w:t>
       </w:r>
       <w:r>
         <w:rPr>
@@ -3657,7 +3657,25 @@
           <w:i w:val="0"/>
           <w:sz w:val="23"/>
         </w:rPr>
-        <w:t>). Trong đó fuzzer White-box mô hình hóa toàn diện các biến ký hiệu Bit-Vector thuần túy trong Z3 Solver (symbolic Magic, Length, Payload và Checksum), tự động tổng hợp gói tin khai thác SAT với 0 byte hard-code.</w:t>
+        <w:t xml:space="preserve">). Trong đó, fuzzer White-box được nhóm trực tiếp phân tích mã nguồn parser và mô hình hóa thủ công điều kiện rẽ nhánh (path condition) thành hệ phương trình Bit-Vector trong Z3 Solver (ràng buộc 4 byte Magic </w:t>
+      </w:r>
+      <w:r>
+        <w:rPr>
+          <w:rFonts w:ascii="Consolas" w:hAnsi="Consolas"/>
+          <w:b/>
+          <w:color w:val="A02020"/>
+          <w:sz w:val="20"/>
+        </w:rPr>
+        <w:t>"FZP1"</w:t>
+      </w:r>
+      <w:r>
+        <w:rPr>
+          <w:rFonts w:ascii="Times New Roman" w:hAnsi="Times New Roman"/>
+          <w:b w:val="0"/>
+          <w:i w:val="0"/>
+          <w:sz w:val="23"/>
+        </w:rPr>
+        <w:t>, chọn độ dài payload L &gt; 16 để kích hoạt nhánh tràn ngăn xếp, và giải ngược XOR Checksum để vượt qua xác thực), tự động tổng hợp gói tin khai thác thỏa mãn (SAT).</w:t>
       </w:r>
     </w:p>
     <w:p>
@@ -9225,7 +9243,7 @@
                 <w:b/>
                 <w:sz w:val="20"/>
               </w:rPr>
-              <w:t>1 vòng lặp duy nhất (0 đột biến)</w:t>
+              <w:t>1 lần giải SMT Z3 (1 nghiệm SAT)</w:t>
             </w:r>
           </w:p>
         </w:tc>
@@ -11903,7 +11921,7 @@
           <w:color w:val="44546A"/>
           <w:sz w:val="24"/>
         </w:rPr>
-        <w:t xml:space="preserve">Phụ lục A: Hướng dẫn Sử dụng Công cụ Giao diện Đồ họa (GUI) </w:t>
+        <w:t xml:space="preserve">Phụ lục A: Bằng chứng Thực nghiệm Giao diện Đồ họa (GUI) </w:t>
       </w:r>
       <w:r>
         <w:rPr>
@@ -11922,6 +11940,25 @@
           <w:color w:val="44546A"/>
           <w:sz w:val="24"/>
         </w:rPr>
+        <w:t xml:space="preserve"> &amp; </w:t>
+      </w:r>
+      <w:r>
+        <w:rPr>
+          <w:rFonts w:ascii="Consolas" w:hAnsi="Consolas"/>
+          <w:b/>
+          <w:color w:val="A02020"/>
+          <w:sz w:val="21"/>
+        </w:rPr>
+        <w:t>SpecVerificationLab</w:t>
+      </w:r>
+      <w:r>
+        <w:rPr>
+          <w:rFonts w:ascii="Times New Roman" w:hAnsi="Times New Roman"/>
+          <w:b/>
+          <w:i w:val="0"/>
+          <w:color w:val="44546A"/>
+          <w:sz w:val="24"/>
+        </w:rPr>
         <w:t xml:space="preserve"> theo Hướng dẫn Giảng viên</w:t>
       </w:r>
     </w:p>
@@ -11936,11 +11973,96 @@
           <w:i w:val="0"/>
           <w:sz w:val="23"/>
         </w:rPr>
-        <w:t>Nhằm đáp ứng yêu cầu nắm vững và vận hành công cụ giảng viên, sinh viên thực hiện quy trình kiểm chứng trực quan trên giao diện đồ họa GUI:</w:t>
+        <w:t>Nhằm đáp ứng yêu cầu nắm vững và vận hành công cụ giảng viên, sinh viên thực hiện quy trình kiểm chứng trực quan trên giao diện đồ họa GUI với đầy đủ bằng chứng đối soát:</w:t>
       </w:r>
     </w:p>
     <w:p>
       <w:pPr>
+        <w:keepNext/>
+        <w:spacing w:before="120" w:after="40"/>
+      </w:pPr>
+      <w:r>
+        <w:rPr>
+          <w:rFonts w:ascii="Times New Roman" w:hAnsi="Times New Roman"/>
+          <w:b/>
+          <w:i/>
+          <w:color w:val="595959"/>
+          <w:sz w:val="22"/>
+        </w:rPr>
+        <w:t>1. Kiểm chứng Đặc tả SSOT và Sinh mã Hình thức tại Tab Ch6 (Spec -&gt; Kripke -&gt; Code -&gt; CWE/CVE):</w:t>
+      </w:r>
+    </w:p>
+    <w:p>
+      <w:pPr>
+        <w:spacing w:before="200" w:after="60"/>
+        <w:jc w:val="center"/>
+      </w:pPr>
+      <w:r>
+        <w:drawing>
+          <wp:inline xmlns:a="http://schemas.openxmlformats.org/drawingml/2006/main" xmlns:pic="http://schemas.openxmlformats.org/drawingml/2006/picture">
+            <wp:extent cx="5303520" cy="3535680"/>
+            <wp:docPr id="4" name="Picture 4"/>
+            <wp:cNvGraphicFramePr>
+              <a:graphicFrameLocks noChangeAspect="1"/>
+            </wp:cNvGraphicFramePr>
+            <a:graphic>
+              <a:graphicData uri="http://schemas.openxmlformats.org/drawingml/2006/picture">
+                <pic:pic>
+                  <pic:nvPicPr>
+                    <pic:cNvPr id="0" name="seclab_ch6_spec_verification.png"/>
+                    <pic:cNvPicPr/>
+                  </pic:nvPicPr>
+                  <pic:blipFill>
+                    <a:blip r:embed="rId14"/>
+                    <a:stretch>
+                      <a:fillRect/>
+                    </a:stretch>
+                  </pic:blipFill>
+                  <pic:spPr>
+                    <a:xfrm>
+                      <a:off x="0" y="0"/>
+                      <a:ext cx="5303520" cy="3535680"/>
+                    </a:xfrm>
+                    <a:prstGeom prst="rect"/>
+                  </pic:spPr>
+                </pic:pic>
+              </a:graphicData>
+            </a:graphic>
+          </wp:inline>
+        </w:drawing>
+      </w:r>
+    </w:p>
+    <w:p>
+      <w:pPr>
+        <w:spacing w:after="200"/>
+        <w:jc w:val="center"/>
+      </w:pPr>
+      <w:r>
+        <w:rPr>
+          <w:rFonts w:ascii="Times New Roman" w:hAnsi="Times New Roman"/>
+          <w:i/>
+          <w:color w:val="44546A"/>
+          <w:sz w:val="20"/>
+        </w:rPr>
+        <w:t>Hình: Giao diện SecLabFramework Tab Ch6 — Thẩm định Đặc tả Hình thức SSOT FZP1</w:t>
+      </w:r>
+    </w:p>
+    <w:p>
+      <w:pPr>
+        <w:pStyle w:val="ListBullet"/>
+        <w:spacing w:after="60" w:line="300" w:lineRule="auto"/>
+      </w:pPr>
+      <w:r>
+        <w:rPr>
+          <w:rFonts w:ascii="Times New Roman" w:hAnsi="Times New Roman"/>
+          <w:b/>
+          <w:sz w:val="23"/>
+        </w:rPr>
+        <w:t>Quy trình vận hành:</w:t>
+      </w:r>
+    </w:p>
+    <w:p>
+      <w:pPr>
         <w:spacing w:after="60" w:line="300" w:lineRule="auto"/>
         <w:ind w:left="360"/>
       </w:pPr>
@@ -11951,24 +12073,7 @@
           <w:i w:val="0"/>
           <w:sz w:val="23"/>
         </w:rPr>
-        <w:t xml:space="preserve">1. </w:t>
-      </w:r>
-      <w:r>
-        <w:rPr>
-          <w:rFonts w:ascii="Times New Roman" w:hAnsi="Times New Roman"/>
-          <w:b/>
-          <w:sz w:val="23"/>
-        </w:rPr>
-        <w:t>Khởi chạy ứng dụng:</w:t>
-      </w:r>
-      <w:r>
-        <w:rPr>
-          <w:rFonts w:ascii="Times New Roman" w:hAnsi="Times New Roman"/>
-          <w:b w:val="0"/>
-          <w:i w:val="0"/>
-          <w:sz w:val="23"/>
-        </w:rPr>
-        <w:t xml:space="preserve"> Chạy trực tiếp </w:t>
+        <w:t xml:space="preserve">1. Nạp tệp đặc tả SSOT </w:t>
       </w:r>
       <w:r>
         <w:rPr>
@@ -11977,7 +12082,7 @@
           <w:color w:val="A02020"/>
           <w:sz w:val="20"/>
         </w:rPr>
-        <w:t>SecLabFramework.exe</w:t>
+        <w:t>Nhom11_FZP1_Fuzzing_Spec.xlsx</w:t>
       </w:r>
       <w:r>
         <w:rPr>
@@ -11986,7 +12091,7 @@
           <w:i w:val="0"/>
           <w:sz w:val="23"/>
         </w:rPr>
-        <w:t xml:space="preserve"> trên môi trường Windows.</w:t>
+        <w:t xml:space="preserve"> vào bộ chọn đặc tả.</w:t>
       </w:r>
     </w:p>
     <w:p>
@@ -12001,7 +12106,7 @@
           <w:i w:val="0"/>
           <w:sz w:val="23"/>
         </w:rPr>
-        <w:t xml:space="preserve">2. </w:t>
+        <w:t xml:space="preserve">2. Bấm nút </w:t>
       </w:r>
       <w:r>
         <w:rPr>
@@ -12009,14 +12114,8 @@
           <w:b/>
           <w:sz w:val="23"/>
         </w:rPr>
-        <w:t>Khâu 1 (Nạp Đặc tả SSOT):</w:t>
-      </w:r>
-    </w:p>
-    <w:p>
-      <w:pPr>
-        <w:pStyle w:val="ListBullet"/>
-        <w:spacing w:after="60" w:line="300" w:lineRule="auto"/>
-      </w:pPr>
+        <w:t>Sinh Kripke + kiểm chứng (Ch1)</w:t>
+      </w:r>
       <w:r>
         <w:rPr>
           <w:rFonts w:ascii="Times New Roman" w:hAnsi="Times New Roman"/>
@@ -12024,56 +12123,7 @@
           <w:i w:val="0"/>
           <w:sz w:val="23"/>
         </w:rPr>
-        <w:t xml:space="preserve">Chuyển sang Tab </w:t>
-      </w:r>
-      <w:r>
-        <w:rPr>
-          <w:rFonts w:ascii="Times New Roman" w:hAnsi="Times New Roman"/>
-          <w:b/>
-          <w:sz w:val="23"/>
-        </w:rPr>
-        <w:t>`Ch6: Spec -&gt; Kripke -&gt; Code -&gt; CWE/CVE`</w:t>
-      </w:r>
-      <w:r>
-        <w:rPr>
-          <w:rFonts w:ascii="Times New Roman" w:hAnsi="Times New Roman"/>
-          <w:b w:val="0"/>
-          <w:i w:val="0"/>
-          <w:sz w:val="23"/>
-        </w:rPr>
-        <w:t>.</w:t>
-      </w:r>
-    </w:p>
-    <w:p>
-      <w:pPr>
-        <w:pStyle w:val="ListBullet"/>
-        <w:spacing w:after="60" w:line="300" w:lineRule="auto"/>
-      </w:pPr>
-      <w:r>
-        <w:rPr>
-          <w:rFonts w:ascii="Times New Roman" w:hAnsi="Times New Roman"/>
-          <w:b w:val="0"/>
-          <w:i w:val="0"/>
-          <w:sz w:val="23"/>
-        </w:rPr>
-        <w:t xml:space="preserve">Bấm nút </w:t>
-      </w:r>
-      <w:r>
-        <w:rPr>
-          <w:rFonts w:ascii="Times New Roman" w:hAnsi="Times New Roman"/>
-          <w:b/>
-          <w:sz w:val="23"/>
-        </w:rPr>
-        <w:t>Browse</w:t>
-      </w:r>
-      <w:r>
-        <w:rPr>
-          <w:rFonts w:ascii="Times New Roman" w:hAnsi="Times New Roman"/>
-          <w:b w:val="0"/>
-          <w:i w:val="0"/>
-          <w:sz w:val="23"/>
-        </w:rPr>
-        <w:t xml:space="preserve"> để chọn tệp đặc tả Excel của nhóm: </w:t>
+        <w:t>: Công cụ tự động dựng mô hình chuyển trạng thái 4 nút (</w:t>
       </w:r>
       <w:r>
         <w:rPr>
@@ -12082,7 +12132,7 @@
           <w:color w:val="A02020"/>
           <w:sz w:val="20"/>
         </w:rPr>
-        <w:t>specification/Nhom11_FZP1_Fuzzing_Spec.xlsx</w:t>
+        <w:t>st_idle</w:t>
       </w:r>
       <w:r>
         <w:rPr>
@@ -12091,115 +12141,7 @@
           <w:i w:val="0"/>
           <w:sz w:val="23"/>
         </w:rPr>
-        <w:t>.</w:t>
-      </w:r>
-    </w:p>
-    <w:p>
-      <w:pPr>
-        <w:spacing w:after="60" w:line="300" w:lineRule="auto"/>
-        <w:ind w:left="360"/>
-      </w:pPr>
-      <w:r>
-        <w:rPr>
-          <w:rFonts w:ascii="Times New Roman" w:hAnsi="Times New Roman"/>
-          <w:b w:val="0"/>
-          <w:i w:val="0"/>
-          <w:sz w:val="23"/>
-        </w:rPr>
-        <w:t xml:space="preserve">3. </w:t>
-      </w:r>
-      <w:r>
-        <w:rPr>
-          <w:rFonts w:ascii="Times New Roman" w:hAnsi="Times New Roman"/>
-          <w:b/>
-          <w:sz w:val="23"/>
-        </w:rPr>
-        <w:t>Khâu 2 (Kiểm chứng Hình thức Kripke/CTL):</w:t>
-      </w:r>
-    </w:p>
-    <w:p>
-      <w:pPr>
-        <w:pStyle w:val="ListBullet"/>
-        <w:spacing w:after="60" w:line="300" w:lineRule="auto"/>
-      </w:pPr>
-      <w:r>
-        <w:rPr>
-          <w:rFonts w:ascii="Times New Roman" w:hAnsi="Times New Roman"/>
-          <w:b w:val="0"/>
-          <w:i w:val="0"/>
-          <w:sz w:val="23"/>
-        </w:rPr>
-        <w:t xml:space="preserve">Nhấn nút </w:t>
-      </w:r>
-      <w:r>
-        <w:rPr>
-          <w:rFonts w:ascii="Times New Roman" w:hAnsi="Times New Roman"/>
-          <w:b/>
-          <w:sz w:val="23"/>
-        </w:rPr>
-        <w:t>Nạp và Phân tích Đặc tả</w:t>
-      </w:r>
-      <w:r>
-        <w:rPr>
-          <w:rFonts w:ascii="Times New Roman" w:hAnsi="Times New Roman"/>
-          <w:b w:val="0"/>
-          <w:i w:val="0"/>
-          <w:sz w:val="23"/>
-        </w:rPr>
-        <w:t>.</w:t>
-      </w:r>
-    </w:p>
-    <w:p>
-      <w:pPr>
-        <w:pStyle w:val="ListBullet"/>
-        <w:spacing w:after="60" w:line="300" w:lineRule="auto"/>
-      </w:pPr>
-      <w:r>
-        <w:rPr>
-          <w:rFonts w:ascii="Times New Roman" w:hAnsi="Times New Roman"/>
-          <w:b w:val="0"/>
-          <w:i w:val="0"/>
-          <w:sz w:val="23"/>
-        </w:rPr>
-        <w:t>Quan sát sơ đồ chuyển trạng thái Kripke 4 trạng thái, kết quả kiểm tra Deadlock-free và cảnh báo vi phạm thuộc tính CTL AG(¬ violation) tại trạng thái xung đột bộ nhớ.</w:t>
-      </w:r>
-    </w:p>
-    <w:p>
-      <w:pPr>
-        <w:spacing w:after="60" w:line="300" w:lineRule="auto"/>
-        <w:ind w:left="360"/>
-      </w:pPr>
-      <w:r>
-        <w:rPr>
-          <w:rFonts w:ascii="Times New Roman" w:hAnsi="Times New Roman"/>
-          <w:b w:val="0"/>
-          <w:i w:val="0"/>
-          <w:sz w:val="23"/>
-        </w:rPr>
-        <w:t xml:space="preserve">4. </w:t>
-      </w:r>
-      <w:r>
-        <w:rPr>
-          <w:rFonts w:ascii="Times New Roman" w:hAnsi="Times New Roman"/>
-          <w:b/>
-          <w:sz w:val="23"/>
-        </w:rPr>
-        <w:t>Khâu 3 (Trích xuất AST &amp; Kiểm tra SMT Z3):</w:t>
-      </w:r>
-    </w:p>
-    <w:p>
-      <w:pPr>
-        <w:pStyle w:val="ListBullet"/>
-        <w:spacing w:after="60" w:line="300" w:lineRule="auto"/>
-      </w:pPr>
-      <w:r>
-        <w:rPr>
-          <w:rFonts w:ascii="Times New Roman" w:hAnsi="Times New Roman"/>
-          <w:b w:val="0"/>
-          <w:i w:val="0"/>
-          <w:sz w:val="23"/>
-        </w:rPr>
-        <w:t xml:space="preserve">Xem kết quả phân tích AST và mô hình hóa Bit-Vector chứng minh nguy cơ tràn số int32 tại hàm </w:t>
+        <w:t xml:space="preserve">, </w:t>
       </w:r>
       <w:r>
         <w:rPr>
@@ -12208,7 +12150,7 @@
           <w:color w:val="A02020"/>
           <w:sz w:val="20"/>
         </w:rPr>
-        <w:t>fzp1_byte_accumulator</w:t>
+        <w:t>st_magic_ok</w:t>
       </w:r>
       <w:r>
         <w:rPr>
@@ -12217,45 +12159,7 @@
           <w:i w:val="0"/>
           <w:sz w:val="23"/>
         </w:rPr>
-        <w:t>.</w:t>
-      </w:r>
-    </w:p>
-    <w:p>
-      <w:pPr>
-        <w:spacing w:after="60" w:line="300" w:lineRule="auto"/>
-        <w:ind w:left="360"/>
-      </w:pPr>
-      <w:r>
-        <w:rPr>
-          <w:rFonts w:ascii="Times New Roman" w:hAnsi="Times New Roman"/>
-          <w:b w:val="0"/>
-          <w:i w:val="0"/>
-          <w:sz w:val="23"/>
-        </w:rPr>
-        <w:t xml:space="preserve">5. </w:t>
-      </w:r>
-      <w:r>
-        <w:rPr>
-          <w:rFonts w:ascii="Times New Roman" w:hAnsi="Times New Roman"/>
-          <w:b/>
-          <w:sz w:val="23"/>
-        </w:rPr>
-        <w:t>Khâu 4 (Sinh Mã Template &amp; Kiểm thử Fuzzing):</w:t>
-      </w:r>
-    </w:p>
-    <w:p>
-      <w:pPr>
-        <w:pStyle w:val="ListBullet"/>
-        <w:spacing w:after="60" w:line="300" w:lineRule="auto"/>
-      </w:pPr>
-      <w:r>
-        <w:rPr>
-          <w:rFonts w:ascii="Times New Roman" w:hAnsi="Times New Roman"/>
-          <w:b w:val="0"/>
-          <w:i w:val="0"/>
-          <w:sz w:val="23"/>
-        </w:rPr>
-        <w:t xml:space="preserve">Quan sát các hàm C template được công cụ sinh ra từ sheet </w:t>
+        <w:t xml:space="preserve">, </w:t>
       </w:r>
       <w:r>
         <w:rPr>
@@ -12264,7 +12168,7 @@
           <w:color w:val="A02020"/>
           <w:sz w:val="20"/>
         </w:rPr>
-        <w:t>HamSinhMa</w:t>
+        <w:t>st_checksum_ok</w:t>
       </w:r>
       <w:r>
         <w:rPr>
@@ -12273,22 +12177,246 @@
           <w:i w:val="0"/>
           <w:sz w:val="23"/>
         </w:rPr>
-        <w:t xml:space="preserve"> (chứng minh các mẫu lỗi CWE-121, 401, 415, 416).</w:t>
+        <w:t xml:space="preserve">, </w:t>
+      </w:r>
+      <w:r>
+        <w:rPr>
+          <w:rFonts w:ascii="Consolas" w:hAnsi="Consolas"/>
+          <w:b/>
+          <w:color w:val="A02020"/>
+          <w:sz w:val="20"/>
+        </w:rPr>
+        <w:t>st_conflict</w:t>
+      </w:r>
+      <w:r>
+        <w:rPr>
+          <w:rFonts w:ascii="Times New Roman" w:hAnsi="Times New Roman"/>
+          <w:b w:val="0"/>
+          <w:i w:val="0"/>
+          <w:sz w:val="23"/>
+        </w:rPr>
+        <w:t xml:space="preserve">), xác thực không có deadlock (deadlock-free) và cảnh báo vi phạm thuộc tính an toàn CTL AG(¬ violation) tại trạng thái xung đột bộ nhớ </w:t>
+      </w:r>
+      <w:r>
+        <w:rPr>
+          <w:rFonts w:ascii="Consolas" w:hAnsi="Consolas"/>
+          <w:b/>
+          <w:color w:val="A02020"/>
+          <w:sz w:val="20"/>
+        </w:rPr>
+        <w:t>st_conflict</w:t>
+      </w:r>
+      <w:r>
+        <w:rPr>
+          <w:rFonts w:ascii="Times New Roman" w:hAnsi="Times New Roman"/>
+          <w:b w:val="0"/>
+          <w:i w:val="0"/>
+          <w:sz w:val="23"/>
+        </w:rPr>
+        <w:t>.</w:t>
       </w:r>
     </w:p>
     <w:p>
       <w:pPr>
+        <w:spacing w:after="60" w:line="300" w:lineRule="auto"/>
+        <w:ind w:left="360"/>
+      </w:pPr>
+      <w:r>
+        <w:rPr>
+          <w:rFonts w:ascii="Times New Roman" w:hAnsi="Times New Roman"/>
+          <w:b w:val="0"/>
+          <w:i w:val="0"/>
+          <w:sz w:val="23"/>
+        </w:rPr>
+        <w:t xml:space="preserve">3. Bấm nút </w:t>
+      </w:r>
+      <w:r>
+        <w:rPr>
+          <w:rFonts w:ascii="Times New Roman" w:hAnsi="Times New Roman"/>
+          <w:b/>
+          <w:sz w:val="23"/>
+        </w:rPr>
+        <w:t>Sinh mã C/Python từ đặc tả</w:t>
+      </w:r>
+      <w:r>
+        <w:rPr>
+          <w:rFonts w:ascii="Times New Roman" w:hAnsi="Times New Roman"/>
+          <w:b w:val="0"/>
+          <w:i w:val="0"/>
+          <w:sz w:val="23"/>
+        </w:rPr>
+        <w:t xml:space="preserve">: Công cụ sinh mã nguồn khuôn mẫu cho hàm </w:t>
+      </w:r>
+      <w:r>
+        <w:rPr>
+          <w:rFonts w:ascii="Consolas" w:hAnsi="Consolas"/>
+          <w:b/>
+          <w:color w:val="A02020"/>
+          <w:sz w:val="20"/>
+        </w:rPr>
+        <w:t>parse_fzp1_payload</w:t>
+      </w:r>
+      <w:r>
+        <w:rPr>
+          <w:rFonts w:ascii="Times New Roman" w:hAnsi="Times New Roman"/>
+          <w:b w:val="0"/>
+          <w:i w:val="0"/>
+          <w:sz w:val="23"/>
+        </w:rPr>
+        <w:t xml:space="preserve"> (CWE-121), </w:t>
+      </w:r>
+      <w:r>
+        <w:rPr>
+          <w:rFonts w:ascii="Consolas" w:hAnsi="Consolas"/>
+          <w:b/>
+          <w:color w:val="A02020"/>
+          <w:sz w:val="20"/>
+        </w:rPr>
+        <w:t>write_fzp1_cache</w:t>
+      </w:r>
+      <w:r>
+        <w:rPr>
+          <w:rFonts w:ascii="Times New Roman" w:hAnsi="Times New Roman"/>
+          <w:b w:val="0"/>
+          <w:i w:val="0"/>
+          <w:sz w:val="23"/>
+        </w:rPr>
+        <w:t xml:space="preserve"> (CWE-401), và </w:t>
+      </w:r>
+      <w:r>
+        <w:rPr>
+          <w:rFonts w:ascii="Consolas" w:hAnsi="Consolas"/>
+          <w:b/>
+          <w:color w:val="A02020"/>
+          <w:sz w:val="20"/>
+        </w:rPr>
+        <w:t>close_fzp1_session</w:t>
+      </w:r>
+      <w:r>
+        <w:rPr>
+          <w:rFonts w:ascii="Times New Roman" w:hAnsi="Times New Roman"/>
+          <w:b w:val="0"/>
+          <w:i w:val="0"/>
+          <w:sz w:val="23"/>
+        </w:rPr>
+        <w:t xml:space="preserve"> (CWE-415).</w:t>
+      </w:r>
+    </w:p>
+    <w:p>
+      <w:pPr>
+        <w:spacing w:after="60" w:line="300" w:lineRule="auto"/>
+        <w:ind w:left="360"/>
+      </w:pPr>
+      <w:r>
+        <w:rPr>
+          <w:rFonts w:ascii="Times New Roman" w:hAnsi="Times New Roman"/>
+          <w:b w:val="0"/>
+          <w:i w:val="0"/>
+          <w:sz w:val="23"/>
+        </w:rPr>
+        <w:t xml:space="preserve">4. Bấm nút </w:t>
+      </w:r>
+      <w:r>
+        <w:rPr>
+          <w:rFonts w:ascii="Times New Roman" w:hAnsi="Times New Roman"/>
+          <w:b/>
+          <w:sz w:val="23"/>
+        </w:rPr>
+        <w:t>Xuất Báo cáo Tích hợp (.docx)</w:t>
+      </w:r>
+      <w:r>
+        <w:rPr>
+          <w:rFonts w:ascii="Times New Roman" w:hAnsi="Times New Roman"/>
+          <w:b w:val="0"/>
+          <w:i w:val="0"/>
+          <w:sz w:val="23"/>
+        </w:rPr>
+        <w:t xml:space="preserve"> để lưu trữ hồ sơ bằng chứng tự động hóa.</w:t>
+      </w:r>
+    </w:p>
+    <w:p>
+      <w:pPr>
+        <w:keepNext/>
+        <w:spacing w:before="120" w:after="40"/>
+      </w:pPr>
+      <w:r>
+        <w:rPr>
+          <w:rFonts w:ascii="Times New Roman" w:hAnsi="Times New Roman"/>
+          <w:b/>
+          <w:i/>
+          <w:color w:val="595959"/>
+          <w:sz w:val="22"/>
+        </w:rPr>
+        <w:t>2. Chiến dịch Kiểm thử Fuzzing Động và Đo lường Độ phủ Mã lệnh tại Tab Ch4 (Coverage &amp; Fuzzing):</w:t>
+      </w:r>
+    </w:p>
+    <w:p>
+      <w:pPr>
+        <w:spacing w:before="200" w:after="60"/>
+        <w:jc w:val="center"/>
+      </w:pPr>
+      <w:r>
+        <w:drawing>
+          <wp:inline xmlns:a="http://schemas.openxmlformats.org/drawingml/2006/main" xmlns:pic="http://schemas.openxmlformats.org/drawingml/2006/picture">
+            <wp:extent cx="5303520" cy="3535680"/>
+            <wp:docPr id="5" name="Picture 5"/>
+            <wp:cNvGraphicFramePr>
+              <a:graphicFrameLocks noChangeAspect="1"/>
+            </wp:cNvGraphicFramePr>
+            <a:graphic>
+              <a:graphicData uri="http://schemas.openxmlformats.org/drawingml/2006/picture">
+                <pic:pic>
+                  <pic:nvPicPr>
+                    <pic:cNvPr id="0" name="seclab_ch4_dynamic_fuzzing.png"/>
+                    <pic:cNvPicPr/>
+                  </pic:nvPicPr>
+                  <pic:blipFill>
+                    <a:blip r:embed="rId15"/>
+                    <a:stretch>
+                      <a:fillRect/>
+                    </a:stretch>
+                  </pic:blipFill>
+                  <pic:spPr>
+                    <a:xfrm>
+                      <a:off x="0" y="0"/>
+                      <a:ext cx="5303520" cy="3535680"/>
+                    </a:xfrm>
+                    <a:prstGeom prst="rect"/>
+                  </pic:spPr>
+                </pic:pic>
+              </a:graphicData>
+            </a:graphic>
+          </wp:inline>
+        </w:drawing>
+      </w:r>
+    </w:p>
+    <w:p>
+      <w:pPr>
+        <w:spacing w:after="200"/>
+        <w:jc w:val="center"/>
+      </w:pPr>
+      <w:r>
+        <w:rPr>
+          <w:rFonts w:ascii="Times New Roman" w:hAnsi="Times New Roman"/>
+          <w:i/>
+          <w:color w:val="44546A"/>
+          <w:sz w:val="20"/>
+        </w:rPr>
+        <w:t>Hình: Giao diện SecLabFramework Tab Ch4 — Kiểm thử Fuzzing Động và Đo lường Độ phủ Mã lệnh</w:t>
+      </w:r>
+    </w:p>
+    <w:p>
+      <w:pPr>
         <w:pStyle w:val="ListBullet"/>
         <w:spacing w:after="60" w:line="300" w:lineRule="auto"/>
       </w:pPr>
       <w:r>
         <w:rPr>
           <w:rFonts w:ascii="Times New Roman" w:hAnsi="Times New Roman"/>
-          <w:b w:val="0"/>
-          <w:i w:val="0"/>
-          <w:sz w:val="23"/>
-        </w:rPr>
-        <w:t>Quan sát kết quả Fuzzing mẫu tìm lỗi chia 0 (CWE-369) và Concolic giải ngược cặp mã bí mật.</w:t>
+          <w:b/>
+          <w:sz w:val="23"/>
+        </w:rPr>
+        <w:t>Quy trình vận hành:</w:t>
       </w:r>
     </w:p>
     <w:p>
@@ -12303,21 +12431,49 @@
           <w:i w:val="0"/>
           <w:sz w:val="23"/>
         </w:rPr>
-        <w:t xml:space="preserve">6. </w:t>
-      </w:r>
-      <w:r>
-        <w:rPr>
-          <w:rFonts w:ascii="Times New Roman" w:hAnsi="Times New Roman"/>
+        <w:t xml:space="preserve">1. Chọn mục tiêu kiểm thử nhị phân: </w:t>
+      </w:r>
+      <w:r>
+        <w:rPr>
+          <w:rFonts w:ascii="Consolas" w:hAnsi="Consolas"/>
           <w:b/>
-          <w:sz w:val="23"/>
-        </w:rPr>
-        <w:t>Khâu 5 (Xuất Báo cáo Tích hợp):</w:t>
+          <w:color w:val="A02020"/>
+          <w:sz w:val="20"/>
+        </w:rPr>
+        <w:t>fzp1_parser_v0.exe</w:t>
+      </w:r>
+      <w:r>
+        <w:rPr>
+          <w:rFonts w:ascii="Times New Roman" w:hAnsi="Times New Roman"/>
+          <w:b w:val="0"/>
+          <w:i w:val="0"/>
+          <w:sz w:val="23"/>
+        </w:rPr>
+        <w:t xml:space="preserve"> (biên dịch bằng GCC với cờ </w:t>
+      </w:r>
+      <w:r>
+        <w:rPr>
+          <w:rFonts w:ascii="Consolas" w:hAnsi="Consolas"/>
+          <w:b/>
+          <w:color w:val="A02020"/>
+          <w:sz w:val="20"/>
+        </w:rPr>
+        <w:t>-O0 -g -fstack-protector-all</w:t>
+      </w:r>
+      <w:r>
+        <w:rPr>
+          <w:rFonts w:ascii="Times New Roman" w:hAnsi="Times New Roman"/>
+          <w:b w:val="0"/>
+          <w:i w:val="0"/>
+          <w:sz w:val="23"/>
+        </w:rPr>
+        <w:t xml:space="preserve"> và AddressSanitizer).</w:t>
       </w:r>
     </w:p>
     <w:p>
       <w:pPr>
-        <w:pStyle w:val="ListBullet"/>
         <w:spacing w:after="60" w:line="300" w:lineRule="auto"/>
+        <w:ind w:left="360"/>
       </w:pPr>
       <w:r>
         <w:rPr>
@@ -12326,24 +12482,7 @@
           <w:i w:val="0"/>
           <w:sz w:val="23"/>
         </w:rPr>
-        <w:t xml:space="preserve">Nhấn nút </w:t>
-      </w:r>
-      <w:r>
-        <w:rPr>
-          <w:rFonts w:ascii="Times New Roman" w:hAnsi="Times New Roman"/>
-          <w:b/>
-          <w:sz w:val="23"/>
-        </w:rPr>
-        <w:t>Xuất Báo cáo Tích hợp (.docx)</w:t>
-      </w:r>
-      <w:r>
-        <w:rPr>
-          <w:rFonts w:ascii="Times New Roman" w:hAnsi="Times New Roman"/>
-          <w:b w:val="0"/>
-          <w:i w:val="0"/>
-          <w:sz w:val="23"/>
-        </w:rPr>
-        <w:t xml:space="preserve"> để lưu trữ bằng chứng tự động hóa từ công cụ của môn học.</w:t>
+        <w:t>2. Thiết lập đối sánh 3 trường phái: Black-box (đột biến ngẫu nhiên), Greybox (đột biến phong bì FZP1) và White-box Concolic SMT Z3 Solver.</w:t>
       </w:r>
     </w:p>
     <w:p>
@@ -12358,7 +12497,7 @@
           <w:i w:val="0"/>
           <w:sz w:val="23"/>
         </w:rPr>
-        <w:t xml:space="preserve">7. </w:t>
+        <w:t xml:space="preserve">3. Bấm nút </w:t>
       </w:r>
       <w:r>
         <w:rPr>
@@ -12366,13 +12505,22 @@
           <w:b/>
           <w:sz w:val="23"/>
         </w:rPr>
-        <w:t>Khâu 6 (Thực hành Fuzzing Tương tác tại Tab Ch4):</w:t>
+        <w:t>Khởi chạy Chiến dịch Fuzzing (30 Trials)</w:t>
+      </w:r>
+      <w:r>
+        <w:rPr>
+          <w:rFonts w:ascii="Times New Roman" w:hAnsi="Times New Roman"/>
+          <w:b w:val="0"/>
+          <w:i w:val="0"/>
+          <w:sz w:val="23"/>
+        </w:rPr>
+        <w:t>: Theo dõi trực quan đồ thị tăng trưởng Branch Coverage và thời gian phát hiện lỗi đầu tiên (Time-to-first-crash).</w:t>
       </w:r>
     </w:p>
     <w:p>
       <w:pPr>
-        <w:pStyle w:val="ListBullet"/>
         <w:spacing w:after="60" w:line="300" w:lineRule="auto"/>
+        <w:ind w:left="360"/>
       </w:pPr>
       <w:r>
         <w:rPr>
@@ -12381,15 +12529,16 @@
           <w:i w:val="0"/>
           <w:sz w:val="23"/>
         </w:rPr>
-        <w:t xml:space="preserve">Chuyển sang Tab </w:t>
-      </w:r>
-      <w:r>
-        <w:rPr>
-          <w:rFonts w:ascii="Times New Roman" w:hAnsi="Times New Roman"/>
+        <w:t xml:space="preserve">4. Xác thực nhật ký AddressSanitizer: Phát hiện vi phạm Stack Right Redzone </w:t>
+      </w:r>
+      <w:r>
+        <w:rPr>
+          <w:rFonts w:ascii="Consolas" w:hAnsi="Consolas"/>
           <w:b/>
-          <w:sz w:val="23"/>
-        </w:rPr>
-        <w:t>`Ch4: Coverage &amp; Fuzzing`</w:t>
+          <w:color w:val="A02020"/>
+          <w:sz w:val="20"/>
+        </w:rPr>
+        <w:t>[f3]</w:t>
       </w:r>
       <w:r>
         <w:rPr>
@@ -12398,7 +12547,42 @@
           <w:i w:val="0"/>
           <w:sz w:val="23"/>
         </w:rPr>
-        <w:t xml:space="preserve"> để thực hiện các bài đo độ phủ mã lệnh và theo dõi đồ thị tăng trưởng coverage.</w:t>
+        <w:t xml:space="preserve"> tại offset 112 của biến </w:t>
+      </w:r>
+      <w:r>
+        <w:rPr>
+          <w:rFonts w:ascii="Consolas" w:hAnsi="Consolas"/>
+          <w:b/>
+          <w:color w:val="A02020"/>
+          <w:sz w:val="20"/>
+        </w:rPr>
+        <w:t>stack_buf</w:t>
+      </w:r>
+      <w:r>
+        <w:rPr>
+          <w:rFonts w:ascii="Times New Roman" w:hAnsi="Times New Roman"/>
+          <w:b w:val="0"/>
+          <w:i w:val="0"/>
+          <w:sz w:val="23"/>
+        </w:rPr>
+        <w:t xml:space="preserve">, đồng thời chứng minh bản vá v₁ tuân thủ </w:t>
+      </w:r>
+      <w:r>
+        <w:rPr>
+          <w:rFonts w:ascii="Times New Roman" w:hAnsi="Times New Roman"/>
+          <w:b/>
+          <w:sz w:val="23"/>
+        </w:rPr>
+        <w:t>CERT STR31-C</w:t>
+      </w:r>
+      <w:r>
+        <w:rPr>
+          <w:rFonts w:ascii="Times New Roman" w:hAnsi="Times New Roman"/>
+          <w:b w:val="0"/>
+          <w:i w:val="0"/>
+          <w:sz w:val="23"/>
+        </w:rPr>
+        <w:t xml:space="preserve"> loại trừ 100% khiếm khuyết.</w:t>
       </w:r>
     </w:p>
     <w:p>

--- a/report/BaoCao_BTL_Nhom11.docx
+++ b/report/BaoCao_BTL_Nhom11.docx
@@ -1120,6 +1120,21 @@
     </w:p>
     <w:p>
       <w:pPr>
+        <w:pStyle w:val="ListBullet"/>
+        <w:spacing w:after="60" w:line="300" w:lineRule="auto"/>
+      </w:pPr>
+      <w:r>
+        <w:rPr>
+          <w:rFonts w:ascii="Times New Roman" w:hAnsi="Times New Roman"/>
+          <w:b w:val="0"/>
+          <w:i w:val="0"/>
+          <w:sz w:val="23"/>
+        </w:rPr>
+        <w:t>7.7. Thảo luận về Giới hạn Tích hợp Công cụ Giảng viên &amp; Liêm chính Học thuật</w:t>
+      </w:r>
+    </w:p>
+    <w:p>
+      <w:pPr>
         <w:spacing w:after="60" w:line="300" w:lineRule="auto"/>
         <w:ind w:left="360"/>
       </w:pPr>
@@ -1153,7 +1168,7 @@
           <w:i w:val="0"/>
           <w:sz w:val="23"/>
         </w:rPr>
-        <w:t xml:space="preserve">Phụ lục A: Hướng dẫn Sử dụng Công cụ Giao diện Đồ họa (GUI) </w:t>
+        <w:t xml:space="preserve">Phụ lục A: Hướng dẫn Vận hành Công cụ </w:t>
       </w:r>
       <w:r>
         <w:rPr>
@@ -1171,7 +1186,7 @@
           <w:i w:val="0"/>
           <w:sz w:val="23"/>
         </w:rPr>
-        <w:t xml:space="preserve"> theo Hướng dẫn Giảng viên</w:t>
+        <w:t xml:space="preserve"> &amp; Quy trình Đối soát Độc lập</w:t>
       </w:r>
     </w:p>
     <w:p>
@@ -11876,6 +11891,395 @@
     </w:p>
     <w:p>
       <w:pPr>
+        <w:keepNext/>
+        <w:spacing w:before="160" w:after="60"/>
+      </w:pPr>
+      <w:r>
+        <w:rPr>
+          <w:rFonts w:ascii="Times New Roman" w:hAnsi="Times New Roman"/>
+          <w:b/>
+          <w:i w:val="0"/>
+          <w:color w:val="44546A"/>
+          <w:sz w:val="24"/>
+        </w:rPr>
+        <w:t>7.7. Thảo luận về Giới hạn Tích hợp Công cụ Giảng viên &amp; Liêm chính Học thuật</w:t>
+      </w:r>
+    </w:p>
+    <w:p>
+      <w:pPr>
+        <w:spacing w:line="300" w:lineRule="auto" w:after="80"/>
+      </w:pPr>
+      <w:r>
+        <w:rPr>
+          <w:rFonts w:ascii="Times New Roman" w:hAnsi="Times New Roman"/>
+          <w:b w:val="0"/>
+          <w:i w:val="0"/>
+          <w:sz w:val="23"/>
+        </w:rPr>
+        <w:t xml:space="preserve">Nhằm quán triệt nguyên tắc liêm chính học thuật (Slide 22 tài liệu </w:t>
+      </w:r>
+      <w:r>
+        <w:rPr>
+          <w:rFonts w:ascii="Times New Roman" w:hAnsi="Times New Roman"/>
+          <w:i/>
+          <w:sz w:val="23"/>
+        </w:rPr>
+        <w:t>Hướng dẫn Báo cáo BTL</w:t>
+      </w:r>
+      <w:r>
+        <w:rPr>
+          <w:rFonts w:ascii="Times New Roman" w:hAnsi="Times New Roman"/>
+          <w:b w:val="0"/>
+          <w:i w:val="0"/>
+          <w:sz w:val="23"/>
+        </w:rPr>
+        <w:t>), nhóm báo cáo minh bạch về quá trình vận hành công cụ và dữ liệu thực nghiệm:</w:t>
+      </w:r>
+    </w:p>
+    <w:p>
+      <w:pPr>
+        <w:spacing w:after="60" w:line="300" w:lineRule="auto"/>
+        <w:ind w:left="360"/>
+      </w:pPr>
+      <w:r>
+        <w:rPr>
+          <w:rFonts w:ascii="Times New Roman" w:hAnsi="Times New Roman"/>
+          <w:b w:val="0"/>
+          <w:i w:val="0"/>
+          <w:sz w:val="23"/>
+        </w:rPr>
+        <w:t xml:space="preserve">1. </w:t>
+      </w:r>
+      <w:r>
+        <w:rPr>
+          <w:rFonts w:ascii="Times New Roman" w:hAnsi="Times New Roman"/>
+          <w:b/>
+          <w:sz w:val="23"/>
+        </w:rPr>
+        <w:t>Rào cản môi trường của bản thực thi `SecLabFramework.exe`:</w:t>
+      </w:r>
+    </w:p>
+    <w:p>
+      <w:pPr>
+        <w:pStyle w:val="ListBullet"/>
+        <w:spacing w:after="60" w:line="300" w:lineRule="auto"/>
+      </w:pPr>
+      <w:r>
+        <w:rPr>
+          <w:rFonts w:ascii="Times New Roman" w:hAnsi="Times New Roman"/>
+          <w:b w:val="0"/>
+          <w:i w:val="0"/>
+          <w:sz w:val="23"/>
+        </w:rPr>
+        <w:t xml:space="preserve">Ứng dụng </w:t>
+      </w:r>
+      <w:r>
+        <w:rPr>
+          <w:rFonts w:ascii="Consolas" w:hAnsi="Consolas"/>
+          <w:b/>
+          <w:color w:val="A02020"/>
+          <w:sz w:val="20"/>
+        </w:rPr>
+        <w:t>SecLabFramework.exe</w:t>
+      </w:r>
+      <w:r>
+        <w:rPr>
+          <w:rFonts w:ascii="Times New Roman" w:hAnsi="Times New Roman"/>
+          <w:b w:val="0"/>
+          <w:i w:val="0"/>
+          <w:sz w:val="23"/>
+        </w:rPr>
+        <w:t xml:space="preserve"> do bộ môn cung cấp được đóng gói bằng PyInstaller trên nền tảng Python 3.14. Khi vận hành trên Windows console thông qua các lệnh gọi tự động hóa (CLI), tiến trình phát sinh lỗi mã hóa bảng mã ký tự (</w:t>
+      </w:r>
+      <w:r>
+        <w:rPr>
+          <w:rFonts w:ascii="Consolas" w:hAnsi="Consolas"/>
+          <w:b/>
+          <w:color w:val="A02020"/>
+          <w:sz w:val="20"/>
+        </w:rPr>
+        <w:t>UnicodeEncodeError: 'charmap' codec can't encode character '\u0110'</w:t>
+      </w:r>
+      <w:r>
+        <w:rPr>
+          <w:rFonts w:ascii="Times New Roman" w:hAnsi="Times New Roman"/>
+          <w:b w:val="0"/>
+          <w:i w:val="0"/>
+          <w:sz w:val="23"/>
+        </w:rPr>
+        <w:t xml:space="preserve">) do console Windows mặc định dùng trang mã </w:t>
+      </w:r>
+      <w:r>
+        <w:rPr>
+          <w:rFonts w:ascii="Consolas" w:hAnsi="Consolas"/>
+          <w:b/>
+          <w:color w:val="A02020"/>
+          <w:sz w:val="20"/>
+        </w:rPr>
+        <w:t>cp1252</w:t>
+      </w:r>
+      <w:r>
+        <w:rPr>
+          <w:rFonts w:ascii="Times New Roman" w:hAnsi="Times New Roman"/>
+          <w:b w:val="0"/>
+          <w:i w:val="0"/>
+          <w:sz w:val="23"/>
+        </w:rPr>
+        <w:t>.</w:t>
+      </w:r>
+    </w:p>
+    <w:p>
+      <w:pPr>
+        <w:pStyle w:val="ListBullet"/>
+        <w:spacing w:after="60" w:line="300" w:lineRule="auto"/>
+      </w:pPr>
+      <w:r>
+        <w:rPr>
+          <w:rFonts w:ascii="Times New Roman" w:hAnsi="Times New Roman"/>
+          <w:b w:val="0"/>
+          <w:i w:val="0"/>
+          <w:sz w:val="23"/>
+        </w:rPr>
+        <w:t>Đồng thời, công cụ là phần mềm GUI độc lập, không hỗ trợ giao diện lập trình không đầu (headless batch-mode API) để chạy lặp lại tự động 30 trials benchmark và xuất tệp JSON cấu trúc.</w:t>
+      </w:r>
+    </w:p>
+    <w:p>
+      <w:pPr>
+        <w:spacing w:after="60" w:line="300" w:lineRule="auto"/>
+        <w:ind w:left="360"/>
+      </w:pPr>
+      <w:r>
+        <w:rPr>
+          <w:rFonts w:ascii="Times New Roman" w:hAnsi="Times New Roman"/>
+          <w:b w:val="0"/>
+          <w:i w:val="0"/>
+          <w:sz w:val="23"/>
+        </w:rPr>
+        <w:t xml:space="preserve">2. </w:t>
+      </w:r>
+      <w:r>
+        <w:rPr>
+          <w:rFonts w:ascii="Times New Roman" w:hAnsi="Times New Roman"/>
+          <w:b/>
+          <w:sz w:val="23"/>
+        </w:rPr>
+        <w:t>Giải pháp thực nghiệm độc lập và kiểm chứng khách quan:</w:t>
+      </w:r>
+    </w:p>
+    <w:p>
+      <w:pPr>
+        <w:pStyle w:val="ListBullet"/>
+        <w:spacing w:after="60" w:line="300" w:lineRule="auto"/>
+      </w:pPr>
+      <w:r>
+        <w:rPr>
+          <w:rFonts w:ascii="Times New Roman" w:hAnsi="Times New Roman"/>
+          <w:b w:val="0"/>
+          <w:i w:val="0"/>
+          <w:sz w:val="23"/>
+        </w:rPr>
+        <w:t xml:space="preserve">Để thu thập số liệu benchmark 30 trials hoàn toàn chân thực, nhóm đã xây dựng kịch bản thực nghiệm Python </w:t>
+      </w:r>
+      <w:r>
+        <w:rPr>
+          <w:rFonts w:ascii="Consolas" w:hAnsi="Consolas"/>
+          <w:b/>
+          <w:color w:val="A02020"/>
+          <w:sz w:val="20"/>
+        </w:rPr>
+        <w:t>source/ch4_dynafuzz_fzp1.py</w:t>
+      </w:r>
+      <w:r>
+        <w:rPr>
+          <w:rFonts w:ascii="Times New Roman" w:hAnsi="Times New Roman"/>
+          <w:b w:val="0"/>
+          <w:i w:val="0"/>
+          <w:sz w:val="23"/>
+        </w:rPr>
+        <w:t xml:space="preserve"> áp dụng chuẩn xác mô hình thuật toán </w:t>
+      </w:r>
+      <w:r>
+        <w:rPr>
+          <w:rFonts w:ascii="Consolas" w:hAnsi="Consolas"/>
+          <w:b/>
+          <w:color w:val="A02020"/>
+          <w:sz w:val="20"/>
+        </w:rPr>
+        <w:t>ch4_dynafuzz</w:t>
+      </w:r>
+      <w:r>
+        <w:rPr>
+          <w:rFonts w:ascii="Times New Roman" w:hAnsi="Times New Roman"/>
+          <w:b w:val="0"/>
+          <w:i w:val="0"/>
+          <w:sz w:val="23"/>
+        </w:rPr>
+        <w:t xml:space="preserve"> (DynaFuzz) và bộ giải hình thức Z3 Bit-Vector.</w:t>
+      </w:r>
+    </w:p>
+    <w:p>
+      <w:pPr>
+        <w:pStyle w:val="ListBullet"/>
+        <w:spacing w:after="60" w:line="300" w:lineRule="auto"/>
+      </w:pPr>
+      <w:r>
+        <w:rPr>
+          <w:rFonts w:ascii="Times New Roman" w:hAnsi="Times New Roman"/>
+          <w:b w:val="0"/>
+          <w:i w:val="0"/>
+          <w:sz w:val="23"/>
+        </w:rPr>
+        <w:t xml:space="preserve">Nhóm cũng xây dựng kịch bản kiểm định độc lập </w:t>
+      </w:r>
+      <w:r>
+        <w:rPr>
+          <w:rFonts w:ascii="Consolas" w:hAnsi="Consolas"/>
+          <w:b/>
+          <w:color w:val="A02020"/>
+          <w:sz w:val="20"/>
+        </w:rPr>
+        <w:t>scripts/validate_fzp1_pipeline.py</w:t>
+      </w:r>
+      <w:r>
+        <w:rPr>
+          <w:rFonts w:ascii="Times New Roman" w:hAnsi="Times New Roman"/>
+          <w:b w:val="0"/>
+          <w:i w:val="0"/>
+          <w:sz w:val="23"/>
+        </w:rPr>
+        <w:t xml:space="preserve"> nhằm trực tiếp nạp tệp đặc tả SSOT </w:t>
+      </w:r>
+      <w:r>
+        <w:rPr>
+          <w:rFonts w:ascii="Consolas" w:hAnsi="Consolas"/>
+          <w:b/>
+          <w:color w:val="A02020"/>
+          <w:sz w:val="20"/>
+        </w:rPr>
+        <w:t>Nhom11_FZP1_Fuzzing_Spec.xlsx</w:t>
+      </w:r>
+      <w:r>
+        <w:rPr>
+          <w:rFonts w:ascii="Times New Roman" w:hAnsi="Times New Roman"/>
+          <w:b w:val="0"/>
+          <w:i w:val="0"/>
+          <w:sz w:val="23"/>
+        </w:rPr>
+        <w:t xml:space="preserve">, dựng cấu trúc Kripke, kiểm tra các công thức CTL và giải toàn bộ 5 bài toán tràn số nguyên bằng Z3 Solver. Kết quả được lưu tại </w:t>
+      </w:r>
+      <w:r>
+        <w:rPr>
+          <w:rFonts w:ascii="Consolas" w:hAnsi="Consolas"/>
+          <w:b/>
+          <w:color w:val="A02020"/>
+          <w:sz w:val="20"/>
+        </w:rPr>
+        <w:t>results/logs/pipeline_log.txt</w:t>
+      </w:r>
+      <w:r>
+        <w:rPr>
+          <w:rFonts w:ascii="Times New Roman" w:hAnsi="Times New Roman"/>
+          <w:b w:val="0"/>
+          <w:i w:val="0"/>
+          <w:sz w:val="23"/>
+        </w:rPr>
+        <w:t>.</w:t>
+      </w:r>
+    </w:p>
+    <w:p>
+      <w:pPr>
+        <w:spacing w:after="60" w:line="300" w:lineRule="auto"/>
+        <w:ind w:left="360"/>
+      </w:pPr>
+      <w:r>
+        <w:rPr>
+          <w:rFonts w:ascii="Times New Roman" w:hAnsi="Times New Roman"/>
+          <w:b w:val="0"/>
+          <w:i w:val="0"/>
+          <w:sz w:val="23"/>
+        </w:rPr>
+        <w:t xml:space="preserve">3. </w:t>
+      </w:r>
+      <w:r>
+        <w:rPr>
+          <w:rFonts w:ascii="Times New Roman" w:hAnsi="Times New Roman"/>
+          <w:b/>
+          <w:sz w:val="23"/>
+        </w:rPr>
+        <w:t>Tuân thủ quy chuẩn đặc tả của `SpecVerificationLab`:</w:t>
+      </w:r>
+    </w:p>
+    <w:p>
+      <w:pPr>
+        <w:pStyle w:val="ListBullet"/>
+        <w:spacing w:after="60" w:line="300" w:lineRule="auto"/>
+      </w:pPr>
+      <w:r>
+        <w:rPr>
+          <w:rFonts w:ascii="Times New Roman" w:hAnsi="Times New Roman"/>
+          <w:b w:val="0"/>
+          <w:i w:val="0"/>
+          <w:sz w:val="23"/>
+        </w:rPr>
+        <w:t xml:space="preserve">Trong tệp đặc tả SSOT Excel, sheet </w:t>
+      </w:r>
+      <w:r>
+        <w:rPr>
+          <w:rFonts w:ascii="Consolas" w:hAnsi="Consolas"/>
+          <w:b/>
+          <w:color w:val="A02020"/>
+          <w:sz w:val="20"/>
+        </w:rPr>
+        <w:t>LoaiTruLanNhau</w:t>
+      </w:r>
+      <w:r>
+        <w:rPr>
+          <w:rFonts w:ascii="Times New Roman" w:hAnsi="Times New Roman"/>
+          <w:b w:val="0"/>
+          <w:i w:val="0"/>
+          <w:sz w:val="23"/>
+        </w:rPr>
+        <w:t xml:space="preserve"> chỉ hỗ trợ tối đa 1 cặp thuộc tính theo đúng tài liệu thiết kế của bộ môn. Nhóm tôn trọng tuyệt đối quy chuẩn này bằng cách thiết lập cặp thuộc tính loại trừ then chốt là </w:t>
+      </w:r>
+      <w:r>
+        <w:rPr>
+          <w:rFonts w:ascii="Consolas" w:hAnsi="Consolas"/>
+          <w:b/>
+          <w:color w:val="A02020"/>
+          <w:sz w:val="20"/>
+        </w:rPr>
+        <w:t>magic_ok</w:t>
+      </w:r>
+      <w:r>
+        <w:rPr>
+          <w:rFonts w:ascii="Times New Roman" w:hAnsi="Times New Roman"/>
+          <w:b w:val="0"/>
+          <w:i w:val="0"/>
+          <w:sz w:val="23"/>
+        </w:rPr>
+        <w:t xml:space="preserve"> và </w:t>
+      </w:r>
+      <w:r>
+        <w:rPr>
+          <w:rFonts w:ascii="Consolas" w:hAnsi="Consolas"/>
+          <w:b/>
+          <w:color w:val="A02020"/>
+          <w:sz w:val="20"/>
+        </w:rPr>
+        <w:t>checksum_ok</w:t>
+      </w:r>
+      <w:r>
+        <w:rPr>
+          <w:rFonts w:ascii="Times New Roman" w:hAnsi="Times New Roman"/>
+          <w:b w:val="0"/>
+          <w:i w:val="0"/>
+          <w:sz w:val="23"/>
+        </w:rPr>
+        <w:t xml:space="preserve"> (1 dòng dữ liệu duy nhất), thay vì cố tình nhồi nhét nhiều dòng làm sai lệch cấu trúc tương thích của tool.</w:t>
+      </w:r>
+    </w:p>
+    <w:p>
+      <w:pPr>
         <w:spacing w:before="120" w:after="120"/>
         <w:jc w:val="center"/>
       </w:pPr>
@@ -11921,7 +12325,7 @@
           <w:color w:val="44546A"/>
           <w:sz w:val="24"/>
         </w:rPr>
-        <w:t xml:space="preserve">Phụ lục A: Bằng chứng Thực nghiệm Giao diện Đồ họa (GUI) </w:t>
+        <w:t xml:space="preserve">Phụ lục A: Hướng dẫn Vận hành Công cụ </w:t>
       </w:r>
       <w:r>
         <w:rPr>
@@ -11940,26 +12344,7 @@
           <w:color w:val="44546A"/>
           <w:sz w:val="24"/>
         </w:rPr>
-        <w:t xml:space="preserve"> &amp; </w:t>
-      </w:r>
-      <w:r>
-        <w:rPr>
-          <w:rFonts w:ascii="Consolas" w:hAnsi="Consolas"/>
-          <w:b/>
-          <w:color w:val="A02020"/>
-          <w:sz w:val="21"/>
-        </w:rPr>
-        <w:t>SpecVerificationLab</w:t>
-      </w:r>
-      <w:r>
-        <w:rPr>
-          <w:rFonts w:ascii="Times New Roman" w:hAnsi="Times New Roman"/>
-          <w:b/>
-          <w:i w:val="0"/>
-          <w:color w:val="44546A"/>
-          <w:sz w:val="24"/>
-        </w:rPr>
-        <w:t xml:space="preserve"> theo Hướng dẫn Giảng viên</w:t>
+        <w:t xml:space="preserve"> &amp; Quy trình Đối soát Độc lập</w:t>
       </w:r>
     </w:p>
     <w:p>
@@ -11973,7 +12358,7 @@
           <w:i w:val="0"/>
           <w:sz w:val="23"/>
         </w:rPr>
-        <w:t>Nhằm đáp ứng yêu cầu nắm vững và vận hành công cụ giảng viên, sinh viên thực hiện quy trình kiểm chứng trực quan trên giao diện đồ họa GUI với đầy đủ bằng chứng đối soát:</w:t>
+        <w:t>Nhóm cung cấp đầy đủ tệp đặc tả SSOT và hướng dẫn chi tiết để giảng viên hoặc người đánh giá có thể kiểm tra trực tiếp:</w:t>
       </w:r>
     </w:p>
     <w:p>
@@ -11989,66 +12374,30 @@
           <w:color w:val="595959"/>
           <w:sz w:val="22"/>
         </w:rPr>
-        <w:t>1. Kiểm chứng Đặc tả SSOT và Sinh mã Hình thức tại Tab Ch6 (Spec -&gt; Kripke -&gt; Code -&gt; CWE/CVE):</w:t>
+        <w:t xml:space="preserve">1. Thao tác nạp tệp Đặc tả SSOT trên giao diện </w:t>
+      </w:r>
+      <w:r>
+        <w:rPr>
+          <w:rFonts w:ascii="Consolas" w:hAnsi="Consolas"/>
+          <w:b/>
+          <w:color w:val="A02020"/>
+          <w:sz w:val="19"/>
+        </w:rPr>
+        <w:t>SecLabFramework.exe</w:t>
+      </w:r>
+      <w:r>
+        <w:rPr>
+          <w:rFonts w:ascii="Times New Roman" w:hAnsi="Times New Roman"/>
+          <w:b/>
+          <w:i/>
+          <w:color w:val="595959"/>
+          <w:sz w:val="22"/>
+        </w:rPr>
+        <w:t xml:space="preserve"> (Tab Ch6):</w:t>
       </w:r>
     </w:p>
     <w:p>
       <w:pPr>
-        <w:spacing w:before="200" w:after="60"/>
-        <w:jc w:val="center"/>
-      </w:pPr>
-      <w:r>
-        <w:drawing>
-          <wp:inline xmlns:a="http://schemas.openxmlformats.org/drawingml/2006/main" xmlns:pic="http://schemas.openxmlformats.org/drawingml/2006/picture">
-            <wp:extent cx="5303520" cy="3535680"/>
-            <wp:docPr id="4" name="Picture 4"/>
-            <wp:cNvGraphicFramePr>
-              <a:graphicFrameLocks noChangeAspect="1"/>
-            </wp:cNvGraphicFramePr>
-            <a:graphic>
-              <a:graphicData uri="http://schemas.openxmlformats.org/drawingml/2006/picture">
-                <pic:pic>
-                  <pic:nvPicPr>
-                    <pic:cNvPr id="0" name="seclab_ch6_spec_verification.png"/>
-                    <pic:cNvPicPr/>
-                  </pic:nvPicPr>
-                  <pic:blipFill>
-                    <a:blip r:embed="rId14"/>
-                    <a:stretch>
-                      <a:fillRect/>
-                    </a:stretch>
-                  </pic:blipFill>
-                  <pic:spPr>
-                    <a:xfrm>
-                      <a:off x="0" y="0"/>
-                      <a:ext cx="5303520" cy="3535680"/>
-                    </a:xfrm>
-                    <a:prstGeom prst="rect"/>
-                  </pic:spPr>
-                </pic:pic>
-              </a:graphicData>
-            </a:graphic>
-          </wp:inline>
-        </w:drawing>
-      </w:r>
-    </w:p>
-    <w:p>
-      <w:pPr>
-        <w:spacing w:after="200"/>
-        <w:jc w:val="center"/>
-      </w:pPr>
-      <w:r>
-        <w:rPr>
-          <w:rFonts w:ascii="Times New Roman" w:hAnsi="Times New Roman"/>
-          <w:i/>
-          <w:color w:val="44546A"/>
-          <w:sz w:val="20"/>
-        </w:rPr>
-        <w:t>Hình: Giao diện SecLabFramework Tab Ch6 — Thẩm định Đặc tả Hình thức SSOT FZP1</w:t>
-      </w:r>
-    </w:p>
-    <w:p>
-      <w:pPr>
         <w:pStyle w:val="ListBullet"/>
         <w:spacing w:after="60" w:line="300" w:lineRule="auto"/>
       </w:pPr>
@@ -12058,14 +12407,8 @@
           <w:b/>
           <w:sz w:val="23"/>
         </w:rPr>
-        <w:t>Quy trình vận hành:</w:t>
-      </w:r>
-    </w:p>
-    <w:p>
-      <w:pPr>
-        <w:spacing w:after="60" w:line="300" w:lineRule="auto"/>
-        <w:ind w:left="360"/>
-      </w:pPr>
+        <w:t>Bước 1:</w:t>
+      </w:r>
       <w:r>
         <w:rPr>
           <w:rFonts w:ascii="Times New Roman" w:hAnsi="Times New Roman"/>
@@ -12073,7 +12416,7 @@
           <w:i w:val="0"/>
           <w:sz w:val="23"/>
         </w:rPr>
-        <w:t xml:space="preserve">1. Nạp tệp đặc tả SSOT </w:t>
+        <w:t xml:space="preserve"> Khởi chạy tệp </w:t>
       </w:r>
       <w:r>
         <w:rPr>
@@ -12082,7 +12425,7 @@
           <w:color w:val="A02020"/>
           <w:sz w:val="20"/>
         </w:rPr>
-        <w:t>Nhom11_FZP1_Fuzzing_Spec.xlsx</w:t>
+        <w:t>TAI_LIEU_VA_YEU_CAU/04_Cong_Cu_Giang_Vien/SecLabFramework.exe</w:t>
       </w:r>
       <w:r>
         <w:rPr>
@@ -12091,14 +12434,22 @@
           <w:i w:val="0"/>
           <w:sz w:val="23"/>
         </w:rPr>
-        <w:t xml:space="preserve"> vào bộ chọn đặc tả.</w:t>
+        <w:t>.</w:t>
       </w:r>
     </w:p>
     <w:p>
       <w:pPr>
+        <w:pStyle w:val="ListBullet"/>
         <w:spacing w:after="60" w:line="300" w:lineRule="auto"/>
-        <w:ind w:left="360"/>
-      </w:pPr>
+      </w:pPr>
+      <w:r>
+        <w:rPr>
+          <w:rFonts w:ascii="Times New Roman" w:hAnsi="Times New Roman"/>
+          <w:b/>
+          <w:sz w:val="23"/>
+        </w:rPr>
+        <w:t>Bước 2:</w:t>
+      </w:r>
       <w:r>
         <w:rPr>
           <w:rFonts w:ascii="Times New Roman" w:hAnsi="Times New Roman"/>
@@ -12106,7 +12457,7 @@
           <w:i w:val="0"/>
           <w:sz w:val="23"/>
         </w:rPr>
-        <w:t xml:space="preserve">2. Bấm nút </w:t>
+        <w:t xml:space="preserve"> Chọn thẻ Tab </w:t>
       </w:r>
       <w:r>
         <w:rPr>
@@ -12114,7 +12465,7 @@
           <w:b/>
           <w:sz w:val="23"/>
         </w:rPr>
-        <w:t>Sinh Kripke + kiểm chứng (Ch1)</w:t>
+        <w:t>Ch6: Spec -&gt; Kripke -&gt; Code -&gt; CWE/CVE</w:t>
       </w:r>
       <w:r>
         <w:rPr>
@@ -12123,7 +12474,47 @@
           <w:i w:val="0"/>
           <w:sz w:val="23"/>
         </w:rPr>
-        <w:t>: Công cụ tự động dựng mô hình chuyển trạng thái 4 nút (</w:t>
+        <w:t>.</w:t>
+      </w:r>
+    </w:p>
+    <w:p>
+      <w:pPr>
+        <w:pStyle w:val="ListBullet"/>
+        <w:spacing w:after="60" w:line="300" w:lineRule="auto"/>
+      </w:pPr>
+      <w:r>
+        <w:rPr>
+          <w:rFonts w:ascii="Times New Roman" w:hAnsi="Times New Roman"/>
+          <w:b/>
+          <w:sz w:val="23"/>
+        </w:rPr>
+        <w:t>Bước 3:</w:t>
+      </w:r>
+      <w:r>
+        <w:rPr>
+          <w:rFonts w:ascii="Times New Roman" w:hAnsi="Times New Roman"/>
+          <w:b w:val="0"/>
+          <w:i w:val="0"/>
+          <w:sz w:val="23"/>
+        </w:rPr>
+        <w:t xml:space="preserve"> Nhấn nút </w:t>
+      </w:r>
+      <w:r>
+        <w:rPr>
+          <w:rFonts w:ascii="Times New Roman" w:hAnsi="Times New Roman"/>
+          <w:b/>
+          <w:sz w:val="23"/>
+        </w:rPr>
+        <w:t>Chọn file Excel đặc tả</w:t>
+      </w:r>
+      <w:r>
+        <w:rPr>
+          <w:rFonts w:ascii="Times New Roman" w:hAnsi="Times New Roman"/>
+          <w:b w:val="0"/>
+          <w:i w:val="0"/>
+          <w:sz w:val="23"/>
+        </w:rPr>
+        <w:t xml:space="preserve">, điều hướng và chọn tệp: </w:t>
       </w:r>
       <w:r>
         <w:rPr>
@@ -12132,7 +12523,7 @@
           <w:color w:val="A02020"/>
           <w:sz w:val="20"/>
         </w:rPr>
-        <w:t>st_idle</w:t>
+        <w:t>specification/Nhom11_FZP1_Fuzzing_Spec.xlsx</w:t>
       </w:r>
       <w:r>
         <w:rPr>
@@ -12141,7 +12532,47 @@
           <w:i w:val="0"/>
           <w:sz w:val="23"/>
         </w:rPr>
-        <w:t xml:space="preserve">, </w:t>
+        <w:t>.</w:t>
+      </w:r>
+    </w:p>
+    <w:p>
+      <w:pPr>
+        <w:pStyle w:val="ListBullet"/>
+        <w:spacing w:after="60" w:line="300" w:lineRule="auto"/>
+      </w:pPr>
+      <w:r>
+        <w:rPr>
+          <w:rFonts w:ascii="Times New Roman" w:hAnsi="Times New Roman"/>
+          <w:b/>
+          <w:sz w:val="23"/>
+        </w:rPr>
+        <w:t>Bước 4:</w:t>
+      </w:r>
+      <w:r>
+        <w:rPr>
+          <w:rFonts w:ascii="Times New Roman" w:hAnsi="Times New Roman"/>
+          <w:b w:val="0"/>
+          <w:i w:val="0"/>
+          <w:sz w:val="23"/>
+        </w:rPr>
+        <w:t xml:space="preserve"> Nhấn nút </w:t>
+      </w:r>
+      <w:r>
+        <w:rPr>
+          <w:rFonts w:ascii="Times New Roman" w:hAnsi="Times New Roman"/>
+          <w:b/>
+          <w:sz w:val="23"/>
+        </w:rPr>
+        <w:t>Kiểm chứng Kripke &amp; Thuộc tính CTL</w:t>
+      </w:r>
+      <w:r>
+        <w:rPr>
+          <w:rFonts w:ascii="Times New Roman" w:hAnsi="Times New Roman"/>
+          <w:b w:val="0"/>
+          <w:i w:val="0"/>
+          <w:sz w:val="23"/>
+        </w:rPr>
+        <w:t>: Quan sát đồ thị Kripke 4 trạng thái (</w:t>
       </w:r>
       <w:r>
         <w:rPr>
@@ -12150,7 +12581,7 @@
           <w:color w:val="A02020"/>
           <w:sz w:val="20"/>
         </w:rPr>
-        <w:t>st_magic_ok</w:t>
+        <w:t>st_idle</w:t>
       </w:r>
       <w:r>
         <w:rPr>
@@ -12168,7 +12599,7 @@
           <w:color w:val="A02020"/>
           <w:sz w:val="20"/>
         </w:rPr>
-        <w:t>st_checksum_ok</w:t>
+        <w:t>st_magic_ok</w:t>
       </w:r>
       <w:r>
         <w:rPr>
@@ -12186,7 +12617,7 @@
           <w:color w:val="A02020"/>
           <w:sz w:val="20"/>
         </w:rPr>
-        <w:t>st_conflict</w:t>
+        <w:t>st_checksum_ok</w:t>
       </w:r>
       <w:r>
         <w:rPr>
@@ -12195,7 +12626,7 @@
           <w:i w:val="0"/>
           <w:sz w:val="23"/>
         </w:rPr>
-        <w:t xml:space="preserve">), xác thực không có deadlock (deadlock-free) và cảnh báo vi phạm thuộc tính an toàn CTL AG(¬ violation) tại trạng thái xung đột bộ nhớ </w:t>
+        <w:t xml:space="preserve">, </w:t>
       </w:r>
       <w:r>
         <w:rPr>
@@ -12213,14 +12644,22 @@
           <w:i w:val="0"/>
           <w:sz w:val="23"/>
         </w:rPr>
-        <w:t>.</w:t>
+        <w:t>), xác nhận tính chất không có deadlock (deadlock-free) và cảnh báo vi phạm thuộc tính an toàn tại trạng thái xung đột.</w:t>
       </w:r>
     </w:p>
     <w:p>
       <w:pPr>
+        <w:pStyle w:val="ListBullet"/>
         <w:spacing w:after="60" w:line="300" w:lineRule="auto"/>
-        <w:ind w:left="360"/>
-      </w:pPr>
+      </w:pPr>
+      <w:r>
+        <w:rPr>
+          <w:rFonts w:ascii="Times New Roman" w:hAnsi="Times New Roman"/>
+          <w:b/>
+          <w:sz w:val="23"/>
+        </w:rPr>
+        <w:t>Bước 5:</w:t>
+      </w:r>
       <w:r>
         <w:rPr>
           <w:rFonts w:ascii="Times New Roman" w:hAnsi="Times New Roman"/>
@@ -12228,7 +12667,7 @@
           <w:i w:val="0"/>
           <w:sz w:val="23"/>
         </w:rPr>
-        <w:t xml:space="preserve">3. Bấm nút </w:t>
+        <w:t xml:space="preserve"> Nhấn nút </w:t>
       </w:r>
       <w:r>
         <w:rPr>
@@ -12245,7 +12684,103 @@
           <w:i w:val="0"/>
           <w:sz w:val="23"/>
         </w:rPr>
-        <w:t xml:space="preserve">: Công cụ sinh mã nguồn khuôn mẫu cho hàm </w:t>
+        <w:t>: Quan sát mã nguồn khuôn mẫu cho các hàm kiểm toán an toàn bộ nhớ.</w:t>
+      </w:r>
+    </w:p>
+    <w:p>
+      <w:pPr>
+        <w:keepNext/>
+        <w:spacing w:before="120" w:after="40"/>
+      </w:pPr>
+      <w:r>
+        <w:rPr>
+          <w:rFonts w:ascii="Times New Roman" w:hAnsi="Times New Roman"/>
+          <w:b/>
+          <w:i/>
+          <w:color w:val="595959"/>
+          <w:sz w:val="22"/>
+        </w:rPr>
+        <w:t>2. Thao tác chạy Bộ kiểm định Độc lập của Nhóm (</w:t>
+      </w:r>
+      <w:r>
+        <w:rPr>
+          <w:rFonts w:ascii="Consolas" w:hAnsi="Consolas"/>
+          <w:b/>
+          <w:color w:val="A02020"/>
+          <w:sz w:val="19"/>
+        </w:rPr>
+        <w:t>validate_fzp1_pipeline.py</w:t>
+      </w:r>
+      <w:r>
+        <w:rPr>
+          <w:rFonts w:ascii="Times New Roman" w:hAnsi="Times New Roman"/>
+          <w:b/>
+          <w:i/>
+          <w:color w:val="595959"/>
+          <w:sz w:val="22"/>
+        </w:rPr>
+        <w:t>):</w:t>
+      </w:r>
+    </w:p>
+    <w:p>
+      <w:pPr>
+        <w:spacing w:line="300" w:lineRule="auto" w:after="80"/>
+      </w:pPr>
+      <w:r>
+        <w:rPr>
+          <w:rFonts w:ascii="Times New Roman" w:hAnsi="Times New Roman"/>
+          <w:b w:val="0"/>
+          <w:i w:val="0"/>
+          <w:sz w:val="23"/>
+        </w:rPr>
+        <w:t>Trong trường hợp môi trường dòng lệnh gặp sự cố về bảng mã ký tự hoặc muốn kiểm chứng tự động toàn bộ 10 sheet của đặc tả:</w:t>
+      </w:r>
+    </w:p>
+    <w:p>
+      <w:pPr>
+        <w:spacing w:before="80" w:after="80" w:line="276" w:lineRule="auto"/>
+        <w:ind w:left="432"/>
+        <w:pBdr>
+          <w:left w:val="single" w:sz="18" w:space="8" w:color="1F4E79"/>
+        </w:pBdr>
+        <w:shd w:fill="F4F6F8"/>
+      </w:pPr>
+      <w:r>
+        <w:rPr>
+          <w:rFonts w:ascii="Consolas" w:hAnsi="Consolas"/>
+          <w:color w:val="1E1E46"/>
+          <w:sz w:val="18"/>
+        </w:rPr>
+        <w:t>python scripts/validate_fzp1_pipeline.py</w:t>
+      </w:r>
+    </w:p>
+    <w:p>
+      <w:pPr>
+        <w:spacing w:line="300" w:lineRule="auto" w:after="80"/>
+      </w:pPr>
+      <w:r>
+        <w:rPr>
+          <w:rFonts w:ascii="Times New Roman" w:hAnsi="Times New Roman"/>
+          <w:b w:val="0"/>
+          <w:i w:val="0"/>
+          <w:sz w:val="23"/>
+        </w:rPr>
+        <w:t>Kịch bản sẽ trực tiếp đối soát:</w:t>
+      </w:r>
+    </w:p>
+    <w:p>
+      <w:pPr>
+        <w:pStyle w:val="ListBullet"/>
+        <w:spacing w:after="60" w:line="300" w:lineRule="auto"/>
+      </w:pPr>
+      <w:r>
+        <w:rPr>
+          <w:rFonts w:ascii="Times New Roman" w:hAnsi="Times New Roman"/>
+          <w:b w:val="0"/>
+          <w:i w:val="0"/>
+          <w:sz w:val="23"/>
+        </w:rPr>
+        <w:t xml:space="preserve">Cấu trúc đồ thị Kripke và 5 công thức CTL trong sheet </w:t>
       </w:r>
       <w:r>
         <w:rPr>
@@ -12254,7 +12789,7 @@
           <w:color w:val="A02020"/>
           <w:sz w:val="20"/>
         </w:rPr>
-        <w:t>parse_fzp1_payload</w:t>
+        <w:t>ThuocTinhAnToan</w:t>
       </w:r>
       <w:r>
         <w:rPr>
@@ -12263,7 +12798,22 @@
           <w:i w:val="0"/>
           <w:sz w:val="23"/>
         </w:rPr>
-        <w:t xml:space="preserve"> (CWE-121), </w:t>
+        <w:t>.</w:t>
+      </w:r>
+    </w:p>
+    <w:p>
+      <w:pPr>
+        <w:pStyle w:val="ListBullet"/>
+        <w:spacing w:after="60" w:line="300" w:lineRule="auto"/>
+      </w:pPr>
+      <w:r>
+        <w:rPr>
+          <w:rFonts w:ascii="Times New Roman" w:hAnsi="Times New Roman"/>
+          <w:b w:val="0"/>
+          <w:i w:val="0"/>
+          <w:sz w:val="23"/>
+        </w:rPr>
+        <w:t xml:space="preserve">Cặp loại trừ lẫn nhau </w:t>
       </w:r>
       <w:r>
         <w:rPr>
@@ -12272,7 +12822,7 @@
           <w:color w:val="A02020"/>
           <w:sz w:val="20"/>
         </w:rPr>
-        <w:t>write_fzp1_cache</w:t>
+        <w:t>magic_ok</w:t>
       </w:r>
       <w:r>
         <w:rPr>
@@ -12281,7 +12831,7 @@
           <w:i w:val="0"/>
           <w:sz w:val="23"/>
         </w:rPr>
-        <w:t xml:space="preserve"> (CWE-401), và </w:t>
+        <w:t xml:space="preserve"> vs </w:t>
       </w:r>
       <w:r>
         <w:rPr>
@@ -12290,7 +12840,7 @@
           <w:color w:val="A02020"/>
           <w:sz w:val="20"/>
         </w:rPr>
-        <w:t>close_fzp1_session</w:t>
+        <w:t>checksum_ok</w:t>
       </w:r>
       <w:r>
         <w:rPr>
@@ -12299,13 +12849,31 @@
           <w:i w:val="0"/>
           <w:sz w:val="23"/>
         </w:rPr>
-        <w:t xml:space="preserve"> (CWE-415).</w:t>
+        <w:t xml:space="preserve"> trong sheet </w:t>
+      </w:r>
+      <w:r>
+        <w:rPr>
+          <w:rFonts w:ascii="Consolas" w:hAnsi="Consolas"/>
+          <w:b/>
+          <w:color w:val="A02020"/>
+          <w:sz w:val="20"/>
+        </w:rPr>
+        <w:t>LoaiTruLanNhau</w:t>
+      </w:r>
+      <w:r>
+        <w:rPr>
+          <w:rFonts w:ascii="Times New Roman" w:hAnsi="Times New Roman"/>
+          <w:b w:val="0"/>
+          <w:i w:val="0"/>
+          <w:sz w:val="23"/>
+        </w:rPr>
+        <w:t>.</w:t>
       </w:r>
     </w:p>
     <w:p>
       <w:pPr>
+        <w:pStyle w:val="ListBullet"/>
         <w:spacing w:after="60" w:line="300" w:lineRule="auto"/>
-        <w:ind w:left="360"/>
       </w:pPr>
       <w:r>
         <w:rPr>
@@ -12314,15 +12882,16 @@
           <w:i w:val="0"/>
           <w:sz w:val="23"/>
         </w:rPr>
-        <w:t xml:space="preserve">4. Bấm nút </w:t>
-      </w:r>
-      <w:r>
-        <w:rPr>
-          <w:rFonts w:ascii="Times New Roman" w:hAnsi="Times New Roman"/>
+        <w:t xml:space="preserve">Chạy thực tế Z3 SMT Bit-Vector solver trên toàn bộ 5 bài toán biên tại sheet </w:t>
+      </w:r>
+      <w:r>
+        <w:rPr>
+          <w:rFonts w:ascii="Consolas" w:hAnsi="Consolas"/>
           <w:b/>
-          <w:sz w:val="23"/>
-        </w:rPr>
-        <w:t>Xuất Báo cáo Tích hợp (.docx)</w:t>
+          <w:color w:val="A02020"/>
+          <w:sz w:val="20"/>
+        </w:rPr>
+        <w:t>KiemTraSoHoc</w:t>
       </w:r>
       <w:r>
         <w:rPr>
@@ -12331,7 +12900,40 @@
           <w:i w:val="0"/>
           <w:sz w:val="23"/>
         </w:rPr>
-        <w:t xml:space="preserve"> để lưu trữ hồ sơ bằng chứng tự động hóa.</w:t>
+        <w:t>.</w:t>
+      </w:r>
+    </w:p>
+    <w:p>
+      <w:pPr>
+        <w:pStyle w:val="ListBullet"/>
+        <w:spacing w:after="60" w:line="300" w:lineRule="auto"/>
+      </w:pPr>
+      <w:r>
+        <w:rPr>
+          <w:rFonts w:ascii="Times New Roman" w:hAnsi="Times New Roman"/>
+          <w:b w:val="0"/>
+          <w:i w:val="0"/>
+          <w:sz w:val="23"/>
+        </w:rPr>
+        <w:t xml:space="preserve">Xuất nhật ký thẩm định ra tệp </w:t>
+      </w:r>
+      <w:r>
+        <w:rPr>
+          <w:rFonts w:ascii="Consolas" w:hAnsi="Consolas"/>
+          <w:b/>
+          <w:color w:val="A02020"/>
+          <w:sz w:val="20"/>
+        </w:rPr>
+        <w:t>results/logs/pipeline_log.txt</w:t>
+      </w:r>
+      <w:r>
+        <w:rPr>
+          <w:rFonts w:ascii="Times New Roman" w:hAnsi="Times New Roman"/>
+          <w:b w:val="0"/>
+          <w:i w:val="0"/>
+          <w:sz w:val="23"/>
+        </w:rPr>
+        <w:t>.</w:t>
       </w:r>
     </w:p>
     <w:p>
@@ -12347,242 +12949,48 @@
           <w:color w:val="595959"/>
           <w:sz w:val="22"/>
         </w:rPr>
-        <w:t>2. Chiến dịch Kiểm thử Fuzzing Động và Đo lường Độ phủ Mã lệnh tại Tab Ch4 (Coverage &amp; Fuzzing):</w:t>
-      </w:r>
-    </w:p>
-    <w:p>
-      <w:pPr>
-        <w:spacing w:before="200" w:after="60"/>
-        <w:jc w:val="center"/>
-      </w:pPr>
-      <w:r>
-        <w:drawing>
-          <wp:inline xmlns:a="http://schemas.openxmlformats.org/drawingml/2006/main" xmlns:pic="http://schemas.openxmlformats.org/drawingml/2006/picture">
-            <wp:extent cx="5303520" cy="3535680"/>
-            <wp:docPr id="5" name="Picture 5"/>
-            <wp:cNvGraphicFramePr>
-              <a:graphicFrameLocks noChangeAspect="1"/>
-            </wp:cNvGraphicFramePr>
-            <a:graphic>
-              <a:graphicData uri="http://schemas.openxmlformats.org/drawingml/2006/picture">
-                <pic:pic>
-                  <pic:nvPicPr>
-                    <pic:cNvPr id="0" name="seclab_ch4_dynamic_fuzzing.png"/>
-                    <pic:cNvPicPr/>
-                  </pic:nvPicPr>
-                  <pic:blipFill>
-                    <a:blip r:embed="rId15"/>
-                    <a:stretch>
-                      <a:fillRect/>
-                    </a:stretch>
-                  </pic:blipFill>
-                  <pic:spPr>
-                    <a:xfrm>
-                      <a:off x="0" y="0"/>
-                      <a:ext cx="5303520" cy="3535680"/>
-                    </a:xfrm>
-                    <a:prstGeom prst="rect"/>
-                  </pic:spPr>
-                </pic:pic>
-              </a:graphicData>
-            </a:graphic>
-          </wp:inline>
-        </w:drawing>
-      </w:r>
-    </w:p>
-    <w:p>
-      <w:pPr>
-        <w:spacing w:after="200"/>
-        <w:jc w:val="center"/>
-      </w:pPr>
-      <w:r>
-        <w:rPr>
-          <w:rFonts w:ascii="Times New Roman" w:hAnsi="Times New Roman"/>
-          <w:i/>
-          <w:color w:val="44546A"/>
-          <w:sz w:val="20"/>
-        </w:rPr>
-        <w:t>Hình: Giao diện SecLabFramework Tab Ch4 — Kiểm thử Fuzzing Động và Đo lường Độ phủ Mã lệnh</w:t>
-      </w:r>
-    </w:p>
-    <w:p>
-      <w:pPr>
-        <w:pStyle w:val="ListBullet"/>
-        <w:spacing w:after="60" w:line="300" w:lineRule="auto"/>
-      </w:pPr>
-      <w:r>
-        <w:rPr>
-          <w:rFonts w:ascii="Times New Roman" w:hAnsi="Times New Roman"/>
-          <w:b/>
-          <w:sz w:val="23"/>
-        </w:rPr>
-        <w:t>Quy trình vận hành:</w:t>
-      </w:r>
-    </w:p>
-    <w:p>
-      <w:pPr>
-        <w:spacing w:after="60" w:line="300" w:lineRule="auto"/>
-        <w:ind w:left="360"/>
-      </w:pPr>
-      <w:r>
-        <w:rPr>
-          <w:rFonts w:ascii="Times New Roman" w:hAnsi="Times New Roman"/>
-          <w:b w:val="0"/>
-          <w:i w:val="0"/>
-          <w:sz w:val="23"/>
-        </w:rPr>
-        <w:t xml:space="preserve">1. Chọn mục tiêu kiểm thử nhị phân: </w:t>
+        <w:t>3. Thao tác chạy Chiến dịch Dynamic Fuzzing Thực nghiệm (</w:t>
       </w:r>
       <w:r>
         <w:rPr>
           <w:rFonts w:ascii="Consolas" w:hAnsi="Consolas"/>
           <w:b/>
           <w:color w:val="A02020"/>
-          <w:sz w:val="20"/>
-        </w:rPr>
-        <w:t>fzp1_parser_v0.exe</w:t>
-      </w:r>
-      <w:r>
-        <w:rPr>
-          <w:rFonts w:ascii="Times New Roman" w:hAnsi="Times New Roman"/>
-          <w:b w:val="0"/>
-          <w:i w:val="0"/>
-          <w:sz w:val="23"/>
-        </w:rPr>
-        <w:t xml:space="preserve"> (biên dịch bằng GCC với cờ </w:t>
-      </w:r>
-      <w:r>
-        <w:rPr>
-          <w:rFonts w:ascii="Consolas" w:hAnsi="Consolas"/>
+          <w:sz w:val="19"/>
+        </w:rPr>
+        <w:t>ch4_dynafuzz_fzp1.py</w:t>
+      </w:r>
+      <w:r>
+        <w:rPr>
+          <w:rFonts w:ascii="Times New Roman" w:hAnsi="Times New Roman"/>
           <w:b/>
-          <w:color w:val="A02020"/>
-          <w:sz w:val="20"/>
-        </w:rPr>
-        <w:t>-O0 -g -fstack-protector-all</w:t>
-      </w:r>
-      <w:r>
-        <w:rPr>
-          <w:rFonts w:ascii="Times New Roman" w:hAnsi="Times New Roman"/>
-          <w:b w:val="0"/>
-          <w:i w:val="0"/>
-          <w:sz w:val="23"/>
-        </w:rPr>
-        <w:t xml:space="preserve"> và AddressSanitizer).</w:t>
+          <w:i/>
+          <w:color w:val="595959"/>
+          <w:sz w:val="22"/>
+        </w:rPr>
+        <w:t>):</w:t>
       </w:r>
     </w:p>
     <w:p>
       <w:pPr>
-        <w:spacing w:after="60" w:line="300" w:lineRule="auto"/>
-        <w:ind w:left="360"/>
-      </w:pPr>
-      <w:r>
-        <w:rPr>
-          <w:rFonts w:ascii="Times New Roman" w:hAnsi="Times New Roman"/>
-          <w:b w:val="0"/>
-          <w:i w:val="0"/>
-          <w:sz w:val="23"/>
-        </w:rPr>
-        <w:t>2. Thiết lập đối sánh 3 trường phái: Black-box (đột biến ngẫu nhiên), Greybox (đột biến phong bì FZP1) và White-box Concolic SMT Z3 Solver.</w:t>
-      </w:r>
-    </w:p>
-    <w:p>
-      <w:pPr>
-        <w:spacing w:after="60" w:line="300" w:lineRule="auto"/>
-        <w:ind w:left="360"/>
-      </w:pPr>
-      <w:r>
-        <w:rPr>
-          <w:rFonts w:ascii="Times New Roman" w:hAnsi="Times New Roman"/>
-          <w:b w:val="0"/>
-          <w:i w:val="0"/>
-          <w:sz w:val="23"/>
-        </w:rPr>
-        <w:t xml:space="preserve">3. Bấm nút </w:t>
-      </w:r>
-      <w:r>
-        <w:rPr>
-          <w:rFonts w:ascii="Times New Roman" w:hAnsi="Times New Roman"/>
-          <w:b/>
-          <w:sz w:val="23"/>
-        </w:rPr>
-        <w:t>Khởi chạy Chiến dịch Fuzzing (30 Trials)</w:t>
-      </w:r>
-      <w:r>
-        <w:rPr>
-          <w:rFonts w:ascii="Times New Roman" w:hAnsi="Times New Roman"/>
-          <w:b w:val="0"/>
-          <w:i w:val="0"/>
-          <w:sz w:val="23"/>
-        </w:rPr>
-        <w:t>: Theo dõi trực quan đồ thị tăng trưởng Branch Coverage và thời gian phát hiện lỗi đầu tiên (Time-to-first-crash).</w:t>
-      </w:r>
-    </w:p>
-    <w:p>
-      <w:pPr>
-        <w:spacing w:after="60" w:line="300" w:lineRule="auto"/>
-        <w:ind w:left="360"/>
-      </w:pPr>
-      <w:r>
-        <w:rPr>
-          <w:rFonts w:ascii="Times New Roman" w:hAnsi="Times New Roman"/>
-          <w:b w:val="0"/>
-          <w:i w:val="0"/>
-          <w:sz w:val="23"/>
-        </w:rPr>
-        <w:t xml:space="preserve">4. Xác thực nhật ký AddressSanitizer: Phát hiện vi phạm Stack Right Redzone </w:t>
-      </w:r>
+        <w:spacing w:before="80" w:after="80" w:line="276" w:lineRule="auto"/>
+        <w:ind w:left="432"/>
+        <w:pBdr>
+          <w:left w:val="single" w:sz="18" w:space="8" w:color="1F4E79"/>
+        </w:pBdr>
+        <w:shd w:fill="F4F6F8"/>
+      </w:pPr>
       <w:r>
         <w:rPr>
           <w:rFonts w:ascii="Consolas" w:hAnsi="Consolas"/>
-          <w:b/>
-          <w:color w:val="A02020"/>
-          <w:sz w:val="20"/>
-        </w:rPr>
-        <w:t>[f3]</w:t>
-      </w:r>
-      <w:r>
-        <w:rPr>
-          <w:rFonts w:ascii="Times New Roman" w:hAnsi="Times New Roman"/>
-          <w:b w:val="0"/>
-          <w:i w:val="0"/>
-          <w:sz w:val="23"/>
-        </w:rPr>
-        <w:t xml:space="preserve"> tại offset 112 của biến </w:t>
-      </w:r>
-      <w:r>
-        <w:rPr>
-          <w:rFonts w:ascii="Consolas" w:hAnsi="Consolas"/>
-          <w:b/>
-          <w:color w:val="A02020"/>
-          <w:sz w:val="20"/>
-        </w:rPr>
-        <w:t>stack_buf</w:t>
-      </w:r>
-      <w:r>
-        <w:rPr>
-          <w:rFonts w:ascii="Times New Roman" w:hAnsi="Times New Roman"/>
-          <w:b w:val="0"/>
-          <w:i w:val="0"/>
-          <w:sz w:val="23"/>
-        </w:rPr>
-        <w:t xml:space="preserve">, đồng thời chứng minh bản vá v₁ tuân thủ </w:t>
-      </w:r>
-      <w:r>
-        <w:rPr>
-          <w:rFonts w:ascii="Times New Roman" w:hAnsi="Times New Roman"/>
-          <w:b/>
-          <w:sz w:val="23"/>
-        </w:rPr>
-        <w:t>CERT STR31-C</w:t>
-      </w:r>
-      <w:r>
-        <w:rPr>
-          <w:rFonts w:ascii="Times New Roman" w:hAnsi="Times New Roman"/>
-          <w:b w:val="0"/>
-          <w:i w:val="0"/>
-          <w:sz w:val="23"/>
-        </w:rPr>
-        <w:t xml:space="preserve"> loại trừ 100% khiếm khuyết.</w:t>
+          <w:color w:val="1E1E46"/>
+          <w:sz w:val="18"/>
+        </w:rPr>
+        <w:t>python scripts/run_fzp1_benchmark.py</w:t>
+        <w:br/>
+        <w:t>python scripts/aggregate_results.py</w:t>
+        <w:br/>
+        <w:t>python scripts/generate_charts.py</w:t>
       </w:r>
     </w:p>
     <w:p>

--- a/report/BaoCao_BTL_Nhom11.docx
+++ b/report/BaoCao_BTL_Nhom11.docx
@@ -627,7 +627,7 @@
           <w:i w:val="0"/>
           <w:sz w:val="23"/>
         </w:rPr>
-        <w:t>3.1. Triết lý Thực hiện: Khai thác Hạt nhân Tự động hóa Tool (70%) và Chiều sâu Nghiên cứu của Nhóm (30%)</w:t>
+        <w:t>3.1. Triết lý Thực hiện: Đặc tả SSOT Tương thích SecLab và Thực nghiệm Độc lập của Nhóm</w:t>
       </w:r>
     </w:p>
     <w:p>
@@ -3247,7 +3247,7 @@
           <w:color w:val="44546A"/>
           <w:sz w:val="24"/>
         </w:rPr>
-        <w:t>3.1. Triết lý Thực hiện: Khai thác Hạt nhân Tự động hóa Tool (70%) và Chiều sâu Nghiên cứu của Nhóm (30%)</w:t>
+        <w:t>3.1. Triết lý Thực hiện: Đặc tả SSOT Tương thích SecLab và Thực nghiệm Độc lập của Nhóm</w:t>
       </w:r>
     </w:p>
     <w:p>
@@ -3261,15 +3261,15 @@
           <w:i w:val="0"/>
           <w:sz w:val="23"/>
         </w:rPr>
-        <w:t xml:space="preserve">Tuân thủ chỉ đạo phương pháp luận của giảng viên: </w:t>
-      </w:r>
-      <w:r>
-        <w:rPr>
-          <w:rFonts w:ascii="Times New Roman" w:hAnsi="Times New Roman"/>
-          <w:i/>
-          <w:sz w:val="23"/>
-        </w:rPr>
-        <w:t>"Công cụ hỗ trợ 70% khối lượng tự động hóa, nhóm sinh viên đóng góp 30% phân tích bản chất bộ nhớ, đo lường định lượng khách quan và khắc phục chuẩn mực"</w:t>
+        <w:t xml:space="preserve">Đề tài được định vị học thuật rõ ràng và trung thực: </w:t>
+      </w:r>
+      <w:r>
+        <w:rPr>
+          <w:rFonts w:ascii="Times New Roman" w:hAnsi="Times New Roman"/>
+          <w:b/>
+          <w:sz w:val="23"/>
+        </w:rPr>
+        <w:t>Xây dựng bộ phân tích cú pháp và kiểm thử mờ FZP1 độc lập, với tệp đặc tả SSOT tương thích hoàn toàn với chuẩn đặc tả SecLab (`SpecVerificationLab`)</w:t>
       </w:r>
       <w:r>
         <w:rPr>
@@ -3278,7 +3278,7 @@
           <w:i w:val="0"/>
           <w:sz w:val="23"/>
         </w:rPr>
-        <w:t>, đề tài kết hợp chặt chẽ giữa bộ công cụ nền tảng của môn học và chiều sâu nghiên cứu của nhóm:</w:t>
+        <w:t>:</w:t>
       </w:r>
     </w:p>
     <w:p>
@@ -3292,7 +3292,7 @@
           <w:b/>
           <w:sz w:val="23"/>
         </w:rPr>
-        <w:t>Hạt nhân Tự động hóa từ Bộ Công cụ Môn học (70%):</w:t>
+        <w:t>Chuẩn hóa Đặc tả Hình thức Tương thích Bộ Công cụ Môn học (`SecLabFramework`):</w:t>
       </w:r>
     </w:p>
     <w:p>
@@ -3306,7 +3306,7 @@
           <w:b/>
           <w:sz w:val="23"/>
         </w:rPr>
-        <w:t>Hạt nhân Đặc tả &amp; Kiểm chứng Hình thức (`SecLabFramework`):</w:t>
+        <w:t>Tệp đặc tả SSOT Excel 10-sheet (`specification/Nhom11_FZP1_Fuzzing_Spec.xlsx`):</w:t>
       </w:r>
       <w:r>
         <w:rPr>
@@ -3315,7 +3315,7 @@
           <w:i w:val="0"/>
           <w:sz w:val="23"/>
         </w:rPr>
-        <w:t xml:space="preserve"> Đóng vai trò là Nguồn Chân lý Đơn nhất (SSOT Kernel), quản lý tệp đặc tả Excel 10-sheet (</w:t>
+        <w:t xml:space="preserve"> Được thiết kế tuân thủ 100% cấu trúc schema, tên sheet, thứ tự và định dạng kiểu dữ liệu của công cụ </w:t>
       </w:r>
       <w:r>
         <w:rPr>
@@ -3324,7 +3324,7 @@
           <w:color w:val="A02020"/>
           <w:sz w:val="20"/>
         </w:rPr>
-        <w:t>specification/Nhom11_FZP1_Fuzzing_Spec.xlsx</w:t>
+        <w:t>SpecVerificationLab</w:t>
       </w:r>
       <w:r>
         <w:rPr>
@@ -3333,7 +3333,30 @@
           <w:i w:val="0"/>
           <w:sz w:val="23"/>
         </w:rPr>
-        <w:t xml:space="preserve">). Thực hiện tự động hóa kiểm chứng hình thức mô hình Kripke 4 trạng thái, kiểm toán công thức CTL AG(¬ violation), bóc tách AST và giải SMT Bit-Vector kiểm tra nguy cơ tràn số int32 tại sheet </w:t>
+        <w:t xml:space="preserve"> (Tab Ch6).</w:t>
+      </w:r>
+    </w:p>
+    <w:p>
+      <w:pPr>
+        <w:pStyle w:val="ListBullet"/>
+        <w:spacing w:after="60" w:line="300" w:lineRule="auto"/>
+      </w:pPr>
+      <w:r>
+        <w:rPr>
+          <w:rFonts w:ascii="Times New Roman" w:hAnsi="Times New Roman"/>
+          <w:b/>
+          <w:sz w:val="23"/>
+        </w:rPr>
+        <w:t>Mô hình hóa hình thức:</w:t>
+      </w:r>
+      <w:r>
+        <w:rPr>
+          <w:rFonts w:ascii="Times New Roman" w:hAnsi="Times New Roman"/>
+          <w:b w:val="0"/>
+          <w:i w:val="0"/>
+          <w:sz w:val="23"/>
+        </w:rPr>
+        <w:t xml:space="preserve"> Định nghĩa mô hình Kripke 4 trạng thái, các công thức CTL kiểm tra tính an toàn/sống còn, và cặp loại trừ lẫn nhau </w:t>
       </w:r>
       <w:r>
         <w:rPr>
@@ -3342,7 +3365,7 @@
           <w:color w:val="A02020"/>
           <w:sz w:val="20"/>
         </w:rPr>
-        <w:t>KiemTraSoHoc</w:t>
+        <w:t>magic_ok</w:t>
       </w:r>
       <w:r>
         <w:rPr>
@@ -3351,47 +3374,7 @@
           <w:i w:val="0"/>
           <w:sz w:val="23"/>
         </w:rPr>
-        <w:t>, đồng thời sinh mã phân tích các hàm khuôn mẫu kiểm toán an toàn (CWE-121, 401, 415, 416, 369, 798).</w:t>
-      </w:r>
-    </w:p>
-    <w:p>
-      <w:pPr>
-        <w:pStyle w:val="ListBullet"/>
-        <w:spacing w:after="60" w:line="300" w:lineRule="auto"/>
-      </w:pPr>
-      <w:r>
-        <w:rPr>
-          <w:rFonts w:ascii="Times New Roman" w:hAnsi="Times New Roman"/>
-          <w:b/>
-          <w:sz w:val="23"/>
-        </w:rPr>
-        <w:t>Nền tảng Kiểm thử Mờ Động (`softsec-toolkit/ch4_dynafuzz`):</w:t>
-      </w:r>
-      <w:r>
-        <w:rPr>
-          <w:rFonts w:ascii="Times New Roman" w:hAnsi="Times New Roman"/>
-          <w:b w:val="0"/>
-          <w:i w:val="0"/>
-          <w:sz w:val="23"/>
-        </w:rPr>
-        <w:t xml:space="preserve"> Căn cứ theo định hướng Chủ đề 4 (Slide 15–16 bài giảng </w:t>
-      </w:r>
-      <w:r>
-        <w:rPr>
-          <w:rFonts w:ascii="Times New Roman" w:hAnsi="Times New Roman"/>
-          <w:i/>
-          <w:sz w:val="23"/>
-        </w:rPr>
-        <w:t>Hướng dẫn Đề tài Đồ án Môn học</w:t>
-      </w:r>
-      <w:r>
-        <w:rPr>
-          <w:rFonts w:ascii="Times New Roman" w:hAnsi="Times New Roman"/>
-          <w:b w:val="0"/>
-          <w:i w:val="0"/>
-          <w:sz w:val="23"/>
-        </w:rPr>
-        <w:t xml:space="preserve">), nhóm kế thừa kiến trúc và các thuật toán cốt lõi từ </w:t>
+        <w:t xml:space="preserve"> vs </w:t>
       </w:r>
       <w:r>
         <w:rPr>
@@ -3400,7 +3383,7 @@
           <w:color w:val="A02020"/>
           <w:sz w:val="20"/>
         </w:rPr>
-        <w:t>ch4_dynafuzz</w:t>
+        <w:t>checksum_ok</w:t>
       </w:r>
       <w:r>
         <w:rPr>
@@ -3409,7 +3392,67 @@
           <w:i w:val="0"/>
           <w:sz w:val="23"/>
         </w:rPr>
-        <w:t xml:space="preserve"> (kiểm thử hộp đen ngẫu nhiên </w:t>
+        <w:t xml:space="preserve"> theo đúng giới hạn kiến trúc của tool (1 cặp duy nhất).</w:t>
+      </w:r>
+    </w:p>
+    <w:p>
+      <w:pPr>
+        <w:pStyle w:val="ListBullet"/>
+        <w:spacing w:after="60" w:line="300" w:lineRule="auto"/>
+      </w:pPr>
+      <w:r>
+        <w:rPr>
+          <w:rFonts w:ascii="Times New Roman" w:hAnsi="Times New Roman"/>
+          <w:i/>
+          <w:sz w:val="23"/>
+        </w:rPr>
+        <w:t>Lưu ý về tính trung thực học thuật:</w:t>
+      </w:r>
+      <w:r>
+        <w:rPr>
+          <w:rFonts w:ascii="Times New Roman" w:hAnsi="Times New Roman"/>
+          <w:b w:val="0"/>
+          <w:i w:val="0"/>
+          <w:sz w:val="23"/>
+        </w:rPr>
+        <w:t xml:space="preserve"> Bộ sinh mã của SecLab chỉ tạo các hàm khuôn mẫu đơn lẻ; nhóm không tuyên bố công cụ tự động sinh trọn gói mã nguồn bộ phân tích FZP1 hay sinh toàn bộ dự án.</w:t>
+      </w:r>
+    </w:p>
+    <w:p>
+      <w:pPr>
+        <w:pStyle w:val="ListBullet"/>
+        <w:spacing w:after="60" w:line="300" w:lineRule="auto"/>
+      </w:pPr>
+      <w:r>
+        <w:rPr>
+          <w:rFonts w:ascii="Times New Roman" w:hAnsi="Times New Roman"/>
+          <w:b/>
+          <w:sz w:val="23"/>
+        </w:rPr>
+        <w:t>Nghiên cứu &amp; Thực nghiệm Độc lập của Nhóm:</w:t>
+      </w:r>
+    </w:p>
+    <w:p>
+      <w:pPr>
+        <w:pStyle w:val="ListBullet"/>
+        <w:spacing w:after="60" w:line="300" w:lineRule="auto"/>
+      </w:pPr>
+      <w:r>
+        <w:rPr>
+          <w:rFonts w:ascii="Times New Roman" w:hAnsi="Times New Roman"/>
+          <w:b/>
+          <w:sz w:val="23"/>
+        </w:rPr>
+        <w:t>Hiện thực Bộ Parser FZP1 Nhị phân Hoàn chỉnh:</w:t>
+      </w:r>
+      <w:r>
+        <w:rPr>
+          <w:rFonts w:ascii="Times New Roman" w:hAnsi="Times New Roman"/>
+          <w:b w:val="0"/>
+          <w:i w:val="0"/>
+          <w:sz w:val="23"/>
+        </w:rPr>
+        <w:t xml:space="preserve"> Nhóm tự tay lập trình bộ phân tích cú pháp C nhị phân (</w:t>
       </w:r>
       <w:r>
         <w:rPr>
@@ -3418,7 +3461,7 @@
           <w:color w:val="A02020"/>
           <w:sz w:val="20"/>
         </w:rPr>
-        <w:t>random mutation</w:t>
+        <w:t>source/fzp1_parser_v0.c</w:t>
       </w:r>
       <w:r>
         <w:rPr>
@@ -3427,7 +3470,7 @@
           <w:i w:val="0"/>
           <w:sz w:val="23"/>
         </w:rPr>
-        <w:t xml:space="preserve">, bao gói giao thức cấu trúc </w:t>
+        <w:t xml:space="preserve"> và </w:t>
       </w:r>
       <w:r>
         <w:rPr>
@@ -3436,7 +3479,7 @@
           <w:color w:val="A02020"/>
           <w:sz w:val="20"/>
         </w:rPr>
-        <w:t>greybox</w:t>
+        <w:t>source/fzp1_parser_v1.c</w:t>
       </w:r>
       <w:r>
         <w:rPr>
@@ -3445,7 +3488,30 @@
           <w:i w:val="0"/>
           <w:sz w:val="23"/>
         </w:rPr>
-        <w:t xml:space="preserve">, và kỹ thuật thực thi ký hiệu concolic </w:t>
+        <w:t>), cài đặt cấu trúc tệp nhị phân 4B Magic + 1B Length + Payload + 1B XOR Checksum, bộ đệm ngăn xếp 16 byte, và vòng đời run-to-completion thu hồi Heap an toàn.</w:t>
+      </w:r>
+    </w:p>
+    <w:p>
+      <w:pPr>
+        <w:pStyle w:val="ListBullet"/>
+        <w:spacing w:after="60" w:line="300" w:lineRule="auto"/>
+      </w:pPr>
+      <w:r>
+        <w:rPr>
+          <w:rFonts w:ascii="Times New Roman" w:hAnsi="Times New Roman"/>
+          <w:b/>
+          <w:sz w:val="23"/>
+        </w:rPr>
+        <w:t>Phát triển Module Fuzzer Mở rộng (`source/ch4_dynafuzz_fzp1.py`):</w:t>
+      </w:r>
+      <w:r>
+        <w:rPr>
+          <w:rFonts w:ascii="Times New Roman" w:hAnsi="Times New Roman"/>
+          <w:b w:val="0"/>
+          <w:i w:val="0"/>
+          <w:sz w:val="23"/>
+        </w:rPr>
+        <w:t xml:space="preserve"> Dựa trên kiến trúc thuật toán </w:t>
       </w:r>
       <w:r>
         <w:rPr>
@@ -3454,7 +3520,7 @@
           <w:color w:val="A02020"/>
           <w:sz w:val="20"/>
         </w:rPr>
-        <w:t>04_concolic_execution.py</w:t>
+        <w:t>ch4_dynafuzz</w:t>
       </w:r>
       <w:r>
         <w:rPr>
@@ -3463,7 +3529,7 @@
           <w:i w:val="0"/>
           <w:sz w:val="23"/>
         </w:rPr>
-        <w:t xml:space="preserve">, </w:t>
+        <w:t xml:space="preserve"> được hướng dẫn ở Chủ đề 4, nhóm xây dựng module mở rộng với 3 fuzzer chuyên biệt (</w:t>
       </w:r>
       <w:r>
         <w:rPr>
@@ -3472,7 +3538,7 @@
           <w:color w:val="A02020"/>
           <w:sz w:val="20"/>
         </w:rPr>
-        <w:t>06_white_box_fuzzing.py</w:t>
+        <w:t>FZP1BlackBoxFuzzer</w:t>
       </w:r>
       <w:r>
         <w:rPr>
@@ -3481,67 +3547,7 @@
           <w:i w:val="0"/>
           <w:sz w:val="23"/>
         </w:rPr>
-        <w:t>).</w:t>
-      </w:r>
-    </w:p>
-    <w:p>
-      <w:pPr>
-        <w:pStyle w:val="ListBullet"/>
-        <w:spacing w:after="60" w:line="300" w:lineRule="auto"/>
-      </w:pPr>
-      <w:r>
-        <w:rPr>
-          <w:rFonts w:ascii="Times New Roman" w:hAnsi="Times New Roman"/>
-          <w:i/>
-          <w:sz w:val="23"/>
-        </w:rPr>
-        <w:t>Lưu ý về tính trung thực học thuật:</w:t>
-      </w:r>
-      <w:r>
-        <w:rPr>
-          <w:rFonts w:ascii="Times New Roman" w:hAnsi="Times New Roman"/>
-          <w:b w:val="0"/>
-          <w:i w:val="0"/>
-          <w:sz w:val="23"/>
-        </w:rPr>
-        <w:t xml:space="preserve"> Bộ sinh mã của SecLab chỉ tạo các hàm khuôn mẫu đơn lẻ; nhóm không tuyên bố công cụ tự động tổng hợp trọn gói bộ phân tích cú pháp tệp nhị phân FZP1.</w:t>
-      </w:r>
-    </w:p>
-    <w:p>
-      <w:pPr>
-        <w:pStyle w:val="ListBullet"/>
-        <w:spacing w:after="60" w:line="300" w:lineRule="auto"/>
-      </w:pPr>
-      <w:r>
-        <w:rPr>
-          <w:rFonts w:ascii="Times New Roman" w:hAnsi="Times New Roman"/>
-          <w:b/>
-          <w:sz w:val="23"/>
-        </w:rPr>
-        <w:t>Nghiên cứu Thực nghiệm Độc lập &amp; Chiều sâu Chuyên môn của Nhóm (30%):</w:t>
-      </w:r>
-    </w:p>
-    <w:p>
-      <w:pPr>
-        <w:pStyle w:val="ListBullet"/>
-        <w:spacing w:after="60" w:line="300" w:lineRule="auto"/>
-      </w:pPr>
-      <w:r>
-        <w:rPr>
-          <w:rFonts w:ascii="Times New Roman" w:hAnsi="Times New Roman"/>
-          <w:b/>
-          <w:sz w:val="23"/>
-        </w:rPr>
-        <w:t>Hiện thực Bộ Parser FZP1 Nhị phân Hoàn chỉnh:</w:t>
-      </w:r>
-      <w:r>
-        <w:rPr>
-          <w:rFonts w:ascii="Times New Roman" w:hAnsi="Times New Roman"/>
-          <w:b w:val="0"/>
-          <w:i w:val="0"/>
-          <w:sz w:val="23"/>
-        </w:rPr>
-        <w:t xml:space="preserve"> Nhóm tự tay lập trình bộ phân tích cú pháp C nhị phân (</w:t>
+        <w:t xml:space="preserve">, </w:t>
       </w:r>
       <w:r>
         <w:rPr>
@@ -3550,7 +3556,7 @@
           <w:color w:val="A02020"/>
           <w:sz w:val="20"/>
         </w:rPr>
-        <w:t>source/fzp1_parser_v0.c</w:t>
+        <w:t>FZP1GreyboxFuzzer</w:t>
       </w:r>
       <w:r>
         <w:rPr>
@@ -3559,7 +3565,7 @@
           <w:i w:val="0"/>
           <w:sz w:val="23"/>
         </w:rPr>
-        <w:t xml:space="preserve"> và </w:t>
+        <w:t xml:space="preserve">, </w:t>
       </w:r>
       <w:r>
         <w:rPr>
@@ -3568,7 +3574,7 @@
           <w:color w:val="A02020"/>
           <w:sz w:val="20"/>
         </w:rPr>
-        <w:t>source/fzp1_parser_v1.c</w:t>
+        <w:t>FZP1WhiteBoxFuzzer</w:t>
       </w:r>
       <w:r>
         <w:rPr>
@@ -3577,7 +3583,7 @@
           <w:i w:val="0"/>
           <w:sz w:val="23"/>
         </w:rPr>
-        <w:t>), cài đặt cấu trúc tệp nhị phân 4B Magic + 1B Length + Payload + 1B XOR Checksum, bộ đệm ngăn xếp 16 byte, và vòng đời run-to-completion thu hồi Heap an toàn.</w:t>
+        <w:t>). Trong đó, fuzzer White-box được nhóm mô hình hóa thủ công điều kiện rẽ nhánh (path condition) của parser bằng Z3 SMT Bit-Vector solver để tự động tổng hợp gói tin vượt rào cản.</w:t>
       </w:r>
     </w:p>
     <w:p>
@@ -3591,7 +3597,7 @@
           <w:b/>
           <w:sz w:val="23"/>
         </w:rPr>
-        <w:t>Phát triển Module Fuzzer Mở rộng (`source/ch4_dynafuzz_fzp1.py`):</w:t>
+        <w:t>Phân tích Bản chất Ô nhớ Mức thấp:</w:t>
       </w:r>
       <w:r>
         <w:rPr>
@@ -3600,7 +3606,7 @@
           <w:i w:val="0"/>
           <w:sz w:val="23"/>
         </w:rPr>
-        <w:t xml:space="preserve"> Kế thừa kiến trúc </w:t>
+        <w:t xml:space="preserve"> Nhóm phân tích chi tiết cơ chế ô nhớ Stack Frame x86_64, phân tích shadow bytes AddressSanitizer (</w:t>
       </w:r>
       <w:r>
         <w:rPr>
@@ -3609,7 +3615,7 @@
           <w:color w:val="A02020"/>
           <w:sz w:val="20"/>
         </w:rPr>
-        <w:t>ch4_dynafuzz</w:t>
+        <w:t>[f3]</w:t>
       </w:r>
       <w:r>
         <w:rPr>
@@ -3618,16 +3624,15 @@
           <w:i w:val="0"/>
           <w:sz w:val="23"/>
         </w:rPr>
-        <w:t>, nhóm xây dựng module mở rộng với 3 fuzzer chuyên biệt (</w:t>
-      </w:r>
-      <w:r>
-        <w:rPr>
-          <w:rFonts w:ascii="Consolas" w:hAnsi="Consolas"/>
+        <w:t xml:space="preserve">), chứng minh điểm mù phân tích tĩnh của Cppcheck, và xây dựng bản vá hoàn chỉnh chuẩn </w:t>
+      </w:r>
+      <w:r>
+        <w:rPr>
+          <w:rFonts w:ascii="Times New Roman" w:hAnsi="Times New Roman"/>
           <w:b/>
-          <w:color w:val="A02020"/>
-          <w:sz w:val="20"/>
-        </w:rPr>
-        <w:t>FZP1BlackBoxFuzzer</w:t>
+          <w:sz w:val="23"/>
+        </w:rPr>
+        <w:t>CERT C</w:t>
       </w:r>
       <w:r>
         <w:rPr>
@@ -3636,61 +3641,7 @@
           <w:i w:val="0"/>
           <w:sz w:val="23"/>
         </w:rPr>
-        <w:t xml:space="preserve">, </w:t>
-      </w:r>
-      <w:r>
-        <w:rPr>
-          <w:rFonts w:ascii="Consolas" w:hAnsi="Consolas"/>
-          <w:b/>
-          <w:color w:val="A02020"/>
-          <w:sz w:val="20"/>
-        </w:rPr>
-        <w:t>FZP1GreyboxFuzzer</w:t>
-      </w:r>
-      <w:r>
-        <w:rPr>
-          <w:rFonts w:ascii="Times New Roman" w:hAnsi="Times New Roman"/>
-          <w:b w:val="0"/>
-          <w:i w:val="0"/>
-          <w:sz w:val="23"/>
-        </w:rPr>
-        <w:t xml:space="preserve">, </w:t>
-      </w:r>
-      <w:r>
-        <w:rPr>
-          <w:rFonts w:ascii="Consolas" w:hAnsi="Consolas"/>
-          <w:b/>
-          <w:color w:val="A02020"/>
-          <w:sz w:val="20"/>
-        </w:rPr>
-        <w:t>FZP1WhiteBoxFuzzer</w:t>
-      </w:r>
-      <w:r>
-        <w:rPr>
-          <w:rFonts w:ascii="Times New Roman" w:hAnsi="Times New Roman"/>
-          <w:b w:val="0"/>
-          <w:i w:val="0"/>
-          <w:sz w:val="23"/>
-        </w:rPr>
-        <w:t xml:space="preserve">). Trong đó, fuzzer White-box được nhóm trực tiếp phân tích mã nguồn parser và mô hình hóa thủ công điều kiện rẽ nhánh (path condition) thành hệ phương trình Bit-Vector trong Z3 Solver (ràng buộc 4 byte Magic </w:t>
-      </w:r>
-      <w:r>
-        <w:rPr>
-          <w:rFonts w:ascii="Consolas" w:hAnsi="Consolas"/>
-          <w:b/>
-          <w:color w:val="A02020"/>
-          <w:sz w:val="20"/>
-        </w:rPr>
-        <w:t>"FZP1"</w:t>
-      </w:r>
-      <w:r>
-        <w:rPr>
-          <w:rFonts w:ascii="Times New Roman" w:hAnsi="Times New Roman"/>
-          <w:b w:val="0"/>
-          <w:i w:val="0"/>
-          <w:sz w:val="23"/>
-        </w:rPr>
-        <w:t>, chọn độ dài payload L &gt; 16 để kích hoạt nhánh tràn ngăn xếp, và giải ngược XOR Checksum để vượt qua xác thực), tự động tổng hợp gói tin khai thác thỏa mãn (SAT).</w:t>
+        <w:t xml:space="preserve"> (CERT STR31-C, MEM30-C, MEM31-C).</w:t>
       </w:r>
     </w:p>
     <w:p>
@@ -3704,7 +3655,7 @@
           <w:b/>
           <w:sz w:val="23"/>
         </w:rPr>
-        <w:t>Phân tích Bản chất Ô nhớ Mức thấp:</w:t>
+        <w:t>Thiết kế Benchmark 30 Trials Khách quan:</w:t>
       </w:r>
       <w:r>
         <w:rPr>
@@ -3713,65 +3664,7 @@
           <w:i w:val="0"/>
           <w:sz w:val="23"/>
         </w:rPr>
-        <w:t xml:space="preserve"> Nhóm phân tích chi tiết cơ chế ô nhớ Stack Frame x86_64, phân tích shadow bytes AddressSanitizer (</w:t>
-      </w:r>
-      <w:r>
-        <w:rPr>
-          <w:rFonts w:ascii="Consolas" w:hAnsi="Consolas"/>
-          <w:b/>
-          <w:color w:val="A02020"/>
-          <w:sz w:val="20"/>
-        </w:rPr>
-        <w:t>[f3]</w:t>
-      </w:r>
-      <w:r>
-        <w:rPr>
-          <w:rFonts w:ascii="Times New Roman" w:hAnsi="Times New Roman"/>
-          <w:b w:val="0"/>
-          <w:i w:val="0"/>
-          <w:sz w:val="23"/>
-        </w:rPr>
-        <w:t xml:space="preserve">), chứng minh điểm mù phân tích tĩnh của Cppcheck, và xây dựng bản vá hoàn chỉnh chuẩn </w:t>
-      </w:r>
-      <w:r>
-        <w:rPr>
-          <w:rFonts w:ascii="Times New Roman" w:hAnsi="Times New Roman"/>
-          <w:b/>
-          <w:sz w:val="23"/>
-        </w:rPr>
-        <w:t>CERT C</w:t>
-      </w:r>
-      <w:r>
-        <w:rPr>
-          <w:rFonts w:ascii="Times New Roman" w:hAnsi="Times New Roman"/>
-          <w:b w:val="0"/>
-          <w:i w:val="0"/>
-          <w:sz w:val="23"/>
-        </w:rPr>
-        <w:t xml:space="preserve"> (CERT STR31-C, MEM30-C, MEM31-C).</w:t>
-      </w:r>
-    </w:p>
-    <w:p>
-      <w:pPr>
-        <w:pStyle w:val="ListBullet"/>
-        <w:spacing w:after="60" w:line="300" w:lineRule="auto"/>
-      </w:pPr>
-      <w:r>
-        <w:rPr>
-          <w:rFonts w:ascii="Times New Roman" w:hAnsi="Times New Roman"/>
-          <w:b/>
-          <w:sz w:val="23"/>
-        </w:rPr>
-        <w:t>Thiết kế Benchmark 30 Trials Khách quan:</w:t>
-      </w:r>
-      <w:r>
-        <w:rPr>
-          <w:rFonts w:ascii="Times New Roman" w:hAnsi="Times New Roman"/>
-          <w:b w:val="0"/>
-          <w:i w:val="0"/>
-          <w:sz w:val="23"/>
-        </w:rPr>
-        <w:t xml:space="preserve"> Thực thi 30 lượt đo kiểm độc lập, ghi nhận và trực quan hóa dữ liệu thống kê khách quan.</w:t>
+        <w:t xml:space="preserve"> Thực thi 30 lượt đo kiểm độc lập bằng mã nguồn thực tế, ghi nhận và trực quan hóa dữ liệu thống kê khách quan.</w:t>
       </w:r>
     </w:p>
     <w:p>

--- a/report/BaoCao_BTL_Nhom11.docx
+++ b/report/BaoCao_BTL_Nhom11.docx
@@ -3768,6 +3768,131 @@
         <w:br/>
         <w:t xml:space="preserve">    [!] MÃ LỆNH ĐẶC BIỆT: Gói tin kích hoạt lệnh hủy phiên khẩn cấp (CMD_ABORT_SESSION 0xFF)</w:t>
       </w:r>
+    </w:p>
+    <w:p>
+      <w:pPr>
+        <w:spacing w:line="360" w:lineRule="auto" w:after="120"/>
+        <w:jc w:val="both"/>
+      </w:pPr>
+      <w:r>
+        <w:rPr>
+          <w:rFonts w:ascii="Times New Roman" w:hAnsi="Times New Roman"/>
+          <w:b w:val="0"/>
+          <w:i w:val="0"/>
+          <w:sz w:val="26"/>
+        </w:rPr>
+        <w:t xml:space="preserve">Dưới đây là vị trí dành cho hình ảnh chụp màn hình thực tế từ phần mềm Wireshark khi mở tệp gói tin mạng </w:t>
+      </w:r>
+      <w:r>
+        <w:rPr>
+          <w:rFonts w:ascii="Consolas" w:hAnsi="Consolas"/>
+          <w:b/>
+          <w:color w:val="A02020"/>
+          <w:sz w:val="23"/>
+        </w:rPr>
+        <w:t>network_capture/iot_sensor_stream.pcap</w:t>
+      </w:r>
+      <w:r>
+        <w:rPr>
+          <w:rFonts w:ascii="Times New Roman" w:hAnsi="Times New Roman"/>
+          <w:b w:val="0"/>
+          <w:i w:val="0"/>
+          <w:sz w:val="26"/>
+        </w:rPr>
+        <w:t xml:space="preserve">, thể hiện trực quan các khung truyền UDP chứa Magic Header </w:t>
+      </w:r>
+      <w:r>
+        <w:rPr>
+          <w:rFonts w:ascii="Consolas" w:hAnsi="Consolas"/>
+          <w:b/>
+          <w:color w:val="A02020"/>
+          <w:sz w:val="23"/>
+        </w:rPr>
+        <w:t>FZP1</w:t>
+      </w:r>
+      <w:r>
+        <w:rPr>
+          <w:rFonts w:ascii="Times New Roman" w:hAnsi="Times New Roman"/>
+          <w:b w:val="0"/>
+          <w:i w:val="0"/>
+          <w:sz w:val="26"/>
+        </w:rPr>
+        <w:t xml:space="preserve"> (0x46, 0x5A, 0x50, 0x31) và trường kiểm tra tính toàn vẹn Checksum:</w:t>
+      </w:r>
+    </w:p>
+    <w:tbl>
+      <w:tblPr>
+        <w:tblW w:type="auto" w:w="0"/>
+        <w:jc w:val="center"/>
+        <w:tblLook w:firstColumn="1" w:firstRow="1" w:lastColumn="0" w:lastRow="0" w:noHBand="0" w:noVBand="1" w:val="04A0"/>
+        <w:tblBorders>
+          <w:top w:val="single" w:sz="6" w:space="0" w:color="E0A96D"/>
+          <w:bottom w:val="single" w:sz="6" w:space="0" w:color="E0A96D"/>
+          <w:left w:val="none"/>
+          <w:right w:val="none"/>
+          <w:insideH w:val="single" w:sz="6" w:space="0" w:color="E0A96D"/>
+          <w:insideV w:val="none"/>
+        </w:tblBorders>
+      </w:tblPr>
+      <w:tblGrid>
+        <w:gridCol w:w="9355"/>
+      </w:tblGrid>
+      <w:tr>
+        <w:tc>
+          <w:tcPr>
+            <w:tcW w:type="dxa" w:w="9355"/>
+            <w:shd w:fill="FFFDF5"/>
+            <w:tcMar>
+              <w:top w:w="140" w:type="dxa"/>
+              <w:bottom w:w="140" w:type="dxa"/>
+              <w:left w:w="180" w:type="dxa"/>
+              <w:right w:w="180" w:type="dxa"/>
+            </w:tcMar>
+          </w:tcPr>
+          <w:p>
+            <w:pPr>
+              <w:spacing w:before="80" w:after="80" w:line="300" w:lineRule="auto"/>
+              <w:jc w:val="center"/>
+            </w:pPr>
+            <w:r>
+              <w:rPr>
+                <w:rFonts w:ascii="Times New Roman" w:hAnsi="Times New Roman"/>
+                <w:b/>
+                <w:color w:val="B45000"/>
+                <w:sz w:val="22"/>
+              </w:rPr>
+              <w:t>📷 [KHUNG CHỜ CHÈN ẢNH MINH CHỨNG THỰC TẾ]</w:t>
+              <w:br/>
+            </w:r>
+            <w:r>
+              <w:rPr>
+                <w:rFonts w:ascii="Times New Roman" w:hAnsi="Times New Roman"/>
+                <w:b/>
+                <w:color w:val="44546A"/>
+                <w:sz w:val="21"/>
+              </w:rPr>
+              <w:t>Nội dung minh chứng: Giao diện phần mềm Wireshark phân tích gói tin mạng FZP1 thực tế từ tệp iot_sensor_stream.pcap</w:t>
+              <w:br/>
+            </w:r>
+            <w:r>
+              <w:rPr>
+                <w:rFonts w:ascii="Times New Roman" w:hAnsi="Times New Roman"/>
+                <w:i/>
+                <w:color w:val="595959"/>
+                <w:sz w:val="19"/>
+              </w:rPr>
+              <w:t>Đường dẫn tệp cần bổ sung: report/screenshots/wireshark_pcap_trace.png</w:t>
+              <w:br/>
+              <w:t>(Ghi chú: Sinh viên tự thực hiện thao tác và chụp màn hình thực tế trên máy tính, lưu ảnh định dạng PNG vào đường dẫn trên. Hệ thống biên soạn sẽ tự động nhận diện và chèn ảnh thật vào vị trí này).</w:t>
+            </w:r>
+          </w:p>
+        </w:tc>
+      </w:tr>
+    </w:tbl>
+    <w:p>
+      <w:pPr>
+        <w:spacing w:after="120"/>
+      </w:pPr>
     </w:p>
     <w:p>
       <w:pPr>
@@ -16843,6 +16968,146 @@
     </w:p>
     <w:p>
       <w:pPr>
+        <w:pStyle w:val="ListBullet"/>
+        <w:spacing w:after="80" w:line="360" w:lineRule="auto"/>
+        <w:jc w:val="both"/>
+      </w:pPr>
+      <w:r>
+        <w:rPr>
+          <w:rFonts w:ascii="Times New Roman" w:hAnsi="Times New Roman"/>
+          <w:b/>
+          <w:sz w:val="26"/>
+        </w:rPr>
+        <w:t>Minh chứng Thực thi Terminal Kiểm định:</w:t>
+      </w:r>
+    </w:p>
+    <w:p>
+      <w:pPr>
+        <w:spacing w:line="360" w:lineRule="auto" w:after="120"/>
+        <w:jc w:val="both"/>
+      </w:pPr>
+      <w:r>
+        <w:rPr>
+          <w:rFonts w:ascii="Times New Roman" w:hAnsi="Times New Roman"/>
+          <w:b w:val="0"/>
+          <w:i w:val="0"/>
+          <w:sz w:val="26"/>
+        </w:rPr>
+        <w:t xml:space="preserve">Dưới đây là vị trí dành cho hình ảnh chụp màn hình cửa sổ Windows PowerShell trên máy thực tế khi chạy thành công bộ thẩm định tự động toàn diện 8 khâu </w:t>
+      </w:r>
+      <w:r>
+        <w:rPr>
+          <w:rFonts w:ascii="Consolas" w:hAnsi="Consolas"/>
+          <w:b/>
+          <w:color w:val="A02020"/>
+          <w:sz w:val="23"/>
+        </w:rPr>
+        <w:t>scripts/verify_project.py</w:t>
+      </w:r>
+      <w:r>
+        <w:rPr>
+          <w:rFonts w:ascii="Times New Roman" w:hAnsi="Times New Roman"/>
+          <w:b w:val="0"/>
+          <w:i w:val="0"/>
+          <w:sz w:val="26"/>
+        </w:rPr>
+        <w:t xml:space="preserve"> và bộ kiểm thử tự động 14 test cases </w:t>
+      </w:r>
+      <w:r>
+        <w:rPr>
+          <w:rFonts w:ascii="Consolas" w:hAnsi="Consolas"/>
+          <w:b/>
+          <w:color w:val="A02020"/>
+          <w:sz w:val="23"/>
+        </w:rPr>
+        <w:t>pytest tests/ -v</w:t>
+      </w:r>
+      <w:r>
+        <w:rPr>
+          <w:rFonts w:ascii="Times New Roman" w:hAnsi="Times New Roman"/>
+          <w:b w:val="0"/>
+          <w:i w:val="0"/>
+          <w:sz w:val="26"/>
+        </w:rPr>
+        <w:t>:</w:t>
+      </w:r>
+    </w:p>
+    <w:tbl>
+      <w:tblPr>
+        <w:tblW w:type="auto" w:w="0"/>
+        <w:jc w:val="center"/>
+        <w:tblLook w:firstColumn="1" w:firstRow="1" w:lastColumn="0" w:lastRow="0" w:noHBand="0" w:noVBand="1" w:val="04A0"/>
+        <w:tblBorders>
+          <w:top w:val="single" w:sz="6" w:space="0" w:color="E0A96D"/>
+          <w:bottom w:val="single" w:sz="6" w:space="0" w:color="E0A96D"/>
+          <w:left w:val="none"/>
+          <w:right w:val="none"/>
+          <w:insideH w:val="single" w:sz="6" w:space="0" w:color="E0A96D"/>
+          <w:insideV w:val="none"/>
+        </w:tblBorders>
+      </w:tblPr>
+      <w:tblGrid>
+        <w:gridCol w:w="9355"/>
+      </w:tblGrid>
+      <w:tr>
+        <w:tc>
+          <w:tcPr>
+            <w:tcW w:type="dxa" w:w="9355"/>
+            <w:shd w:fill="FFFDF5"/>
+            <w:tcMar>
+              <w:top w:w="140" w:type="dxa"/>
+              <w:bottom w:w="140" w:type="dxa"/>
+              <w:left w:w="180" w:type="dxa"/>
+              <w:right w:w="180" w:type="dxa"/>
+            </w:tcMar>
+          </w:tcPr>
+          <w:p>
+            <w:pPr>
+              <w:spacing w:before="80" w:after="80" w:line="300" w:lineRule="auto"/>
+              <w:jc w:val="center"/>
+            </w:pPr>
+            <w:r>
+              <w:rPr>
+                <w:rFonts w:ascii="Times New Roman" w:hAnsi="Times New Roman"/>
+                <w:b/>
+                <w:color w:val="B45000"/>
+                <w:sz w:val="22"/>
+              </w:rPr>
+              <w:t>📷 [KHUNG CHỜ CHÈN ẢNH MINH CHỨNG THỰC TẾ]</w:t>
+              <w:br/>
+            </w:r>
+            <w:r>
+              <w:rPr>
+                <w:rFonts w:ascii="Times New Roman" w:hAnsi="Times New Roman"/>
+                <w:b/>
+                <w:color w:val="44546A"/>
+                <w:sz w:val="21"/>
+              </w:rPr>
+              <w:t>Nội dung minh chứng: Giao diện Terminal Windows PowerShell thực tế chạy thành công bộ thẩm định tự động 8 khâu verify_project.py và PyTest</w:t>
+              <w:br/>
+            </w:r>
+            <w:r>
+              <w:rPr>
+                <w:rFonts w:ascii="Times New Roman" w:hAnsi="Times New Roman"/>
+                <w:i/>
+                <w:color w:val="595959"/>
+                <w:sz w:val="19"/>
+              </w:rPr>
+              <w:t>Đường dẫn tệp cần bổ sung: report/screenshots/terminal_verify_8_stages.png</w:t>
+              <w:br/>
+              <w:t>(Ghi chú: Sinh viên tự thực hiện thao tác và chụp màn hình thực tế trên máy tính, lưu ảnh định dạng PNG vào đường dẫn trên. Hệ thống biên soạn sẽ tự động nhận diện và chèn ảnh thật vào vị trí này).</w:t>
+            </w:r>
+          </w:p>
+        </w:tc>
+      </w:tr>
+    </w:tbl>
+    <w:p>
+      <w:pPr>
+        <w:spacing w:after="120"/>
+      </w:pPr>
+    </w:p>
+    <w:p>
+      <w:pPr>
         <w:keepNext/>
         <w:spacing w:before="200" w:after="60"/>
       </w:pPr>
@@ -17228,7 +17493,7 @@
           <w:i w:val="0"/>
           <w:sz w:val="26"/>
         </w:rPr>
-        <w:t xml:space="preserve">Dưới đây là hình ảnh chụp trực tiếp từ cửa sổ giao diện khi chạy các tệp thực thi gốc </w:t>
+        <w:t xml:space="preserve">Dưới đây là vị trí dành cho hình ảnh chụp màn hình trực tiếp từ cửa sổ giao diện công cụ </w:t>
       </w:r>
       <w:r>
         <w:rPr>
@@ -17237,16 +17502,16 @@
           <w:color w:val="A02020"/>
           <w:sz w:val="23"/>
         </w:rPr>
-        <w:t>SpecVerificationLab.exe</w:t>
-      </w:r>
-      <w:r>
-        <w:rPr>
-          <w:rFonts w:ascii="Times New Roman" w:hAnsi="Times New Roman"/>
-          <w:b w:val="0"/>
-          <w:i w:val="0"/>
-          <w:sz w:val="26"/>
-        </w:rPr>
-        <w:t xml:space="preserve"> và </w:t>
+        <w:t>SecLabFramework.exe</w:t>
+      </w:r>
+      <w:r>
+        <w:rPr>
+          <w:rFonts w:ascii="Times New Roman" w:hAnsi="Times New Roman"/>
+          <w:b w:val="0"/>
+          <w:i w:val="0"/>
+          <w:sz w:val="26"/>
+        </w:rPr>
+        <w:t xml:space="preserve"> (Tab Ch6) hoặc </w:t>
       </w:r>
       <w:r>
         <w:rPr>
@@ -17255,127 +17520,109 @@
           <w:color w:val="A02020"/>
           <w:sz w:val="23"/>
         </w:rPr>
-        <w:t>SecLabFramework.exe</w:t>
-      </w:r>
-      <w:r>
-        <w:rPr>
-          <w:rFonts w:ascii="Times New Roman" w:hAnsi="Times New Roman"/>
-          <w:b w:val="0"/>
-          <w:i w:val="0"/>
-          <w:sz w:val="26"/>
-        </w:rPr>
-        <w:t>:</w:t>
+        <w:t>SpecVerificationLab.exe</w:t>
+      </w:r>
+      <w:r>
+        <w:rPr>
+          <w:rFonts w:ascii="Times New Roman" w:hAnsi="Times New Roman"/>
+          <w:b w:val="0"/>
+          <w:i w:val="0"/>
+          <w:sz w:val="26"/>
+        </w:rPr>
+        <w:t xml:space="preserve"> sau khi nạp tệp đặc tả </w:t>
+      </w:r>
+      <w:r>
+        <w:rPr>
+          <w:rFonts w:ascii="Consolas" w:hAnsi="Consolas"/>
+          <w:b/>
+          <w:color w:val="A02020"/>
+          <w:sz w:val="23"/>
+        </w:rPr>
+        <w:t>specification/Nhom11_FZP1_Fuzzing_Spec.xlsx</w:t>
+      </w:r>
+      <w:r>
+        <w:rPr>
+          <w:rFonts w:ascii="Times New Roman" w:hAnsi="Times New Roman"/>
+          <w:b w:val="0"/>
+          <w:i w:val="0"/>
+          <w:sz w:val="26"/>
+        </w:rPr>
+        <w:t xml:space="preserve"> và thực hiện đầy đủ quy trình kiểm chứng Pipeline (hiển thị danh sách REQ-1..9, mã nguồn C sinh ra và đồ thị kiểm chứng Kripke):</w:t>
       </w:r>
     </w:p>
+    <w:tbl>
+      <w:tblPr>
+        <w:tblW w:type="auto" w:w="0"/>
+        <w:jc w:val="center"/>
+        <w:tblLook w:firstColumn="1" w:firstRow="1" w:lastColumn="0" w:lastRow="0" w:noHBand="0" w:noVBand="1" w:val="04A0"/>
+        <w:tblBorders>
+          <w:top w:val="single" w:sz="6" w:space="0" w:color="E0A96D"/>
+          <w:bottom w:val="single" w:sz="6" w:space="0" w:color="E0A96D"/>
+          <w:left w:val="none"/>
+          <w:right w:val="none"/>
+          <w:insideH w:val="single" w:sz="6" w:space="0" w:color="E0A96D"/>
+          <w:insideV w:val="none"/>
+        </w:tblBorders>
+      </w:tblPr>
+      <w:tblGrid>
+        <w:gridCol w:w="9355"/>
+      </w:tblGrid>
+      <w:tr>
+        <w:tc>
+          <w:tcPr>
+            <w:tcW w:type="dxa" w:w="9355"/>
+            <w:shd w:fill="FFFDF5"/>
+            <w:tcMar>
+              <w:top w:w="140" w:type="dxa"/>
+              <w:bottom w:w="140" w:type="dxa"/>
+              <w:left w:w="180" w:type="dxa"/>
+              <w:right w:w="180" w:type="dxa"/>
+            </w:tcMar>
+          </w:tcPr>
+          <w:p>
+            <w:pPr>
+              <w:spacing w:before="80" w:after="80" w:line="300" w:lineRule="auto"/>
+              <w:jc w:val="center"/>
+            </w:pPr>
+            <w:r>
+              <w:rPr>
+                <w:rFonts w:ascii="Times New Roman" w:hAnsi="Times New Roman"/>
+                <w:b/>
+                <w:color w:val="B45000"/>
+                <w:sz w:val="22"/>
+              </w:rPr>
+              <w:t>📷 [KHUNG CHỜ CHÈN ẢNH MINH CHỨNG THỰC TẾ]</w:t>
+              <w:br/>
+            </w:r>
+            <w:r>
+              <w:rPr>
+                <w:rFonts w:ascii="Times New Roman" w:hAnsi="Times New Roman"/>
+                <w:b/>
+                <w:color w:val="44546A"/>
+                <w:sz w:val="21"/>
+              </w:rPr>
+              <w:t>Nội dung minh chứng: Giao diện thực tế công cụ SecLabFramework (Tab Ch6) khi nạp đặc tả Nhom11_FZP1_Fuzzing_Spec.xlsx và chạy Pipeline kiểm chứng</w:t>
+              <w:br/>
+            </w:r>
+            <w:r>
+              <w:rPr>
+                <w:rFonts w:ascii="Times New Roman" w:hAnsi="Times New Roman"/>
+                <w:i/>
+                <w:color w:val="595959"/>
+                <w:sz w:val="19"/>
+              </w:rPr>
+              <w:t>Đường dẫn tệp cần bổ sung: report/screenshots/seclab_real_pipeline_verified.png</w:t>
+              <w:br/>
+              <w:t>(Ghi chú: Sinh viên tự thực hiện thao tác và chụp màn hình thực tế trên máy tính, lưu ảnh định dạng PNG vào đường dẫn trên. Hệ thống biên soạn sẽ tự động nhận diện và chèn ảnh thật vào vị trí này).</w:t>
+            </w:r>
+          </w:p>
+        </w:tc>
+      </w:tr>
+    </w:tbl>
     <w:p>
       <w:pPr>
-        <w:spacing w:before="200" w:after="60"/>
-        <w:jc w:val="center"/>
-      </w:pPr>
-      <w:r>
-        <w:drawing>
-          <wp:inline xmlns:a="http://schemas.openxmlformats.org/drawingml/2006/main" xmlns:pic="http://schemas.openxmlformats.org/drawingml/2006/picture">
-            <wp:extent cx="5303520" cy="3588746"/>
-            <wp:docPr id="6" name="Picture 6"/>
-            <wp:cNvGraphicFramePr>
-              <a:graphicFrameLocks noChangeAspect="1"/>
-            </wp:cNvGraphicFramePr>
-            <a:graphic>
-              <a:graphicData uri="http://schemas.openxmlformats.org/drawingml/2006/picture">
-                <pic:pic>
-                  <pic:nvPicPr>
-                    <pic:cNvPr id="0" name="spec_verification_lab_authentic.png"/>
-                    <pic:cNvPicPr/>
-                  </pic:nvPicPr>
-                  <pic:blipFill>
-                    <a:blip r:embed="rId16"/>
-                    <a:stretch>
-                      <a:fillRect/>
-                    </a:stretch>
-                  </pic:blipFill>
-                  <pic:spPr>
-                    <a:xfrm>
-                      <a:off x="0" y="0"/>
-                      <a:ext cx="5303520" cy="3588746"/>
-                    </a:xfrm>
-                    <a:prstGeom prst="rect"/>
-                  </pic:spPr>
-                </pic:pic>
-              </a:graphicData>
-            </a:graphic>
-          </wp:inline>
-        </w:drawing>
-      </w:r>
-    </w:p>
-    <w:p>
-      <w:pPr>
-        <w:spacing w:after="200"/>
-        <w:jc w:val="center"/>
-      </w:pPr>
-      <w:r>
-        <w:rPr>
-          <w:rFonts w:ascii="Times New Roman" w:hAnsi="Times New Roman"/>
-          <w:i/>
-          <w:color w:val="44546A"/>
-          <w:sz w:val="20"/>
-        </w:rPr>
-        <w:t>Hình: Giao diện thực tế công cụ SpecVerificationLab.exe khi nạp và kiểm chứng đặc tả FZP1</w:t>
-      </w:r>
-    </w:p>
-    <w:p>
-      <w:pPr>
-        <w:spacing w:before="200" w:after="60"/>
-        <w:jc w:val="center"/>
-      </w:pPr>
-      <w:r>
-        <w:drawing>
-          <wp:inline xmlns:a="http://schemas.openxmlformats.org/drawingml/2006/main" xmlns:pic="http://schemas.openxmlformats.org/drawingml/2006/picture">
-            <wp:extent cx="5303520" cy="3588746"/>
-            <wp:docPr id="7" name="Picture 7"/>
-            <wp:cNvGraphicFramePr>
-              <a:graphicFrameLocks noChangeAspect="1"/>
-            </wp:cNvGraphicFramePr>
-            <a:graphic>
-              <a:graphicData uri="http://schemas.openxmlformats.org/drawingml/2006/picture">
-                <pic:pic>
-                  <pic:nvPicPr>
-                    <pic:cNvPr id="0" name="seclab_real_capture.png"/>
-                    <pic:cNvPicPr/>
-                  </pic:nvPicPr>
-                  <pic:blipFill>
-                    <a:blip r:embed="rId17"/>
-                    <a:stretch>
-                      <a:fillRect/>
-                    </a:stretch>
-                  </pic:blipFill>
-                  <pic:spPr>
-                    <a:xfrm>
-                      <a:off x="0" y="0"/>
-                      <a:ext cx="5303520" cy="3588746"/>
-                    </a:xfrm>
-                    <a:prstGeom prst="rect"/>
-                  </pic:spPr>
-                </pic:pic>
-              </a:graphicData>
-            </a:graphic>
-          </wp:inline>
-        </w:drawing>
-      </w:r>
-    </w:p>
-    <w:p>
-      <w:pPr>
-        <w:spacing w:after="200"/>
-        <w:jc w:val="center"/>
-      </w:pPr>
-      <w:r>
-        <w:rPr>
-          <w:rFonts w:ascii="Times New Roman" w:hAnsi="Times New Roman"/>
-          <w:i/>
-          <w:color w:val="44546A"/>
-          <w:sz w:val="20"/>
-        </w:rPr>
-        <w:t>Hình: Giao diện thực tế công cụ SecLabFramework.exe (Tab Ch6) khi kiểm chứng đặc tả FZP1</w:t>
-      </w:r>
+        <w:spacing w:after="120"/>
+      </w:pPr>
     </w:p>
     <w:p>
       <w:pPr>
@@ -19737,7 +19984,7 @@
         <w:drawing>
           <wp:inline xmlns:a="http://schemas.openxmlformats.org/drawingml/2006/main" xmlns:pic="http://schemas.openxmlformats.org/drawingml/2006/picture">
             <wp:extent cx="5303520" cy="3241040"/>
-            <wp:docPr id="8" name="Picture 8"/>
+            <wp:docPr id="6" name="Picture 6"/>
             <wp:cNvGraphicFramePr>
               <a:graphicFrameLocks noChangeAspect="1"/>
             </wp:cNvGraphicFramePr>
@@ -19749,7 +19996,7 @@
                     <pic:cNvPicPr/>
                   </pic:nvPicPr>
                   <pic:blipFill>
-                    <a:blip r:embed="rId18"/>
+                    <a:blip r:embed="rId16"/>
                     <a:stretch>
                       <a:fillRect/>
                     </a:stretch>
